--- a/Especificação Funcional - FIN 10740_FI06799_001 1.docx
+++ b/Especificação Funcional - FIN 10740_FI06799_001 1.docx
@@ -1,6 +1,6 @@
 
 <file path=word/document.xml><?xml version="1.0" encoding="utf-8"?>
-<w:document xmlns:wpc="http://schemas.microsoft.com/office/word/2010/wordprocessingCanvas" xmlns:cx="http://schemas.microsoft.com/office/drawing/2014/chartex" xmlns:cx1="http://schemas.microsoft.com/office/drawing/2015/9/8/chartex" xmlns:cx2="http://schemas.microsoft.com/office/drawing/2015/10/21/chartex" xmlns:cx3="http://schemas.microsoft.com/office/drawing/2016/5/9/chartex" xmlns:cx4="http://schemas.microsoft.com/office/drawing/2016/5/10/chartex" xmlns:cx5="http://schemas.microsoft.com/office/drawing/2016/5/11/chartex" xmlns:cx6="http://schemas.microsoft.com/office/drawing/2016/5/12/chartex" xmlns:cx7="http://schemas.microsoft.com/office/drawing/2016/5/13/chartex" xmlns:cx8="http://schemas.microsoft.com/office/drawing/2016/5/14/chartex" xmlns:mc="http://schemas.openxmlformats.org/markup-compatibility/2006" xmlns:aink="http://schemas.microsoft.com/office/drawing/2016/ink" xmlns:am3d="http://schemas.microsoft.com/office/drawing/2017/model3d" xmlns:o="urn:schemas-microsoft-com:office:office" xmlns:oel="http://schemas.microsoft.com/office/2019/extlst" xmlns:r="http://schemas.openxmlformats.org/officeDocument/2006/relationships" xmlns:m="http://schemas.openxmlformats.org/officeDocument/2006/math" xmlns:v="urn:schemas-microsoft-com:vml" xmlns:wp14="http://schemas.microsoft.com/office/word/2010/wordprocessingDrawing" xmlns:wp="http://schemas.openxmlformats.org/drawingml/2006/wordprocessingDrawing" xmlns:w10="urn:schemas-microsoft-com:office:word" xmlns:w="http://schemas.openxmlformats.org/wordprocessingml/2006/main" xmlns:w14="http://schemas.microsoft.com/office/word/2010/wordml" xmlns:w15="http://schemas.microsoft.com/office/word/2012/wordml" xmlns:w16cex="http://schemas.microsoft.com/office/word/2018/wordml/cex" xmlns:w16cid="http://schemas.microsoft.com/office/word/2016/wordml/cid" xmlns:w16="http://schemas.microsoft.com/office/word/2018/wordml" xmlns:w16sdtdh="http://schemas.microsoft.com/office/word/2020/wordml/sdtdatahash" xmlns:w16se="http://schemas.microsoft.com/office/word/2015/wordml/symex" xmlns:wpg="http://schemas.microsoft.com/office/word/2010/wordprocessingGroup" xmlns:wpi="http://schemas.microsoft.com/office/word/2010/wordprocessingInk" xmlns:wne="http://schemas.microsoft.com/office/word/2006/wordml" xmlns:wps="http://schemas.microsoft.com/office/word/2010/wordprocessingShape" mc:Ignorable="w14 w15 w16se w16cid w16 w16cex w16sdtdh wp14">
+<w:document xmlns:wpc="http://schemas.microsoft.com/office/word/2010/wordprocessingCanvas" xmlns:cx="http://schemas.microsoft.com/office/drawing/2014/chartex" xmlns:cx1="http://schemas.microsoft.com/office/drawing/2015/9/8/chartex" xmlns:cx2="http://schemas.microsoft.com/office/drawing/2015/10/21/chartex" xmlns:cx3="http://schemas.microsoft.com/office/drawing/2016/5/9/chartex" xmlns:cx4="http://schemas.microsoft.com/office/drawing/2016/5/10/chartex" xmlns:cx5="http://schemas.microsoft.com/office/drawing/2016/5/11/chartex" xmlns:cx6="http://schemas.microsoft.com/office/drawing/2016/5/12/chartex" xmlns:cx7="http://schemas.microsoft.com/office/drawing/2016/5/13/chartex" xmlns:cx8="http://schemas.microsoft.com/office/drawing/2016/5/14/chartex" xmlns:mc="http://schemas.openxmlformats.org/markup-compatibility/2006" xmlns:aink="http://schemas.microsoft.com/office/drawing/2016/ink" xmlns:am3d="http://schemas.microsoft.com/office/drawing/2017/model3d" xmlns:o="urn:schemas-microsoft-com:office:office" xmlns:oel="http://schemas.microsoft.com/office/2019/extlst" xmlns:r="http://schemas.openxmlformats.org/officeDocument/2006/relationships" xmlns:m="http://schemas.openxmlformats.org/officeDocument/2006/math" xmlns:v="urn:schemas-microsoft-com:vml" xmlns:wp14="http://schemas.microsoft.com/office/word/2010/wordprocessingDrawing" xmlns:wp="http://schemas.openxmlformats.org/drawingml/2006/wordprocessingDrawing" xmlns:w10="urn:schemas-microsoft-com:office:word" xmlns:w="http://schemas.openxmlformats.org/wordprocessingml/2006/main" xmlns:w14="http://schemas.microsoft.com/office/word/2010/wordml" xmlns:w15="http://schemas.microsoft.com/office/word/2012/wordml" xmlns:w16cex="http://schemas.microsoft.com/office/word/2018/wordml/cex" xmlns:w16cid="http://schemas.microsoft.com/office/word/2016/wordml/cid" xmlns:w16="http://schemas.microsoft.com/office/word/2018/wordml" xmlns:w16du="http://schemas.microsoft.com/office/word/2023/wordml/word16du" xmlns:w16sdtdh="http://schemas.microsoft.com/office/word/2020/wordml/sdtdatahash" xmlns:w16sdtfl="http://schemas.microsoft.com/office/word/2024/wordml/sdtformatlock" xmlns:w16se="http://schemas.microsoft.com/office/word/2015/wordml/symex" xmlns:wpg="http://schemas.microsoft.com/office/word/2010/wordprocessingGroup" xmlns:wpi="http://schemas.microsoft.com/office/word/2010/wordprocessingInk" xmlns:wne="http://schemas.microsoft.com/office/word/2006/wordml" xmlns:wps="http://schemas.microsoft.com/office/word/2010/wordprocessingShape" mc:Ignorable="w14 w15 w16se w16cid w16 w16cex w16sdtdh w16sdtfl w16du wp14">
   <w:body>
     <w:tbl>
       <w:tblPr>
@@ -76,7 +76,6 @@
               <w:bottom w:val="single" w:sz="4" w:space="0" w:color="00000A"/>
               <w:right w:val="single" w:sz="4" w:space="0" w:color="00000A"/>
             </w:tcBorders>
-            <w:shd w:val="clear" w:color="auto" w:fill="auto"/>
             <w:tcMar>
               <w:left w:w="60" w:type="dxa"/>
             </w:tcMar>
@@ -109,7 +108,6 @@
               <w:bottom w:val="single" w:sz="4" w:space="0" w:color="00000A"/>
               <w:right w:val="single" w:sz="12" w:space="0" w:color="00000A"/>
             </w:tcBorders>
-            <w:shd w:val="clear" w:color="auto" w:fill="auto"/>
             <w:tcMar>
               <w:left w:w="70" w:type="dxa"/>
             </w:tcMar>
@@ -161,7 +159,6 @@
               <w:bottom w:val="single" w:sz="4" w:space="0" w:color="00000A"/>
               <w:right w:val="single" w:sz="4" w:space="0" w:color="00000A"/>
             </w:tcBorders>
-            <w:shd w:val="clear" w:color="auto" w:fill="auto"/>
             <w:tcMar>
               <w:left w:w="60" w:type="dxa"/>
             </w:tcMar>
@@ -193,7 +190,6 @@
               <w:bottom w:val="single" w:sz="4" w:space="0" w:color="00000A"/>
               <w:right w:val="single" w:sz="12" w:space="0" w:color="00000A"/>
             </w:tcBorders>
-            <w:shd w:val="clear" w:color="auto" w:fill="auto"/>
             <w:tcMar>
               <w:left w:w="70" w:type="dxa"/>
             </w:tcMar>
@@ -228,7 +224,6 @@
               <w:bottom w:val="single" w:sz="4" w:space="0" w:color="00000A"/>
               <w:right w:val="single" w:sz="12" w:space="0" w:color="00000A"/>
             </w:tcBorders>
-            <w:shd w:val="clear" w:color="auto" w:fill="auto"/>
             <w:tcMar>
               <w:left w:w="70" w:type="dxa"/>
             </w:tcMar>
@@ -258,7 +253,6 @@
               <w:bottom w:val="single" w:sz="4" w:space="0" w:color="00000A"/>
               <w:right w:val="single" w:sz="12" w:space="0" w:color="00000A"/>
             </w:tcBorders>
-            <w:shd w:val="clear" w:color="auto" w:fill="auto"/>
             <w:tcMar>
               <w:left w:w="70" w:type="dxa"/>
             </w:tcMar>
@@ -304,7 +298,6 @@
               <w:bottom w:val="single" w:sz="4" w:space="0" w:color="00000A"/>
               <w:right w:val="single" w:sz="4" w:space="0" w:color="00000A"/>
             </w:tcBorders>
-            <w:shd w:val="clear" w:color="auto" w:fill="auto"/>
             <w:tcMar>
               <w:left w:w="60" w:type="dxa"/>
             </w:tcMar>
@@ -326,7 +319,6 @@
               <w:bottom w:val="single" w:sz="4" w:space="0" w:color="00000A"/>
               <w:right w:val="single" w:sz="12" w:space="0" w:color="00000A"/>
             </w:tcBorders>
-            <w:shd w:val="clear" w:color="auto" w:fill="auto"/>
             <w:tcMar>
               <w:left w:w="70" w:type="dxa"/>
             </w:tcMar>
@@ -366,7 +358,6 @@
               <w:bottom w:val="single" w:sz="4" w:space="0" w:color="00000A"/>
               <w:right w:val="single" w:sz="4" w:space="0" w:color="00000A"/>
             </w:tcBorders>
-            <w:shd w:val="clear" w:color="auto" w:fill="auto"/>
             <w:tcMar>
               <w:left w:w="60" w:type="dxa"/>
             </w:tcMar>
@@ -388,7 +379,6 @@
               <w:bottom w:val="single" w:sz="4" w:space="0" w:color="00000A"/>
               <w:right w:val="single" w:sz="12" w:space="0" w:color="00000A"/>
             </w:tcBorders>
-            <w:shd w:val="clear" w:color="auto" w:fill="auto"/>
             <w:tcMar>
               <w:left w:w="70" w:type="dxa"/>
             </w:tcMar>
@@ -470,7 +460,6 @@
               <w:bottom w:val="single" w:sz="12" w:space="0" w:color="00000A"/>
               <w:right w:val="single" w:sz="4" w:space="0" w:color="00000A"/>
             </w:tcBorders>
-            <w:shd w:val="clear" w:color="auto" w:fill="auto"/>
             <w:tcMar>
               <w:left w:w="60" w:type="dxa"/>
             </w:tcMar>
@@ -492,7 +481,6 @@
               <w:bottom w:val="single" w:sz="12" w:space="0" w:color="00000A"/>
               <w:right w:val="single" w:sz="12" w:space="0" w:color="00000A"/>
             </w:tcBorders>
-            <w:shd w:val="clear" w:color="auto" w:fill="auto"/>
             <w:tcMar>
               <w:left w:w="70" w:type="dxa"/>
             </w:tcMar>
@@ -535,7 +523,6 @@
               <w:bottom w:val="single" w:sz="4" w:space="0" w:color="00000A"/>
               <w:right w:val="single" w:sz="4" w:space="0" w:color="00000A"/>
             </w:tcBorders>
-            <w:shd w:val="clear" w:color="auto" w:fill="auto"/>
             <w:tcMar>
               <w:left w:w="60" w:type="dxa"/>
             </w:tcMar>
@@ -557,7 +544,6 @@
               <w:bottom w:val="single" w:sz="4" w:space="0" w:color="00000A"/>
               <w:right w:val="single" w:sz="12" w:space="0" w:color="00000A"/>
             </w:tcBorders>
-            <w:shd w:val="clear" w:color="auto" w:fill="auto"/>
             <w:tcMar>
               <w:left w:w="70" w:type="dxa"/>
             </w:tcMar>
@@ -730,7 +716,6 @@
               <w:bottom w:val="single" w:sz="12" w:space="0" w:color="00000A"/>
               <w:right w:val="single" w:sz="4" w:space="0" w:color="00000A"/>
             </w:tcBorders>
-            <w:shd w:val="clear" w:color="auto" w:fill="auto"/>
             <w:tcMar>
               <w:left w:w="60" w:type="dxa"/>
             </w:tcMar>
@@ -752,7 +737,6 @@
               <w:bottom w:val="single" w:sz="12" w:space="0" w:color="00000A"/>
               <w:right w:val="single" w:sz="12" w:space="0" w:color="00000A"/>
             </w:tcBorders>
-            <w:shd w:val="clear" w:color="auto" w:fill="auto"/>
             <w:tcMar>
               <w:left w:w="70" w:type="dxa"/>
             </w:tcMar>
@@ -851,7 +835,6 @@
               <w:bottom w:val="single" w:sz="4" w:space="0" w:color="00000A"/>
               <w:right w:val="single" w:sz="4" w:space="0" w:color="00000A"/>
             </w:tcBorders>
-            <w:shd w:val="clear" w:color="auto" w:fill="auto"/>
             <w:tcMar>
               <w:left w:w="60" w:type="dxa"/>
             </w:tcMar>
@@ -875,7 +858,6 @@
               <w:bottom w:val="single" w:sz="4" w:space="0" w:color="00000A"/>
               <w:right w:val="single" w:sz="12" w:space="0" w:color="00000A"/>
             </w:tcBorders>
-            <w:shd w:val="clear" w:color="auto" w:fill="auto"/>
             <w:tcMar>
               <w:left w:w="70" w:type="dxa"/>
             </w:tcMar>
@@ -914,7 +896,6 @@
               <w:bottom w:val="single" w:sz="4" w:space="0" w:color="00000A"/>
               <w:right w:val="single" w:sz="4" w:space="0" w:color="00000A"/>
             </w:tcBorders>
-            <w:shd w:val="clear" w:color="auto" w:fill="auto"/>
             <w:tcMar>
               <w:left w:w="60" w:type="dxa"/>
             </w:tcMar>
@@ -935,7 +916,6 @@
               <w:bottom w:val="single" w:sz="4" w:space="0" w:color="00000A"/>
               <w:right w:val="single" w:sz="12" w:space="0" w:color="00000A"/>
             </w:tcBorders>
-            <w:shd w:val="clear" w:color="auto" w:fill="auto"/>
             <w:tcMar>
               <w:left w:w="70" w:type="dxa"/>
             </w:tcMar>
@@ -974,7 +954,6 @@
               <w:bottom w:val="single" w:sz="12" w:space="0" w:color="00000A"/>
               <w:right w:val="single" w:sz="4" w:space="0" w:color="00000A"/>
             </w:tcBorders>
-            <w:shd w:val="clear" w:color="auto" w:fill="auto"/>
             <w:tcMar>
               <w:left w:w="60" w:type="dxa"/>
             </w:tcMar>
@@ -998,7 +977,6 @@
               <w:bottom w:val="single" w:sz="12" w:space="0" w:color="00000A"/>
               <w:right w:val="single" w:sz="12" w:space="0" w:color="00000A"/>
             </w:tcBorders>
-            <w:shd w:val="clear" w:color="auto" w:fill="auto"/>
             <w:tcMar>
               <w:left w:w="70" w:type="dxa"/>
             </w:tcMar>
@@ -1101,7 +1079,6 @@
               <w:bottom w:val="single" w:sz="4" w:space="0" w:color="00000A"/>
               <w:right w:val="single" w:sz="4" w:space="0" w:color="00000A"/>
             </w:tcBorders>
-            <w:shd w:val="clear" w:color="auto" w:fill="auto"/>
             <w:tcMar>
               <w:left w:w="60" w:type="dxa"/>
             </w:tcMar>
@@ -1125,7 +1102,6 @@
               <w:bottom w:val="single" w:sz="4" w:space="0" w:color="00000A"/>
               <w:right w:val="single" w:sz="12" w:space="0" w:color="00000A"/>
             </w:tcBorders>
-            <w:shd w:val="clear" w:color="auto" w:fill="auto"/>
             <w:tcMar>
               <w:left w:w="70" w:type="dxa"/>
             </w:tcMar>
@@ -1164,7 +1140,6 @@
               <w:bottom w:val="single" w:sz="4" w:space="0" w:color="00000A"/>
               <w:right w:val="single" w:sz="4" w:space="0" w:color="00000A"/>
             </w:tcBorders>
-            <w:shd w:val="clear" w:color="auto" w:fill="auto"/>
             <w:tcMar>
               <w:left w:w="60" w:type="dxa"/>
             </w:tcMar>
@@ -1185,7 +1160,6 @@
               <w:bottom w:val="single" w:sz="4" w:space="0" w:color="00000A"/>
               <w:right w:val="single" w:sz="12" w:space="0" w:color="00000A"/>
             </w:tcBorders>
-            <w:shd w:val="clear" w:color="auto" w:fill="auto"/>
             <w:tcMar>
               <w:left w:w="70" w:type="dxa"/>
             </w:tcMar>
@@ -1224,7 +1198,6 @@
               <w:bottom w:val="single" w:sz="12" w:space="0" w:color="00000A"/>
               <w:right w:val="single" w:sz="4" w:space="0" w:color="00000A"/>
             </w:tcBorders>
-            <w:shd w:val="clear" w:color="auto" w:fill="auto"/>
             <w:tcMar>
               <w:left w:w="60" w:type="dxa"/>
             </w:tcMar>
@@ -1248,7 +1221,6 @@
               <w:bottom w:val="single" w:sz="12" w:space="0" w:color="00000A"/>
               <w:right w:val="single" w:sz="12" w:space="0" w:color="00000A"/>
             </w:tcBorders>
-            <w:shd w:val="clear" w:color="auto" w:fill="auto"/>
             <w:tcMar>
               <w:left w:w="70" w:type="dxa"/>
             </w:tcMar>
@@ -1348,7 +1320,6 @@
               <w:bottom w:val="single" w:sz="4" w:space="0" w:color="00000A"/>
               <w:right w:val="single" w:sz="4" w:space="0" w:color="00000A"/>
             </w:tcBorders>
-            <w:shd w:val="clear" w:color="auto" w:fill="auto"/>
             <w:tcMar>
               <w:left w:w="60" w:type="dxa"/>
             </w:tcMar>
@@ -1376,7 +1347,6 @@
               <w:bottom w:val="single" w:sz="4" w:space="0" w:color="00000A"/>
               <w:right w:val="single" w:sz="12" w:space="0" w:color="00000A"/>
             </w:tcBorders>
-            <w:shd w:val="clear" w:color="auto" w:fill="auto"/>
             <w:tcMar>
               <w:left w:w="70" w:type="dxa"/>
             </w:tcMar>
@@ -1498,7 +1468,6 @@
               <w:bottom w:val="single" w:sz="4" w:space="0" w:color="00000A"/>
               <w:right w:val="single" w:sz="12" w:space="0" w:color="00000A"/>
             </w:tcBorders>
-            <w:shd w:val="clear" w:color="auto" w:fill="auto"/>
             <w:tcMar>
               <w:left w:w="70" w:type="dxa"/>
             </w:tcMar>
@@ -1590,7 +1559,6 @@
               <w:bottom w:val="single" w:sz="4" w:space="0" w:color="00000A"/>
               <w:right w:val="single" w:sz="4" w:space="0" w:color="00000A"/>
             </w:tcBorders>
-            <w:shd w:val="clear" w:color="auto" w:fill="auto"/>
             <w:tcMar>
               <w:left w:w="60" w:type="dxa"/>
             </w:tcMar>
@@ -1614,7 +1582,6 @@
               <w:bottom w:val="single" w:sz="4" w:space="0" w:color="00000A"/>
               <w:right w:val="single" w:sz="12" w:space="0" w:color="00000A"/>
             </w:tcBorders>
-            <w:shd w:val="clear" w:color="auto" w:fill="auto"/>
             <w:tcMar>
               <w:left w:w="70" w:type="dxa"/>
             </w:tcMar>
@@ -1653,7 +1620,6 @@
               <w:bottom w:val="single" w:sz="4" w:space="0" w:color="00000A"/>
               <w:right w:val="single" w:sz="4" w:space="0" w:color="00000A"/>
             </w:tcBorders>
-            <w:shd w:val="clear" w:color="auto" w:fill="auto"/>
             <w:tcMar>
               <w:left w:w="60" w:type="dxa"/>
             </w:tcMar>
@@ -1674,7 +1640,6 @@
               <w:bottom w:val="single" w:sz="4" w:space="0" w:color="00000A"/>
               <w:right w:val="single" w:sz="12" w:space="0" w:color="00000A"/>
             </w:tcBorders>
-            <w:shd w:val="clear" w:color="auto" w:fill="auto"/>
             <w:tcMar>
               <w:left w:w="70" w:type="dxa"/>
             </w:tcMar>
@@ -1713,7 +1678,6 @@
               <w:bottom w:val="single" w:sz="12" w:space="0" w:color="00000A"/>
               <w:right w:val="single" w:sz="4" w:space="0" w:color="00000A"/>
             </w:tcBorders>
-            <w:shd w:val="clear" w:color="auto" w:fill="auto"/>
             <w:tcMar>
               <w:left w:w="60" w:type="dxa"/>
             </w:tcMar>
@@ -1737,7 +1701,6 @@
               <w:bottom w:val="single" w:sz="12" w:space="0" w:color="00000A"/>
               <w:right w:val="single" w:sz="12" w:space="0" w:color="00000A"/>
             </w:tcBorders>
-            <w:shd w:val="clear" w:color="auto" w:fill="auto"/>
             <w:tcMar>
               <w:left w:w="70" w:type="dxa"/>
             </w:tcMar>
@@ -1948,7 +1911,6 @@
               <w:bottom w:val="single" w:sz="12" w:space="0" w:color="00000A"/>
               <w:right w:val="single" w:sz="4" w:space="0" w:color="00000A"/>
             </w:tcBorders>
-            <w:shd w:val="clear" w:color="auto" w:fill="auto"/>
             <w:tcMar>
               <w:left w:w="60" w:type="dxa"/>
             </w:tcMar>
@@ -1985,7 +1947,6 @@
               <w:bottom w:val="single" w:sz="12" w:space="0" w:color="00000A"/>
               <w:right w:val="single" w:sz="4" w:space="0" w:color="00000A"/>
             </w:tcBorders>
-            <w:shd w:val="clear" w:color="auto" w:fill="auto"/>
             <w:tcMar>
               <w:left w:w="70" w:type="dxa"/>
             </w:tcMar>
@@ -2063,7 +2024,6 @@
               <w:bottom w:val="single" w:sz="12" w:space="0" w:color="00000A"/>
               <w:right w:val="single" w:sz="4" w:space="0" w:color="00000A"/>
             </w:tcBorders>
-            <w:shd w:val="clear" w:color="auto" w:fill="auto"/>
             <w:tcMar>
               <w:left w:w="70" w:type="dxa"/>
             </w:tcMar>
@@ -2111,7 +2071,6 @@
               <w:bottom w:val="single" w:sz="12" w:space="0" w:color="00000A"/>
               <w:right w:val="single" w:sz="4" w:space="0" w:color="00000A"/>
             </w:tcBorders>
-            <w:shd w:val="clear" w:color="auto" w:fill="auto"/>
             <w:tcMar>
               <w:left w:w="70" w:type="dxa"/>
             </w:tcMar>
@@ -2147,7 +2106,6 @@
               <w:bottom w:val="single" w:sz="12" w:space="0" w:color="00000A"/>
               <w:right w:val="single" w:sz="12" w:space="0" w:color="00000A"/>
             </w:tcBorders>
-            <w:shd w:val="clear" w:color="auto" w:fill="auto"/>
             <w:tcMar>
               <w:left w:w="70" w:type="dxa"/>
             </w:tcMar>
@@ -2300,11 +2258,19 @@
         </w:rPr>
       </w:pPr>
       <w:bookmarkStart w:id="2" w:name="_Hlk28251484"/>
-      <w:r>
-        <w:rPr>
-          <w:color w:val="0000FF"/>
-        </w:rPr>
-        <w:t>Criar  nova condição de pagamento a fornecedor</w:t>
+      <w:proofErr w:type="gramStart"/>
+      <w:r>
+        <w:rPr>
+          <w:color w:val="0000FF"/>
+        </w:rPr>
+        <w:t>Criar  nova</w:t>
+      </w:r>
+      <w:proofErr w:type="gramEnd"/>
+      <w:r>
+        <w:rPr>
+          <w:color w:val="0000FF"/>
+        </w:rPr>
+        <w:t xml:space="preserve"> condição de pagamento a fornecedor</w:t>
       </w:r>
       <w:r>
         <w:rPr>
@@ -2636,7 +2602,6 @@
               <w:bottom w:val="single" w:sz="6" w:space="0" w:color="00000A"/>
               <w:right w:val="single" w:sz="12" w:space="0" w:color="00000A"/>
             </w:tcBorders>
-            <w:shd w:val="clear" w:color="auto" w:fill="auto"/>
             <w:tcMar>
               <w:left w:w="114" w:type="dxa"/>
             </w:tcMar>
@@ -2704,7 +2669,6 @@
               <w:bottom w:val="single" w:sz="6" w:space="0" w:color="00000A"/>
               <w:right w:val="single" w:sz="12" w:space="0" w:color="00000A"/>
             </w:tcBorders>
-            <w:shd w:val="clear" w:color="auto" w:fill="auto"/>
             <w:tcMar>
               <w:left w:w="114" w:type="dxa"/>
             </w:tcMar>
@@ -2765,7 +2729,6 @@
               <w:bottom w:val="single" w:sz="12" w:space="0" w:color="00000A"/>
               <w:right w:val="single" w:sz="12" w:space="0" w:color="00000A"/>
             </w:tcBorders>
-            <w:shd w:val="clear" w:color="auto" w:fill="auto"/>
             <w:tcMar>
               <w:left w:w="114" w:type="dxa"/>
             </w:tcMar>
@@ -3087,13 +3050,27 @@
         <w:rPr>
           <w:color w:val="0000FF"/>
         </w:rPr>
-        <w:t>1 e 31 o pagamento será dia 05</w:t>
-      </w:r>
-      <w:r>
-        <w:rPr>
-          <w:color w:val="0000FF"/>
-        </w:rPr>
-        <w:t xml:space="preserve"> mês seguinte</w:t>
+        <w:t xml:space="preserve">1 e 31 o pagamento será dia </w:t>
+      </w:r>
+      <w:proofErr w:type="gramStart"/>
+      <w:r>
+        <w:rPr>
+          <w:color w:val="0000FF"/>
+        </w:rPr>
+        <w:t>05</w:t>
+      </w:r>
+      <w:r>
+        <w:rPr>
+          <w:color w:val="0000FF"/>
+        </w:rPr>
+        <w:t xml:space="preserve"> mês</w:t>
+      </w:r>
+      <w:proofErr w:type="gramEnd"/>
+      <w:r>
+        <w:rPr>
+          <w:color w:val="0000FF"/>
+        </w:rPr>
+        <w:t xml:space="preserve"> seguinte</w:t>
       </w:r>
       <w:r>
         <w:rPr>
@@ -3760,7 +3737,21 @@
         <w:rPr>
           <w:color w:val="0000FF"/>
         </w:rPr>
-        <w:t>será dia 05 mês seguinte</w:t>
+        <w:t xml:space="preserve">será dia </w:t>
+      </w:r>
+      <w:proofErr w:type="gramStart"/>
+      <w:r>
+        <w:rPr>
+          <w:color w:val="0000FF"/>
+        </w:rPr>
+        <w:t>05 mês</w:t>
+      </w:r>
+      <w:proofErr w:type="gramEnd"/>
+      <w:r>
+        <w:rPr>
+          <w:color w:val="0000FF"/>
+        </w:rPr>
+        <w:t xml:space="preserve"> seguinte</w:t>
       </w:r>
       <w:r>
         <w:rPr>
@@ -4296,7 +4287,6 @@
               <w:bottom w:val="single" w:sz="4" w:space="0" w:color="3366FF"/>
               <w:right w:val="single" w:sz="4" w:space="0" w:color="3366FF"/>
             </w:tcBorders>
-            <w:shd w:val="clear" w:color="auto" w:fill="auto"/>
             <w:tcMar>
               <w:left w:w="70" w:type="dxa"/>
             </w:tcMar>
@@ -4341,7 +4331,6 @@
               <w:bottom w:val="single" w:sz="4" w:space="0" w:color="3366FF"/>
               <w:right w:val="single" w:sz="4" w:space="0" w:color="3366FF"/>
             </w:tcBorders>
-            <w:shd w:val="clear" w:color="auto" w:fill="auto"/>
             <w:tcMar>
               <w:left w:w="70" w:type="dxa"/>
             </w:tcMar>
@@ -4407,7 +4396,6 @@
               <w:bottom w:val="single" w:sz="4" w:space="0" w:color="3366FF"/>
               <w:right w:val="single" w:sz="4" w:space="0" w:color="3366FF"/>
             </w:tcBorders>
-            <w:shd w:val="clear" w:color="auto" w:fill="auto"/>
             <w:tcMar>
               <w:left w:w="70" w:type="dxa"/>
             </w:tcMar>
@@ -5831,10 +5819,21 @@
             <w:pPr>
               <w:snapToGrid w:val="0"/>
               <w:rPr>
-                <w:sz w:val="18"/>
-                <w:szCs w:val="18"/>
-              </w:rPr>
-            </w:pPr>
+                <w:b/>
+                <w:bCs/>
+                <w:i/>
+                <w:iCs/>
+              </w:rPr>
+            </w:pPr>
+            <w:r>
+              <w:rPr>
+                <w:b/>
+                <w:bCs/>
+                <w:i/>
+                <w:iCs/>
+              </w:rPr>
+              <w:t>YSINC_ZXM08U16_DTVENCIM</w:t>
+            </w:r>
           </w:p>
         </w:tc>
         <w:tc>
@@ -5852,10 +5851,39 @@
             <w:pPr>
               <w:snapToGrid w:val="0"/>
               <w:rPr>
-                <w:sz w:val="18"/>
-                <w:szCs w:val="18"/>
-              </w:rPr>
-            </w:pPr>
+                <w:b/>
+                <w:bCs/>
+                <w:i/>
+                <w:iCs/>
+              </w:rPr>
+            </w:pPr>
+            <w:r>
+              <w:rPr>
+                <w:b/>
+                <w:bCs/>
+                <w:i/>
+                <w:iCs/>
+              </w:rPr>
+              <w:t>Inclu</w:t>
+            </w:r>
+            <w:r>
+              <w:rPr>
+                <w:b/>
+                <w:bCs/>
+                <w:i/>
+                <w:iCs/>
+              </w:rPr>
+              <w:t>d</w:t>
+            </w:r>
+            <w:r>
+              <w:rPr>
+                <w:b/>
+                <w:bCs/>
+                <w:i/>
+                <w:iCs/>
+              </w:rPr>
+              <w:t>e</w:t>
+            </w:r>
           </w:p>
         </w:tc>
       </w:tr>
@@ -5972,6 +6000,4199 @@
     </w:p>
     <w:p>
       <w:pPr>
+        <w:pStyle w:val="SemEspaamento"/>
+      </w:pPr>
+      <w:r>
+        <w:t>.</w:t>
+      </w:r>
+    </w:p>
+    <w:p>
+      <w:pPr>
+        <w:spacing w:after="120"/>
+        <w:ind w:firstLine="284"/>
+      </w:pPr>
+      <w:r>
+        <w:t>Efetuar alteração no include YSINC_ZXM08U16_DTVENCIM que irá fazer cálculo para definir a data de vencimento, o include deverá buscar a data de lançamento da NF (BLDAT-INVFO) e a partir dessa data, verifica se a condição de pagamento (INVFO-ZTERM) for = A050, caso seja, deverá definir a data de vencimento ZFBDT de acordo com a data de emissão.</w:t>
+      </w:r>
+    </w:p>
+    <w:p>
+      <w:pPr>
+        <w:suppressAutoHyphens w:val="0"/>
+        <w:autoSpaceDE w:val="0"/>
+        <w:autoSpaceDN w:val="0"/>
+        <w:adjustRightInd w:val="0"/>
+        <w:ind w:firstLine="284"/>
+      </w:pPr>
+      <w:r>
+        <w:t>Se BLDAT-INVFO (Data NF) for entre 01 e 10 ZFBDT (Vencimento) será dia 15.</w:t>
+      </w:r>
+    </w:p>
+    <w:p>
+      <w:pPr>
+        <w:suppressAutoHyphens w:val="0"/>
+        <w:autoSpaceDE w:val="0"/>
+        <w:autoSpaceDN w:val="0"/>
+        <w:adjustRightInd w:val="0"/>
+        <w:ind w:firstLine="284"/>
+      </w:pPr>
+      <w:r>
+        <w:t>Se BLDAT-INVFO (Data NF) for entre 11 e 20 ZFBDT (Vencimento) será dia 25.</w:t>
+      </w:r>
+    </w:p>
+    <w:p>
+      <w:pPr>
+        <w:pStyle w:val="SemEspaamento"/>
+      </w:pPr>
+      <w:r>
+        <w:t xml:space="preserve">Se BLDAT-INVFO (Data NF) for entre 21 e 31 ZFBDT (Vencimento) será dia </w:t>
+      </w:r>
+      <w:proofErr w:type="gramStart"/>
+      <w:r>
+        <w:t>05 mês</w:t>
+      </w:r>
+      <w:proofErr w:type="gramEnd"/>
+      <w:r>
+        <w:t xml:space="preserve"> seguinte</w:t>
+      </w:r>
+    </w:p>
+    <w:p>
+      <w:pPr>
+        <w:pStyle w:val="SemEspaamento"/>
+        <w:rPr>
+          <w:color w:val="0000FF"/>
+        </w:rPr>
+      </w:pPr>
+    </w:p>
+    <w:p>
+      <w:pPr>
+        <w:pStyle w:val="SemEspaamento"/>
+        <w:rPr>
+          <w:color w:val="0000FF"/>
+        </w:rPr>
+      </w:pPr>
+    </w:p>
+    <w:p>
+      <w:pPr>
+        <w:pStyle w:val="SemEspaamento"/>
+        <w:numPr>
+          <w:ilvl w:val="0"/>
+          <w:numId w:val="36"/>
+        </w:numPr>
+      </w:pPr>
+      <w:r>
+        <w:rPr>
+          <w:b/>
+          <w:bCs/>
+        </w:rPr>
+        <w:t>Entrada</w:t>
+      </w:r>
+      <w:r>
+        <w:t>:</w:t>
+      </w:r>
+    </w:p>
+    <w:p>
+      <w:pPr>
+        <w:pStyle w:val="SemEspaamento"/>
+        <w:numPr>
+          <w:ilvl w:val="1"/>
+          <w:numId w:val="36"/>
+        </w:numPr>
+      </w:pPr>
+      <w:proofErr w:type="spellStart"/>
+      <w:r>
+        <w:t>vi_data</w:t>
+      </w:r>
+      <w:proofErr w:type="spellEnd"/>
+      <w:r>
+        <w:t xml:space="preserve"> (tipo DATUM): data base informada.</w:t>
+      </w:r>
+    </w:p>
+    <w:p>
+      <w:pPr>
+        <w:pStyle w:val="SemEspaamento"/>
+        <w:numPr>
+          <w:ilvl w:val="0"/>
+          <w:numId w:val="36"/>
+        </w:numPr>
+      </w:pPr>
+      <w:r>
+        <w:rPr>
+          <w:b/>
+          <w:bCs/>
+        </w:rPr>
+        <w:lastRenderedPageBreak/>
+        <w:t>Saída</w:t>
+      </w:r>
+      <w:r>
+        <w:t>:</w:t>
+      </w:r>
+    </w:p>
+    <w:p>
+      <w:pPr>
+        <w:pStyle w:val="SemEspaamento"/>
+        <w:numPr>
+          <w:ilvl w:val="1"/>
+          <w:numId w:val="36"/>
+        </w:numPr>
+      </w:pPr>
+      <w:proofErr w:type="spellStart"/>
+      <w:r>
+        <w:t>vr_data</w:t>
+      </w:r>
+      <w:proofErr w:type="spellEnd"/>
+      <w:r>
+        <w:t xml:space="preserve"> (tipo DATUM): data de vencimento decendial calculada.</w:t>
+      </w:r>
+    </w:p>
+    <w:p>
+      <w:pPr>
+        <w:pStyle w:val="SemEspaamento"/>
+        <w:numPr>
+          <w:ilvl w:val="0"/>
+          <w:numId w:val="36"/>
+        </w:numPr>
+      </w:pPr>
+      <w:r>
+        <w:rPr>
+          <w:b/>
+          <w:bCs/>
+        </w:rPr>
+        <w:t>Regra de cálculo do vencimento decendial</w:t>
+      </w:r>
+      <w:r>
+        <w:t>:</w:t>
+      </w:r>
+    </w:p>
+    <w:p>
+      <w:pPr>
+        <w:pStyle w:val="SemEspaamento"/>
+        <w:numPr>
+          <w:ilvl w:val="1"/>
+          <w:numId w:val="36"/>
+        </w:numPr>
+      </w:pPr>
+      <w:r>
+        <w:t xml:space="preserve">Se o </w:t>
+      </w:r>
+      <w:r>
+        <w:rPr>
+          <w:b/>
+          <w:bCs/>
+        </w:rPr>
+        <w:t>dia</w:t>
+      </w:r>
+      <w:r>
+        <w:t xml:space="preserve"> da data informada estiver entre </w:t>
+      </w:r>
+      <w:r>
+        <w:rPr>
+          <w:b/>
+          <w:bCs/>
+        </w:rPr>
+        <w:t>01 e 10</w:t>
+      </w:r>
+      <w:r>
+        <w:t xml:space="preserve">, a data de vencimento será ajustada para o </w:t>
+      </w:r>
+      <w:r>
+        <w:rPr>
+          <w:b/>
+          <w:bCs/>
+        </w:rPr>
+        <w:t>dia 15</w:t>
+      </w:r>
+      <w:r>
+        <w:t xml:space="preserve"> do mesmo mês/ano.</w:t>
+      </w:r>
+    </w:p>
+    <w:p>
+      <w:pPr>
+        <w:pStyle w:val="SemEspaamento"/>
+        <w:numPr>
+          <w:ilvl w:val="1"/>
+          <w:numId w:val="36"/>
+        </w:numPr>
+      </w:pPr>
+      <w:r>
+        <w:t xml:space="preserve">Se o </w:t>
+      </w:r>
+      <w:r>
+        <w:rPr>
+          <w:b/>
+          <w:bCs/>
+        </w:rPr>
+        <w:t>dia</w:t>
+      </w:r>
+      <w:r>
+        <w:t xml:space="preserve"> da data informada estiver entre </w:t>
+      </w:r>
+      <w:r>
+        <w:rPr>
+          <w:b/>
+          <w:bCs/>
+        </w:rPr>
+        <w:t>11 e 20</w:t>
+      </w:r>
+      <w:r>
+        <w:t xml:space="preserve">, a data de vencimento será ajustada para o </w:t>
+      </w:r>
+      <w:r>
+        <w:rPr>
+          <w:b/>
+          <w:bCs/>
+        </w:rPr>
+        <w:t>dia 25</w:t>
+      </w:r>
+      <w:r>
+        <w:t xml:space="preserve"> do mesmo mês/ano.</w:t>
+      </w:r>
+    </w:p>
+    <w:p>
+      <w:pPr>
+        <w:pStyle w:val="SemEspaamento"/>
+        <w:numPr>
+          <w:ilvl w:val="1"/>
+          <w:numId w:val="36"/>
+        </w:numPr>
+      </w:pPr>
+      <w:r>
+        <w:t xml:space="preserve">Se o </w:t>
+      </w:r>
+      <w:r>
+        <w:rPr>
+          <w:b/>
+          <w:bCs/>
+        </w:rPr>
+        <w:t>dia</w:t>
+      </w:r>
+      <w:r>
+        <w:t xml:space="preserve"> da data informada estiver entre </w:t>
+      </w:r>
+      <w:r>
+        <w:rPr>
+          <w:b/>
+          <w:bCs/>
+        </w:rPr>
+        <w:t>21 e 31</w:t>
+      </w:r>
+      <w:r>
+        <w:t xml:space="preserve">, a data de vencimento será avançada dia a dia até que o dia seja </w:t>
+      </w:r>
+      <w:r>
+        <w:rPr>
+          <w:b/>
+          <w:bCs/>
+        </w:rPr>
+        <w:t>5</w:t>
+      </w:r>
+      <w:r>
+        <w:t xml:space="preserve"> do mês subsequente.</w:t>
+      </w:r>
+    </w:p>
+    <w:p>
+      <w:pPr>
+        <w:pStyle w:val="SemEspaamento"/>
+        <w:numPr>
+          <w:ilvl w:val="0"/>
+          <w:numId w:val="36"/>
+        </w:numPr>
+      </w:pPr>
+      <w:r>
+        <w:rPr>
+          <w:b/>
+          <w:bCs/>
+        </w:rPr>
+        <w:t>Comportamento para dias 21 a 31</w:t>
+      </w:r>
+      <w:r>
+        <w:t>:</w:t>
+      </w:r>
+    </w:p>
+    <w:p>
+      <w:pPr>
+        <w:pStyle w:val="SemEspaamento"/>
+        <w:numPr>
+          <w:ilvl w:val="1"/>
+          <w:numId w:val="36"/>
+        </w:numPr>
+      </w:pPr>
+      <w:r>
+        <w:t xml:space="preserve">O algoritmo incrementa a data em +1 dia, repetidamente, até que o dia da data resultante seja igual a </w:t>
+      </w:r>
+      <w:r>
+        <w:rPr>
+          <w:b/>
+          <w:bCs/>
+        </w:rPr>
+        <w:t>5</w:t>
+      </w:r>
+      <w:r>
+        <w:t>.</w:t>
+      </w:r>
+    </w:p>
+    <w:p>
+      <w:pPr>
+        <w:pStyle w:val="SemEspaamento"/>
+        <w:numPr>
+          <w:ilvl w:val="1"/>
+          <w:numId w:val="36"/>
+        </w:numPr>
+      </w:pPr>
+      <w:r>
+        <w:t xml:space="preserve">Esse loop garante que, independentemente do dia inicial entre 21 e 31, a data final sempre cairá no </w:t>
+      </w:r>
+      <w:r>
+        <w:rPr>
+          <w:b/>
+          <w:bCs/>
+        </w:rPr>
+        <w:t>dia 5 do mês seguinte</w:t>
+      </w:r>
+      <w:r>
+        <w:t>.</w:t>
+      </w:r>
+    </w:p>
+    <w:p>
+      <w:pPr>
+        <w:pStyle w:val="SemEspaamento"/>
+      </w:pPr>
+      <w:r>
+        <w:pict w14:anchorId="20301BDA">
+          <v:rect id="_x0000_i1046" style="width:0;height:1.5pt" o:hralign="center" o:hrstd="t" o:hr="t" fillcolor="#a0a0a0" stroked="f"/>
+        </w:pict>
+      </w:r>
+    </w:p>
+    <w:p>
+      <w:pPr>
+        <w:pStyle w:val="SemEspaamento"/>
+        <w:rPr>
+          <w:b/>
+          <w:bCs/>
+        </w:rPr>
+      </w:pPr>
+      <w:r>
+        <w:rPr>
+          <w:b/>
+          <w:bCs/>
+        </w:rPr>
+        <w:t>Exemplos de Comportamento</w:t>
+      </w:r>
+    </w:p>
+    <w:p>
+      <w:pPr>
+        <w:pStyle w:val="SemEspaamento"/>
+        <w:numPr>
+          <w:ilvl w:val="0"/>
+          <w:numId w:val="37"/>
+        </w:numPr>
+      </w:pPr>
+      <w:r>
+        <w:t>Entrada: 10/09/2026 → Dia entre 01–10 → Saída: 15/09/2026</w:t>
+      </w:r>
+    </w:p>
+    <w:p>
+      <w:pPr>
+        <w:pStyle w:val="SemEspaamento"/>
+        <w:numPr>
+          <w:ilvl w:val="0"/>
+          <w:numId w:val="37"/>
+        </w:numPr>
+      </w:pPr>
+      <w:r>
+        <w:t>Entrada: 18/09/2026 → Dia entre 11–20 → Saída: 25/09/2026</w:t>
+      </w:r>
+    </w:p>
+    <w:p>
+      <w:pPr>
+        <w:pStyle w:val="SemEspaamento"/>
+        <w:numPr>
+          <w:ilvl w:val="0"/>
+          <w:numId w:val="37"/>
+        </w:numPr>
+      </w:pPr>
+      <w:r>
+        <w:t>Entrada: 27/09/2026 → Dia entre 21–31 → Saída: 05/10/2026</w:t>
+      </w:r>
+    </w:p>
+    <w:p>
+      <w:pPr>
+        <w:pStyle w:val="SemEspaamento"/>
+      </w:pPr>
+    </w:p>
+    <w:p>
+      <w:pPr>
+        <w:suppressAutoHyphens w:val="0"/>
+        <w:spacing w:before="240" w:after="240"/>
+        <w:ind w:left="391"/>
+        <w:rPr>
+          <w:b/>
+          <w:color w:val="000000"/>
+        </w:rPr>
+      </w:pPr>
+      <w:proofErr w:type="spellStart"/>
+      <w:r>
+        <w:rPr>
+          <w:b/>
+          <w:color w:val="000000"/>
+        </w:rPr>
+        <w:t>Codigo</w:t>
+      </w:r>
+      <w:proofErr w:type="spellEnd"/>
+      <w:r>
+        <w:rPr>
+          <w:b/>
+          <w:color w:val="000000"/>
+        </w:rPr>
+        <w:t>:</w:t>
+      </w:r>
+      <w:r>
+        <w:rPr>
+          <w:b/>
+          <w:color w:val="000000"/>
+        </w:rPr>
+        <w:br/>
+      </w:r>
+    </w:p>
+    <w:tbl>
+      <w:tblPr>
+        <w:tblStyle w:val="Tabelacomgrade"/>
+        <w:tblW w:w="0" w:type="auto"/>
+        <w:tblInd w:w="391" w:type="dxa"/>
+        <w:tblLook w:val="04A0" w:firstRow="1" w:lastRow="0" w:firstColumn="1" w:lastColumn="0" w:noHBand="0" w:noVBand="1"/>
+      </w:tblPr>
+      <w:tblGrid>
+        <w:gridCol w:w="10077"/>
+      </w:tblGrid>
+      <w:tr>
+        <w:tc>
+          <w:tcPr>
+            <w:tcW w:w="10468" w:type="dxa"/>
+          </w:tcPr>
+          <w:p>
+            <w:pPr>
+              <w:pStyle w:val="Ttulo5"/>
+              <w:rPr>
+                <w:sz w:val="20"/>
+                <w:szCs w:val="20"/>
+                <w:lang w:val="es-419"/>
+              </w:rPr>
+            </w:pPr>
+            <w:r>
+              <w:rPr>
+                <w:sz w:val="20"/>
+                <w:szCs w:val="20"/>
+                <w:lang w:val="es-419"/>
+              </w:rPr>
+              <w:lastRenderedPageBreak/>
+              <w:t>*&amp;---------------------------------------------------------------------*</w:t>
+            </w:r>
+          </w:p>
+          <w:p>
+            <w:pPr>
+              <w:pStyle w:val="Ttulo5"/>
+              <w:rPr>
+                <w:sz w:val="20"/>
+                <w:szCs w:val="20"/>
+                <w:lang w:val="es-419"/>
+              </w:rPr>
+            </w:pPr>
+            <w:r>
+              <w:rPr>
+                <w:sz w:val="20"/>
+                <w:szCs w:val="20"/>
+                <w:lang w:val="es-419"/>
+              </w:rPr>
+              <w:t xml:space="preserve">*&amp; </w:t>
+            </w:r>
+            <w:proofErr w:type="spellStart"/>
+            <w:r>
+              <w:rPr>
+                <w:sz w:val="20"/>
+                <w:szCs w:val="20"/>
+                <w:lang w:val="es-419"/>
+              </w:rPr>
+              <w:t>Include</w:t>
+            </w:r>
+            <w:proofErr w:type="spellEnd"/>
+            <w:r>
+              <w:rPr>
+                <w:sz w:val="20"/>
+                <w:szCs w:val="20"/>
+                <w:lang w:val="es-419"/>
+              </w:rPr>
+              <w:t xml:space="preserve">          YSINC_ZXM08U16_DTVENCIM</w:t>
+            </w:r>
+          </w:p>
+          <w:p>
+            <w:pPr>
+              <w:pStyle w:val="Ttulo5"/>
+              <w:rPr>
+                <w:sz w:val="20"/>
+                <w:szCs w:val="20"/>
+                <w:lang w:val="es-419"/>
+              </w:rPr>
+            </w:pPr>
+            <w:r>
+              <w:rPr>
+                <w:sz w:val="20"/>
+                <w:szCs w:val="20"/>
+                <w:lang w:val="es-419"/>
+              </w:rPr>
+              <w:t>*&amp;---------------------------------------------------------------------*</w:t>
+            </w:r>
+          </w:p>
+          <w:p>
+            <w:pPr>
+              <w:pStyle w:val="Ttulo5"/>
+              <w:rPr>
+                <w:sz w:val="20"/>
+                <w:szCs w:val="20"/>
+                <w:lang w:val="es-419"/>
+              </w:rPr>
+            </w:pPr>
+            <w:r>
+              <w:rPr>
+                <w:sz w:val="20"/>
+                <w:szCs w:val="20"/>
+                <w:lang w:val="es-419"/>
+              </w:rPr>
+              <w:t xml:space="preserve">*&amp; DS4K914785 - </w:t>
+            </w:r>
+            <w:proofErr w:type="gramStart"/>
+            <w:r>
+              <w:rPr>
+                <w:sz w:val="20"/>
+                <w:szCs w:val="20"/>
+                <w:lang w:val="es-419"/>
+              </w:rPr>
+              <w:t>ABAPBQMT  -</w:t>
+            </w:r>
+            <w:proofErr w:type="gramEnd"/>
+            <w:r>
+              <w:rPr>
+                <w:sz w:val="20"/>
+                <w:szCs w:val="20"/>
+                <w:lang w:val="es-419"/>
+              </w:rPr>
+              <w:t xml:space="preserve"> 8000005943: FIN10739-COND.PGTO FORNECEDOR - A005</w:t>
+            </w:r>
+          </w:p>
+          <w:p>
+            <w:pPr>
+              <w:pStyle w:val="Ttulo5"/>
+              <w:rPr>
+                <w:sz w:val="20"/>
+                <w:szCs w:val="20"/>
+                <w:lang w:val="en-US"/>
+              </w:rPr>
+            </w:pPr>
+            <w:r>
+              <w:rPr>
+                <w:sz w:val="20"/>
+                <w:szCs w:val="20"/>
+                <w:lang w:val="en-US"/>
+              </w:rPr>
+              <w:t>*&amp;</w:t>
+            </w:r>
+          </w:p>
+          <w:p>
+            <w:pPr>
+              <w:pStyle w:val="Ttulo5"/>
+              <w:rPr>
+                <w:sz w:val="20"/>
+                <w:szCs w:val="20"/>
+                <w:lang w:val="en-US"/>
+              </w:rPr>
+            </w:pPr>
+            <w:r>
+              <w:rPr>
+                <w:sz w:val="20"/>
+                <w:szCs w:val="20"/>
+                <w:lang w:val="en-US"/>
+              </w:rPr>
+              <w:t>*&amp;---------------------------------------------------------------------*</w:t>
+            </w:r>
+          </w:p>
+          <w:p>
+            <w:pPr>
+              <w:pStyle w:val="Ttulo5"/>
+              <w:rPr>
+                <w:sz w:val="20"/>
+                <w:szCs w:val="20"/>
+                <w:lang w:val="en-US"/>
+              </w:rPr>
+            </w:pPr>
+          </w:p>
+          <w:p>
+            <w:pPr>
+              <w:pStyle w:val="Ttulo5"/>
+              <w:rPr>
+                <w:sz w:val="20"/>
+                <w:szCs w:val="20"/>
+                <w:lang w:val="en-US"/>
+              </w:rPr>
+            </w:pPr>
+            <w:r>
+              <w:rPr>
+                <w:sz w:val="20"/>
+                <w:szCs w:val="20"/>
+                <w:lang w:val="en-US"/>
+              </w:rPr>
+              <w:t xml:space="preserve">DATA: </w:t>
+            </w:r>
+            <w:proofErr w:type="spellStart"/>
+            <w:r>
+              <w:rPr>
+                <w:sz w:val="20"/>
+                <w:szCs w:val="20"/>
+                <w:lang w:val="en-US"/>
+              </w:rPr>
+              <w:t>lv_data</w:t>
+            </w:r>
+            <w:proofErr w:type="spellEnd"/>
+            <w:r>
+              <w:rPr>
+                <w:sz w:val="20"/>
+                <w:szCs w:val="20"/>
+                <w:lang w:val="en-US"/>
+              </w:rPr>
+              <w:t xml:space="preserve">      TYPE datum VALUE IS INITIAL,</w:t>
+            </w:r>
+          </w:p>
+          <w:p>
+            <w:pPr>
+              <w:pStyle w:val="Ttulo5"/>
+              <w:rPr>
+                <w:sz w:val="20"/>
+                <w:szCs w:val="20"/>
+                <w:lang w:val="en-US"/>
+              </w:rPr>
+            </w:pPr>
+            <w:r>
+              <w:rPr>
+                <w:sz w:val="20"/>
+                <w:szCs w:val="20"/>
+                <w:lang w:val="en-US"/>
+              </w:rPr>
+              <w:t xml:space="preserve">      </w:t>
+            </w:r>
+            <w:proofErr w:type="spellStart"/>
+            <w:r>
+              <w:rPr>
+                <w:sz w:val="20"/>
+                <w:szCs w:val="20"/>
+                <w:lang w:val="en-US"/>
+              </w:rPr>
+              <w:t>lv_data_util</w:t>
+            </w:r>
+            <w:proofErr w:type="spellEnd"/>
+            <w:r>
+              <w:rPr>
+                <w:sz w:val="20"/>
+                <w:szCs w:val="20"/>
+                <w:lang w:val="en-US"/>
+              </w:rPr>
+              <w:t xml:space="preserve"> TYPE datum VALUE IS INITIAL.</w:t>
+            </w:r>
+          </w:p>
+          <w:p>
+            <w:pPr>
+              <w:pStyle w:val="Ttulo5"/>
+              <w:rPr>
+                <w:sz w:val="20"/>
+                <w:szCs w:val="20"/>
+              </w:rPr>
+            </w:pPr>
+            <w:r>
+              <w:rPr>
+                <w:sz w:val="20"/>
+                <w:szCs w:val="20"/>
+              </w:rPr>
+              <w:t xml:space="preserve">* Inicio da </w:t>
+            </w:r>
+            <w:proofErr w:type="spellStart"/>
+            <w:r>
+              <w:rPr>
+                <w:sz w:val="20"/>
+                <w:szCs w:val="20"/>
+              </w:rPr>
+              <w:t>nlcusao</w:t>
+            </w:r>
+            <w:proofErr w:type="spellEnd"/>
+            <w:r>
+              <w:rPr>
+                <w:sz w:val="20"/>
+                <w:szCs w:val="20"/>
+              </w:rPr>
+              <w:t xml:space="preserve"> 16/09/2026 FIN10740</w:t>
+            </w:r>
+          </w:p>
+          <w:p>
+            <w:pPr>
+              <w:pStyle w:val="Ttulo5"/>
+              <w:rPr>
+                <w:sz w:val="20"/>
+                <w:szCs w:val="20"/>
+              </w:rPr>
+            </w:pPr>
+            <w:r>
+              <w:rPr>
+                <w:sz w:val="20"/>
+                <w:szCs w:val="20"/>
+              </w:rPr>
+              <w:t xml:space="preserve">DATA: </w:t>
+            </w:r>
+            <w:proofErr w:type="spellStart"/>
+            <w:r>
+              <w:rPr>
+                <w:sz w:val="20"/>
+                <w:szCs w:val="20"/>
+              </w:rPr>
+              <w:t>lv_data_decendial</w:t>
+            </w:r>
+            <w:proofErr w:type="spellEnd"/>
+            <w:r>
+              <w:rPr>
+                <w:sz w:val="20"/>
+                <w:szCs w:val="20"/>
+              </w:rPr>
+              <w:t xml:space="preserve"> TYPE </w:t>
+            </w:r>
+            <w:proofErr w:type="spellStart"/>
+            <w:r>
+              <w:rPr>
+                <w:sz w:val="20"/>
+                <w:szCs w:val="20"/>
+              </w:rPr>
+              <w:t>datum</w:t>
+            </w:r>
+            <w:proofErr w:type="spellEnd"/>
+            <w:r>
+              <w:rPr>
+                <w:sz w:val="20"/>
+                <w:szCs w:val="20"/>
+              </w:rPr>
+              <w:t xml:space="preserve"> VALUE IS INITIAL.</w:t>
+            </w:r>
+          </w:p>
+          <w:p>
+            <w:pPr>
+              <w:pStyle w:val="Ttulo5"/>
+              <w:rPr>
+                <w:sz w:val="20"/>
+                <w:szCs w:val="20"/>
+              </w:rPr>
+            </w:pPr>
+            <w:r>
+              <w:rPr>
+                <w:sz w:val="20"/>
+                <w:szCs w:val="20"/>
+              </w:rPr>
+              <w:t xml:space="preserve">* Fim da </w:t>
+            </w:r>
+            <w:proofErr w:type="spellStart"/>
+            <w:r>
+              <w:rPr>
+                <w:sz w:val="20"/>
+                <w:szCs w:val="20"/>
+              </w:rPr>
+              <w:t>nlcusao</w:t>
+            </w:r>
+            <w:proofErr w:type="spellEnd"/>
+            <w:r>
+              <w:rPr>
+                <w:sz w:val="20"/>
+                <w:szCs w:val="20"/>
+              </w:rPr>
+              <w:t xml:space="preserve"> 16/09/2026 FIN10740</w:t>
+            </w:r>
+          </w:p>
+          <w:p>
+            <w:pPr>
+              <w:pStyle w:val="Ttulo5"/>
+              <w:rPr>
+                <w:sz w:val="20"/>
+                <w:szCs w:val="20"/>
+              </w:rPr>
+            </w:pPr>
+            <w:r>
+              <w:rPr>
+                <w:sz w:val="20"/>
+                <w:szCs w:val="20"/>
+              </w:rPr>
+              <w:t xml:space="preserve">DATA: </w:t>
+            </w:r>
+            <w:proofErr w:type="spellStart"/>
+            <w:r>
+              <w:rPr>
+                <w:sz w:val="20"/>
+                <w:szCs w:val="20"/>
+              </w:rPr>
+              <w:t>ls_invfo_condpgt</w:t>
+            </w:r>
+            <w:proofErr w:type="spellEnd"/>
+            <w:r>
+              <w:rPr>
+                <w:sz w:val="20"/>
+                <w:szCs w:val="20"/>
+              </w:rPr>
+              <w:t xml:space="preserve"> TYPE </w:t>
+            </w:r>
+            <w:proofErr w:type="spellStart"/>
+            <w:r>
+              <w:rPr>
+                <w:sz w:val="20"/>
+                <w:szCs w:val="20"/>
+              </w:rPr>
+              <w:t>invfo</w:t>
+            </w:r>
+            <w:proofErr w:type="spellEnd"/>
+            <w:r>
+              <w:rPr>
+                <w:sz w:val="20"/>
+                <w:szCs w:val="20"/>
+              </w:rPr>
+              <w:t>,</w:t>
+            </w:r>
+          </w:p>
+          <w:p>
+            <w:pPr>
+              <w:pStyle w:val="Ttulo5"/>
+              <w:rPr>
+                <w:sz w:val="20"/>
+                <w:szCs w:val="20"/>
+                <w:lang w:val="en-US"/>
+              </w:rPr>
+            </w:pPr>
+            <w:r>
+              <w:rPr>
+                <w:sz w:val="20"/>
+                <w:szCs w:val="20"/>
+              </w:rPr>
+              <w:t xml:space="preserve">      </w:t>
+            </w:r>
+            <w:r>
+              <w:rPr>
+                <w:sz w:val="20"/>
+                <w:szCs w:val="20"/>
+                <w:lang w:val="en-US"/>
+              </w:rPr>
+              <w:t>ls__</w:t>
+            </w:r>
+            <w:proofErr w:type="spellStart"/>
+            <w:r>
+              <w:rPr>
+                <w:sz w:val="20"/>
+                <w:szCs w:val="20"/>
+                <w:lang w:val="en-US"/>
+              </w:rPr>
+              <w:t>drseg</w:t>
+            </w:r>
+            <w:proofErr w:type="spellEnd"/>
+            <w:r>
+              <w:rPr>
+                <w:sz w:val="20"/>
+                <w:szCs w:val="20"/>
+                <w:lang w:val="en-US"/>
+              </w:rPr>
+              <w:t xml:space="preserve">        LIKE LINE OF </w:t>
+            </w:r>
+            <w:proofErr w:type="spellStart"/>
+            <w:r>
+              <w:rPr>
+                <w:sz w:val="20"/>
+                <w:szCs w:val="20"/>
+                <w:lang w:val="en-US"/>
+              </w:rPr>
+              <w:t>t_drseg</w:t>
+            </w:r>
+            <w:proofErr w:type="spellEnd"/>
+            <w:r>
+              <w:rPr>
+                <w:sz w:val="20"/>
+                <w:szCs w:val="20"/>
+                <w:lang w:val="en-US"/>
+              </w:rPr>
+              <w:t>.</w:t>
+            </w:r>
+          </w:p>
+          <w:p>
+            <w:pPr>
+              <w:pStyle w:val="Ttulo5"/>
+              <w:rPr>
+                <w:sz w:val="20"/>
+                <w:szCs w:val="20"/>
+                <w:lang w:val="en-US"/>
+              </w:rPr>
+            </w:pPr>
+          </w:p>
+          <w:p>
+            <w:pPr>
+              <w:pStyle w:val="Ttulo5"/>
+              <w:rPr>
+                <w:sz w:val="20"/>
+                <w:szCs w:val="20"/>
+                <w:lang w:val="en-US"/>
+              </w:rPr>
+            </w:pPr>
+            <w:r>
+              <w:rPr>
+                <w:sz w:val="20"/>
+                <w:szCs w:val="20"/>
+                <w:lang w:val="en-US"/>
+              </w:rPr>
+              <w:t>FIELD-SYMBOLS: &lt;</w:t>
+            </w:r>
+            <w:proofErr w:type="spellStart"/>
+            <w:r>
+              <w:rPr>
+                <w:sz w:val="20"/>
+                <w:szCs w:val="20"/>
+                <w:lang w:val="en-US"/>
+              </w:rPr>
+              <w:t>fs_invfo_condpgt</w:t>
+            </w:r>
+            <w:proofErr w:type="spellEnd"/>
+            <w:r>
+              <w:rPr>
+                <w:sz w:val="20"/>
+                <w:szCs w:val="20"/>
+                <w:lang w:val="en-US"/>
+              </w:rPr>
+              <w:t>&gt; TYPE any,</w:t>
+            </w:r>
+          </w:p>
+          <w:p>
+            <w:pPr>
+              <w:pStyle w:val="Ttulo5"/>
+              <w:rPr>
+                <w:sz w:val="20"/>
+                <w:szCs w:val="20"/>
+                <w:lang w:val="en-US"/>
+              </w:rPr>
+            </w:pPr>
+            <w:r>
+              <w:rPr>
+                <w:sz w:val="20"/>
+                <w:szCs w:val="20"/>
+                <w:lang w:val="en-US"/>
+              </w:rPr>
+              <w:t xml:space="preserve">               &lt;fs__</w:t>
+            </w:r>
+            <w:proofErr w:type="spellStart"/>
+            <w:r>
+              <w:rPr>
+                <w:sz w:val="20"/>
+                <w:szCs w:val="20"/>
+                <w:lang w:val="en-US"/>
+              </w:rPr>
+              <w:t>drseg</w:t>
+            </w:r>
+            <w:proofErr w:type="spellEnd"/>
+            <w:r>
+              <w:rPr>
+                <w:sz w:val="20"/>
+                <w:szCs w:val="20"/>
+                <w:lang w:val="en-US"/>
+              </w:rPr>
+              <w:t xml:space="preserve">&gt;        LIKE LINE OF </w:t>
+            </w:r>
+            <w:proofErr w:type="spellStart"/>
+            <w:r>
+              <w:rPr>
+                <w:sz w:val="20"/>
+                <w:szCs w:val="20"/>
+                <w:lang w:val="en-US"/>
+              </w:rPr>
+              <w:t>t_drseg</w:t>
+            </w:r>
+            <w:proofErr w:type="spellEnd"/>
+            <w:r>
+              <w:rPr>
+                <w:sz w:val="20"/>
+                <w:szCs w:val="20"/>
+                <w:lang w:val="en-US"/>
+              </w:rPr>
+              <w:t>.</w:t>
+            </w:r>
+          </w:p>
+          <w:p>
+            <w:pPr>
+              <w:pStyle w:val="Ttulo5"/>
+              <w:rPr>
+                <w:sz w:val="20"/>
+                <w:szCs w:val="20"/>
+                <w:lang w:val="en-US"/>
+              </w:rPr>
+            </w:pPr>
+          </w:p>
+          <w:p>
+            <w:pPr>
+              <w:pStyle w:val="Ttulo5"/>
+              <w:rPr>
+                <w:sz w:val="20"/>
+                <w:szCs w:val="20"/>
+              </w:rPr>
+            </w:pPr>
+            <w:r>
+              <w:rPr>
+                <w:sz w:val="20"/>
+                <w:szCs w:val="20"/>
+              </w:rPr>
+              <w:t>* quando for MIRO</w:t>
+            </w:r>
+          </w:p>
+          <w:p>
+            <w:pPr>
+              <w:pStyle w:val="Ttulo5"/>
+              <w:rPr>
+                <w:sz w:val="20"/>
+                <w:szCs w:val="20"/>
+              </w:rPr>
+            </w:pPr>
+          </w:p>
+          <w:p>
+            <w:pPr>
+              <w:pStyle w:val="Ttulo5"/>
+              <w:rPr>
+                <w:sz w:val="20"/>
+                <w:szCs w:val="20"/>
+              </w:rPr>
+            </w:pPr>
+            <w:r>
+              <w:rPr>
+                <w:sz w:val="20"/>
+                <w:szCs w:val="20"/>
+              </w:rPr>
+              <w:t xml:space="preserve">IF </w:t>
+            </w:r>
+            <w:proofErr w:type="spellStart"/>
+            <w:r>
+              <w:rPr>
+                <w:sz w:val="20"/>
+                <w:szCs w:val="20"/>
+              </w:rPr>
+              <w:t>sy-tcode</w:t>
+            </w:r>
+            <w:proofErr w:type="spellEnd"/>
+            <w:r>
+              <w:rPr>
+                <w:sz w:val="20"/>
+                <w:szCs w:val="20"/>
+              </w:rPr>
+              <w:t xml:space="preserve"> EQ 'MIRO</w:t>
+            </w:r>
+            <w:proofErr w:type="gramStart"/>
+            <w:r>
+              <w:rPr>
+                <w:sz w:val="20"/>
+                <w:szCs w:val="20"/>
+              </w:rPr>
+              <w:t>' .</w:t>
+            </w:r>
+            <w:proofErr w:type="gramEnd"/>
+          </w:p>
+          <w:p>
+            <w:pPr>
+              <w:pStyle w:val="Ttulo5"/>
+              <w:rPr>
+                <w:sz w:val="20"/>
+                <w:szCs w:val="20"/>
+                <w:lang w:val="en-US"/>
+              </w:rPr>
+            </w:pPr>
+            <w:r>
+              <w:rPr>
+                <w:sz w:val="20"/>
+                <w:szCs w:val="20"/>
+              </w:rPr>
+              <w:t xml:space="preserve">  </w:t>
+            </w:r>
+            <w:r>
+              <w:rPr>
+                <w:sz w:val="20"/>
+                <w:szCs w:val="20"/>
+                <w:lang w:val="en-US"/>
+              </w:rPr>
+              <w:t xml:space="preserve">CLEAR </w:t>
+            </w:r>
+            <w:proofErr w:type="spellStart"/>
+            <w:r>
+              <w:rPr>
+                <w:sz w:val="20"/>
+                <w:szCs w:val="20"/>
+                <w:lang w:val="en-US"/>
+              </w:rPr>
+              <w:t>ls_invfo_condpgt</w:t>
+            </w:r>
+            <w:proofErr w:type="spellEnd"/>
+            <w:r>
+              <w:rPr>
+                <w:sz w:val="20"/>
+                <w:szCs w:val="20"/>
+                <w:lang w:val="en-US"/>
+              </w:rPr>
+              <w:t>.</w:t>
+            </w:r>
+          </w:p>
+          <w:p>
+            <w:pPr>
+              <w:pStyle w:val="Ttulo5"/>
+              <w:rPr>
+                <w:sz w:val="20"/>
+                <w:szCs w:val="20"/>
+                <w:lang w:val="en-US"/>
+              </w:rPr>
+            </w:pPr>
+          </w:p>
+          <w:p>
+            <w:pPr>
+              <w:pStyle w:val="Ttulo5"/>
+              <w:rPr>
+                <w:sz w:val="20"/>
+                <w:szCs w:val="20"/>
+                <w:lang w:val="en-US"/>
+              </w:rPr>
+            </w:pPr>
+            <w:r>
+              <w:rPr>
+                <w:sz w:val="20"/>
+                <w:szCs w:val="20"/>
+                <w:lang w:val="en-US"/>
+              </w:rPr>
+              <w:t xml:space="preserve">  ASSIGN ('(SAPLFDCB)INVFO') TO &lt;</w:t>
+            </w:r>
+            <w:proofErr w:type="spellStart"/>
+            <w:r>
+              <w:rPr>
+                <w:sz w:val="20"/>
+                <w:szCs w:val="20"/>
+                <w:lang w:val="en-US"/>
+              </w:rPr>
+              <w:t>fs_invfo_condpgt</w:t>
+            </w:r>
+            <w:proofErr w:type="spellEnd"/>
+            <w:r>
+              <w:rPr>
+                <w:sz w:val="20"/>
+                <w:szCs w:val="20"/>
+                <w:lang w:val="en-US"/>
+              </w:rPr>
+              <w:t>&gt;.</w:t>
+            </w:r>
+          </w:p>
+          <w:p>
+            <w:pPr>
+              <w:pStyle w:val="Ttulo5"/>
+              <w:rPr>
+                <w:sz w:val="20"/>
+                <w:szCs w:val="20"/>
+                <w:lang w:val="en-US"/>
+              </w:rPr>
+            </w:pPr>
+            <w:r>
+              <w:rPr>
+                <w:sz w:val="20"/>
+                <w:szCs w:val="20"/>
+                <w:lang w:val="en-US"/>
+              </w:rPr>
+              <w:t xml:space="preserve">  IF &lt;</w:t>
+            </w:r>
+            <w:proofErr w:type="spellStart"/>
+            <w:r>
+              <w:rPr>
+                <w:sz w:val="20"/>
+                <w:szCs w:val="20"/>
+                <w:lang w:val="en-US"/>
+              </w:rPr>
+              <w:t>fs_invfo_condpgt</w:t>
+            </w:r>
+            <w:proofErr w:type="spellEnd"/>
+            <w:r>
+              <w:rPr>
+                <w:sz w:val="20"/>
+                <w:szCs w:val="20"/>
+                <w:lang w:val="en-US"/>
+              </w:rPr>
+              <w:t>&gt; IS ASSIGNED.</w:t>
+            </w:r>
+          </w:p>
+          <w:p>
+            <w:pPr>
+              <w:pStyle w:val="Ttulo5"/>
+              <w:rPr>
+                <w:sz w:val="20"/>
+                <w:szCs w:val="20"/>
+              </w:rPr>
+            </w:pPr>
+            <w:r>
+              <w:rPr>
+                <w:sz w:val="20"/>
+                <w:szCs w:val="20"/>
+                <w:lang w:val="en-US"/>
+              </w:rPr>
+              <w:t xml:space="preserve">    </w:t>
+            </w:r>
+            <w:proofErr w:type="spellStart"/>
+            <w:r>
+              <w:rPr>
+                <w:sz w:val="20"/>
+                <w:szCs w:val="20"/>
+              </w:rPr>
+              <w:t>ls_invfo_condpgt</w:t>
+            </w:r>
+            <w:proofErr w:type="spellEnd"/>
+            <w:r>
+              <w:rPr>
+                <w:sz w:val="20"/>
+                <w:szCs w:val="20"/>
+              </w:rPr>
+              <w:t xml:space="preserve"> = &lt;</w:t>
+            </w:r>
+            <w:proofErr w:type="spellStart"/>
+            <w:r>
+              <w:rPr>
+                <w:sz w:val="20"/>
+                <w:szCs w:val="20"/>
+              </w:rPr>
+              <w:t>fs_invfo_condpgt</w:t>
+            </w:r>
+            <w:proofErr w:type="spellEnd"/>
+            <w:r>
+              <w:rPr>
+                <w:sz w:val="20"/>
+                <w:szCs w:val="20"/>
+              </w:rPr>
+              <w:t>&gt;.</w:t>
+            </w:r>
+          </w:p>
+          <w:p>
+            <w:pPr>
+              <w:pStyle w:val="Ttulo5"/>
+              <w:rPr>
+                <w:sz w:val="20"/>
+                <w:szCs w:val="20"/>
+              </w:rPr>
+            </w:pPr>
+          </w:p>
+          <w:p>
+            <w:pPr>
+              <w:pStyle w:val="Ttulo5"/>
+              <w:rPr>
+                <w:sz w:val="20"/>
+                <w:szCs w:val="20"/>
+              </w:rPr>
+            </w:pPr>
+            <w:r>
+              <w:rPr>
+                <w:sz w:val="20"/>
+                <w:szCs w:val="20"/>
+              </w:rPr>
+              <w:t xml:space="preserve">    " </w:t>
+            </w:r>
+            <w:proofErr w:type="spellStart"/>
+            <w:r>
+              <w:rPr>
+                <w:sz w:val="20"/>
+                <w:szCs w:val="20"/>
+              </w:rPr>
+              <w:t>Condicao</w:t>
+            </w:r>
+            <w:proofErr w:type="spellEnd"/>
+            <w:r>
+              <w:rPr>
+                <w:sz w:val="20"/>
+                <w:szCs w:val="20"/>
+              </w:rPr>
+              <w:t xml:space="preserve"> </w:t>
+            </w:r>
+            <w:proofErr w:type="spellStart"/>
+            <w:r>
+              <w:rPr>
+                <w:sz w:val="20"/>
+                <w:szCs w:val="20"/>
+              </w:rPr>
+              <w:t>pgto</w:t>
+            </w:r>
+            <w:proofErr w:type="spellEnd"/>
+            <w:r>
+              <w:rPr>
+                <w:sz w:val="20"/>
+                <w:szCs w:val="20"/>
+              </w:rPr>
+              <w:t xml:space="preserve"> Fornecedor = A005</w:t>
+            </w:r>
+          </w:p>
+          <w:p>
+            <w:pPr>
+              <w:pStyle w:val="Ttulo5"/>
+              <w:rPr>
+                <w:sz w:val="20"/>
+                <w:szCs w:val="20"/>
+                <w:lang w:val="en-US"/>
+              </w:rPr>
+            </w:pPr>
+            <w:r>
+              <w:rPr>
+                <w:sz w:val="20"/>
+                <w:szCs w:val="20"/>
+              </w:rPr>
+              <w:t xml:space="preserve">    </w:t>
+            </w:r>
+            <w:r>
+              <w:rPr>
+                <w:sz w:val="20"/>
+                <w:szCs w:val="20"/>
+                <w:lang w:val="en-US"/>
+              </w:rPr>
+              <w:t xml:space="preserve">IF </w:t>
+            </w:r>
+            <w:proofErr w:type="spellStart"/>
+            <w:r>
+              <w:rPr>
+                <w:sz w:val="20"/>
+                <w:szCs w:val="20"/>
+                <w:lang w:val="en-US"/>
+              </w:rPr>
+              <w:t>ls_invfo_condpgt-zterm</w:t>
+            </w:r>
+            <w:proofErr w:type="spellEnd"/>
+            <w:r>
+              <w:rPr>
+                <w:sz w:val="20"/>
+                <w:szCs w:val="20"/>
+                <w:lang w:val="en-US"/>
+              </w:rPr>
+              <w:t xml:space="preserve"> = 'A005'.</w:t>
+            </w:r>
+          </w:p>
+          <w:p>
+            <w:pPr>
+              <w:pStyle w:val="Ttulo5"/>
+              <w:rPr>
+                <w:sz w:val="20"/>
+                <w:szCs w:val="20"/>
+                <w:lang w:val="en-US"/>
+              </w:rPr>
+            </w:pPr>
+            <w:r>
+              <w:rPr>
+                <w:sz w:val="20"/>
+                <w:szCs w:val="20"/>
+                <w:lang w:val="en-US"/>
+              </w:rPr>
+              <w:t xml:space="preserve">      READ TABLE </w:t>
+            </w:r>
+            <w:proofErr w:type="spellStart"/>
+            <w:r>
+              <w:rPr>
+                <w:sz w:val="20"/>
+                <w:szCs w:val="20"/>
+                <w:lang w:val="en-US"/>
+              </w:rPr>
+              <w:t>t_</w:t>
+            </w:r>
+            <w:proofErr w:type="gramStart"/>
+            <w:r>
+              <w:rPr>
+                <w:sz w:val="20"/>
+                <w:szCs w:val="20"/>
+                <w:lang w:val="en-US"/>
+              </w:rPr>
+              <w:t>drseg</w:t>
+            </w:r>
+            <w:proofErr w:type="spellEnd"/>
+            <w:r>
+              <w:rPr>
+                <w:sz w:val="20"/>
+                <w:szCs w:val="20"/>
+                <w:lang w:val="en-US"/>
+              </w:rPr>
+              <w:t>[</w:t>
+            </w:r>
+            <w:proofErr w:type="gramEnd"/>
+            <w:r>
+              <w:rPr>
+                <w:sz w:val="20"/>
+                <w:szCs w:val="20"/>
+                <w:lang w:val="en-US"/>
+              </w:rPr>
+              <w:t>] ASSIGNING &lt;fs__</w:t>
+            </w:r>
+            <w:proofErr w:type="spellStart"/>
+            <w:r>
+              <w:rPr>
+                <w:sz w:val="20"/>
+                <w:szCs w:val="20"/>
+                <w:lang w:val="en-US"/>
+              </w:rPr>
+              <w:t>drseg</w:t>
+            </w:r>
+            <w:proofErr w:type="spellEnd"/>
+            <w:r>
+              <w:rPr>
+                <w:sz w:val="20"/>
+                <w:szCs w:val="20"/>
+                <w:lang w:val="en-US"/>
+              </w:rPr>
+              <w:t>&gt; INDEX 1.</w:t>
+            </w:r>
+          </w:p>
+          <w:p>
+            <w:pPr>
+              <w:pStyle w:val="Ttulo5"/>
+              <w:rPr>
+                <w:sz w:val="20"/>
+                <w:szCs w:val="20"/>
+                <w:lang w:val="en-US"/>
+              </w:rPr>
+            </w:pPr>
+            <w:r>
+              <w:rPr>
+                <w:sz w:val="20"/>
+                <w:szCs w:val="20"/>
+                <w:lang w:val="en-US"/>
+              </w:rPr>
+              <w:t xml:space="preserve">      IF &lt;</w:t>
+            </w:r>
+            <w:proofErr w:type="spellStart"/>
+            <w:r>
+              <w:rPr>
+                <w:sz w:val="20"/>
+                <w:szCs w:val="20"/>
+                <w:lang w:val="en-US"/>
+              </w:rPr>
+              <w:t>fs_drseg</w:t>
+            </w:r>
+            <w:proofErr w:type="spellEnd"/>
+            <w:r>
+              <w:rPr>
+                <w:sz w:val="20"/>
+                <w:szCs w:val="20"/>
+                <w:lang w:val="en-US"/>
+              </w:rPr>
+              <w:t>&gt; IS ASSIGNED.</w:t>
+            </w:r>
+          </w:p>
+          <w:p>
+            <w:pPr>
+              <w:pStyle w:val="Ttulo5"/>
+              <w:rPr>
+                <w:sz w:val="20"/>
+                <w:szCs w:val="20"/>
+                <w:lang w:val="en-US"/>
+              </w:rPr>
+            </w:pPr>
+            <w:r>
+              <w:rPr>
+                <w:sz w:val="20"/>
+                <w:szCs w:val="20"/>
+                <w:lang w:val="en-US"/>
+              </w:rPr>
+              <w:t xml:space="preserve">        ls__</w:t>
+            </w:r>
+            <w:proofErr w:type="spellStart"/>
+            <w:r>
+              <w:rPr>
+                <w:sz w:val="20"/>
+                <w:szCs w:val="20"/>
+                <w:lang w:val="en-US"/>
+              </w:rPr>
+              <w:t>drseg</w:t>
+            </w:r>
+            <w:proofErr w:type="spellEnd"/>
+            <w:r>
+              <w:rPr>
+                <w:sz w:val="20"/>
+                <w:szCs w:val="20"/>
+                <w:lang w:val="en-US"/>
+              </w:rPr>
+              <w:t xml:space="preserve"> = &lt;fs__</w:t>
+            </w:r>
+            <w:proofErr w:type="spellStart"/>
+            <w:r>
+              <w:rPr>
+                <w:sz w:val="20"/>
+                <w:szCs w:val="20"/>
+                <w:lang w:val="en-US"/>
+              </w:rPr>
+              <w:t>drseg</w:t>
+            </w:r>
+            <w:proofErr w:type="spellEnd"/>
+            <w:r>
+              <w:rPr>
+                <w:sz w:val="20"/>
+                <w:szCs w:val="20"/>
+                <w:lang w:val="en-US"/>
+              </w:rPr>
+              <w:t>&gt;.</w:t>
+            </w:r>
+          </w:p>
+          <w:p>
+            <w:pPr>
+              <w:pStyle w:val="Ttulo5"/>
+              <w:rPr>
+                <w:sz w:val="20"/>
+                <w:szCs w:val="20"/>
+                <w:lang w:val="en-US"/>
+              </w:rPr>
+            </w:pPr>
+          </w:p>
+          <w:p>
+            <w:pPr>
+              <w:pStyle w:val="Ttulo5"/>
+              <w:rPr>
+                <w:sz w:val="20"/>
+                <w:szCs w:val="20"/>
+                <w:lang w:val="en-US"/>
+              </w:rPr>
+            </w:pPr>
+            <w:r>
+              <w:rPr>
+                <w:sz w:val="20"/>
+                <w:szCs w:val="20"/>
+                <w:lang w:val="en-US"/>
+              </w:rPr>
+              <w:t xml:space="preserve">        IF &lt;</w:t>
+            </w:r>
+            <w:proofErr w:type="spellStart"/>
+            <w:r>
+              <w:rPr>
+                <w:sz w:val="20"/>
+                <w:szCs w:val="20"/>
+                <w:lang w:val="en-US"/>
+              </w:rPr>
+              <w:t>fs_drseg</w:t>
+            </w:r>
+            <w:proofErr w:type="spellEnd"/>
+            <w:r>
+              <w:rPr>
+                <w:sz w:val="20"/>
+                <w:szCs w:val="20"/>
+                <w:lang w:val="en-US"/>
+              </w:rPr>
+              <w:t>&gt; IS ASSIGNED.</w:t>
+            </w:r>
+          </w:p>
+          <w:p>
+            <w:pPr>
+              <w:pStyle w:val="Ttulo5"/>
+              <w:rPr>
+                <w:sz w:val="20"/>
+                <w:szCs w:val="20"/>
+                <w:lang w:val="en-US"/>
+              </w:rPr>
+            </w:pPr>
+            <w:r>
+              <w:rPr>
+                <w:sz w:val="20"/>
+                <w:szCs w:val="20"/>
+                <w:lang w:val="en-US"/>
+              </w:rPr>
+              <w:t xml:space="preserve">          </w:t>
+            </w:r>
+            <w:proofErr w:type="spellStart"/>
+            <w:r>
+              <w:rPr>
+                <w:sz w:val="20"/>
+                <w:szCs w:val="20"/>
+                <w:lang w:val="en-US"/>
+              </w:rPr>
+              <w:t>ls_drseg</w:t>
+            </w:r>
+            <w:proofErr w:type="spellEnd"/>
+            <w:r>
+              <w:rPr>
+                <w:sz w:val="20"/>
+                <w:szCs w:val="20"/>
+                <w:lang w:val="en-US"/>
+              </w:rPr>
+              <w:t xml:space="preserve"> = &lt;</w:t>
+            </w:r>
+            <w:proofErr w:type="spellStart"/>
+            <w:r>
+              <w:rPr>
+                <w:sz w:val="20"/>
+                <w:szCs w:val="20"/>
+                <w:lang w:val="en-US"/>
+              </w:rPr>
+              <w:t>fs_drseg</w:t>
+            </w:r>
+            <w:proofErr w:type="spellEnd"/>
+            <w:r>
+              <w:rPr>
+                <w:sz w:val="20"/>
+                <w:szCs w:val="20"/>
+                <w:lang w:val="en-US"/>
+              </w:rPr>
+              <w:t>&gt;.</w:t>
+            </w:r>
+          </w:p>
+          <w:p>
+            <w:pPr>
+              <w:pStyle w:val="Ttulo5"/>
+              <w:rPr>
+                <w:sz w:val="20"/>
+                <w:szCs w:val="20"/>
+                <w:lang w:val="en-US"/>
+              </w:rPr>
+            </w:pPr>
+          </w:p>
+          <w:p>
+            <w:pPr>
+              <w:pStyle w:val="Ttulo5"/>
+              <w:rPr>
+                <w:sz w:val="20"/>
+                <w:szCs w:val="20"/>
+                <w:lang w:val="en-US"/>
+              </w:rPr>
+            </w:pPr>
+            <w:r>
+              <w:rPr>
+                <w:sz w:val="20"/>
+                <w:szCs w:val="20"/>
+                <w:lang w:val="en-US"/>
+              </w:rPr>
+              <w:t xml:space="preserve">          IF ls__</w:t>
+            </w:r>
+            <w:proofErr w:type="spellStart"/>
+            <w:r>
+              <w:rPr>
+                <w:sz w:val="20"/>
+                <w:szCs w:val="20"/>
+                <w:lang w:val="en-US"/>
+              </w:rPr>
+              <w:t>drseg-bpmng</w:t>
+            </w:r>
+            <w:proofErr w:type="spellEnd"/>
+            <w:r>
+              <w:rPr>
+                <w:sz w:val="20"/>
+                <w:szCs w:val="20"/>
+                <w:lang w:val="en-US"/>
+              </w:rPr>
+              <w:t xml:space="preserve"> IS NOT INITIAL AND ls__</w:t>
+            </w:r>
+            <w:proofErr w:type="spellStart"/>
+            <w:r>
+              <w:rPr>
+                <w:sz w:val="20"/>
+                <w:szCs w:val="20"/>
+                <w:lang w:val="en-US"/>
+              </w:rPr>
+              <w:t>drseg-wemng</w:t>
+            </w:r>
+            <w:proofErr w:type="spellEnd"/>
+            <w:r>
+              <w:rPr>
+                <w:sz w:val="20"/>
+                <w:szCs w:val="20"/>
+                <w:lang w:val="en-US"/>
+              </w:rPr>
+              <w:t xml:space="preserve"> IS NOT INITIAL.</w:t>
+            </w:r>
+          </w:p>
+          <w:p>
+            <w:pPr>
+              <w:pStyle w:val="Ttulo5"/>
+              <w:rPr>
+                <w:sz w:val="20"/>
+                <w:szCs w:val="20"/>
+                <w:lang w:val="en-US"/>
+              </w:rPr>
+            </w:pPr>
+            <w:r>
+              <w:rPr>
+                <w:sz w:val="20"/>
+                <w:szCs w:val="20"/>
+                <w:lang w:val="en-US"/>
+              </w:rPr>
+              <w:t xml:space="preserve">            SELECT SINGLE </w:t>
+            </w:r>
+            <w:proofErr w:type="spellStart"/>
+            <w:r>
+              <w:rPr>
+                <w:sz w:val="20"/>
+                <w:szCs w:val="20"/>
+                <w:lang w:val="en-US"/>
+              </w:rPr>
+              <w:t>budat</w:t>
+            </w:r>
+            <w:proofErr w:type="spellEnd"/>
+            <w:r>
+              <w:rPr>
+                <w:sz w:val="20"/>
+                <w:szCs w:val="20"/>
+                <w:lang w:val="en-US"/>
+              </w:rPr>
+              <w:t xml:space="preserve"> FROM </w:t>
+            </w:r>
+            <w:proofErr w:type="spellStart"/>
+            <w:r>
+              <w:rPr>
+                <w:sz w:val="20"/>
+                <w:szCs w:val="20"/>
+                <w:lang w:val="en-US"/>
+              </w:rPr>
+              <w:t>mkpf</w:t>
+            </w:r>
+            <w:proofErr w:type="spellEnd"/>
+          </w:p>
+          <w:p>
+            <w:pPr>
+              <w:pStyle w:val="Ttulo5"/>
+              <w:rPr>
+                <w:sz w:val="20"/>
+                <w:szCs w:val="20"/>
+                <w:lang w:val="en-US"/>
+              </w:rPr>
+            </w:pPr>
+            <w:r>
+              <w:rPr>
+                <w:sz w:val="20"/>
+                <w:szCs w:val="20"/>
+                <w:lang w:val="en-US"/>
+              </w:rPr>
+              <w:t xml:space="preserve">                     INTO </w:t>
+            </w:r>
+            <w:proofErr w:type="spellStart"/>
+            <w:r>
+              <w:rPr>
+                <w:sz w:val="20"/>
+                <w:szCs w:val="20"/>
+                <w:lang w:val="en-US"/>
+              </w:rPr>
+              <w:t>lv_data</w:t>
+            </w:r>
+            <w:proofErr w:type="spellEnd"/>
+          </w:p>
+          <w:p>
+            <w:pPr>
+              <w:pStyle w:val="Ttulo5"/>
+              <w:rPr>
+                <w:sz w:val="20"/>
+                <w:szCs w:val="20"/>
+                <w:lang w:val="en-US"/>
+              </w:rPr>
+            </w:pPr>
+            <w:r>
+              <w:rPr>
+                <w:sz w:val="20"/>
+                <w:szCs w:val="20"/>
+                <w:lang w:val="en-US"/>
+              </w:rPr>
+              <w:t xml:space="preserve">                    WHERE </w:t>
+            </w:r>
+            <w:proofErr w:type="spellStart"/>
+            <w:r>
+              <w:rPr>
+                <w:sz w:val="20"/>
+                <w:szCs w:val="20"/>
+                <w:lang w:val="en-US"/>
+              </w:rPr>
+              <w:t>mblnr</w:t>
+            </w:r>
+            <w:proofErr w:type="spellEnd"/>
+            <w:r>
+              <w:rPr>
+                <w:sz w:val="20"/>
+                <w:szCs w:val="20"/>
+                <w:lang w:val="en-US"/>
+              </w:rPr>
+              <w:t xml:space="preserve"> = ls__</w:t>
+            </w:r>
+            <w:proofErr w:type="spellStart"/>
+            <w:r>
+              <w:rPr>
+                <w:sz w:val="20"/>
+                <w:szCs w:val="20"/>
+                <w:lang w:val="en-US"/>
+              </w:rPr>
+              <w:t>drseg-lfbnr</w:t>
+            </w:r>
+            <w:proofErr w:type="spellEnd"/>
+          </w:p>
+          <w:p>
+            <w:pPr>
+              <w:pStyle w:val="Ttulo5"/>
+              <w:rPr>
+                <w:sz w:val="20"/>
+                <w:szCs w:val="20"/>
+                <w:lang w:val="en-US"/>
+              </w:rPr>
+            </w:pPr>
+            <w:r>
+              <w:rPr>
+                <w:sz w:val="20"/>
+                <w:szCs w:val="20"/>
+                <w:lang w:val="en-US"/>
+              </w:rPr>
+              <w:t xml:space="preserve">                      AND </w:t>
+            </w:r>
+            <w:proofErr w:type="spellStart"/>
+            <w:r>
+              <w:rPr>
+                <w:sz w:val="20"/>
+                <w:szCs w:val="20"/>
+                <w:lang w:val="en-US"/>
+              </w:rPr>
+              <w:t>mjahr</w:t>
+            </w:r>
+            <w:proofErr w:type="spellEnd"/>
+            <w:r>
+              <w:rPr>
+                <w:sz w:val="20"/>
+                <w:szCs w:val="20"/>
+                <w:lang w:val="en-US"/>
+              </w:rPr>
+              <w:t xml:space="preserve"> = ls__</w:t>
+            </w:r>
+            <w:proofErr w:type="spellStart"/>
+            <w:r>
+              <w:rPr>
+                <w:sz w:val="20"/>
+                <w:szCs w:val="20"/>
+                <w:lang w:val="en-US"/>
+              </w:rPr>
+              <w:t>drseg-lfgja</w:t>
+            </w:r>
+            <w:proofErr w:type="spellEnd"/>
+            <w:r>
+              <w:rPr>
+                <w:sz w:val="20"/>
+                <w:szCs w:val="20"/>
+                <w:lang w:val="en-US"/>
+              </w:rPr>
+              <w:t>.</w:t>
+            </w:r>
+          </w:p>
+          <w:p>
+            <w:pPr>
+              <w:pStyle w:val="Ttulo5"/>
+              <w:rPr>
+                <w:sz w:val="20"/>
+                <w:szCs w:val="20"/>
+                <w:lang w:val="en-US"/>
+              </w:rPr>
+            </w:pPr>
+            <w:r>
+              <w:rPr>
+                <w:sz w:val="20"/>
+                <w:szCs w:val="20"/>
+                <w:lang w:val="en-US"/>
+              </w:rPr>
+              <w:t xml:space="preserve">            IF </w:t>
+            </w:r>
+            <w:proofErr w:type="spellStart"/>
+            <w:r>
+              <w:rPr>
+                <w:sz w:val="20"/>
+                <w:szCs w:val="20"/>
+                <w:lang w:val="en-US"/>
+              </w:rPr>
+              <w:t>sy-subrc</w:t>
+            </w:r>
+            <w:proofErr w:type="spellEnd"/>
+            <w:r>
+              <w:rPr>
+                <w:sz w:val="20"/>
+                <w:szCs w:val="20"/>
+                <w:lang w:val="en-US"/>
+              </w:rPr>
+              <w:t xml:space="preserve"> = 0.</w:t>
+            </w:r>
+          </w:p>
+          <w:p>
+            <w:pPr>
+              <w:pStyle w:val="Ttulo5"/>
+              <w:rPr>
+                <w:sz w:val="20"/>
+                <w:szCs w:val="20"/>
+                <w:lang w:val="en-US"/>
+              </w:rPr>
+            </w:pPr>
+            <w:r>
+              <w:rPr>
+                <w:sz w:val="20"/>
+                <w:szCs w:val="20"/>
+                <w:lang w:val="en-US"/>
+              </w:rPr>
+              <w:t xml:space="preserve">              </w:t>
+            </w:r>
+            <w:proofErr w:type="spellStart"/>
+            <w:r>
+              <w:rPr>
+                <w:sz w:val="20"/>
+                <w:szCs w:val="20"/>
+                <w:lang w:val="en-US"/>
+              </w:rPr>
+              <w:t>lv_data_util</w:t>
+            </w:r>
+            <w:proofErr w:type="spellEnd"/>
+            <w:r>
+              <w:rPr>
+                <w:sz w:val="20"/>
+                <w:szCs w:val="20"/>
+                <w:lang w:val="en-US"/>
+              </w:rPr>
+              <w:t xml:space="preserve"> = </w:t>
+            </w:r>
+            <w:proofErr w:type="spellStart"/>
+            <w:r>
+              <w:rPr>
+                <w:sz w:val="20"/>
+                <w:szCs w:val="20"/>
+                <w:lang w:val="en-US"/>
+              </w:rPr>
+              <w:t>ycl_condpag_util</w:t>
+            </w:r>
+            <w:proofErr w:type="spellEnd"/>
+            <w:r>
+              <w:rPr>
+                <w:sz w:val="20"/>
+                <w:szCs w:val="20"/>
+                <w:lang w:val="en-US"/>
+              </w:rPr>
+              <w:t>=&gt;</w:t>
+            </w:r>
+            <w:proofErr w:type="spellStart"/>
+            <w:r>
+              <w:rPr>
+                <w:sz w:val="20"/>
+                <w:szCs w:val="20"/>
+                <w:lang w:val="en-US"/>
+              </w:rPr>
+              <w:t>get_</w:t>
+            </w:r>
+            <w:proofErr w:type="gramStart"/>
+            <w:r>
+              <w:rPr>
+                <w:sz w:val="20"/>
+                <w:szCs w:val="20"/>
+                <w:lang w:val="en-US"/>
+              </w:rPr>
+              <w:t>instance</w:t>
+            </w:r>
+            <w:proofErr w:type="spellEnd"/>
+            <w:r>
+              <w:rPr>
+                <w:sz w:val="20"/>
+                <w:szCs w:val="20"/>
+                <w:lang w:val="en-US"/>
+              </w:rPr>
+              <w:t>( )</w:t>
+            </w:r>
+            <w:proofErr w:type="gramEnd"/>
+            <w:r>
+              <w:rPr>
+                <w:sz w:val="20"/>
+                <w:szCs w:val="20"/>
+                <w:lang w:val="en-US"/>
+              </w:rPr>
+              <w:t>-&gt;</w:t>
+            </w:r>
+            <w:proofErr w:type="spellStart"/>
+            <w:r>
+              <w:rPr>
+                <w:sz w:val="20"/>
+                <w:szCs w:val="20"/>
+                <w:lang w:val="en-US"/>
+              </w:rPr>
+              <w:t>get_data_</w:t>
+            </w:r>
+            <w:proofErr w:type="gramStart"/>
+            <w:r>
+              <w:rPr>
+                <w:sz w:val="20"/>
+                <w:szCs w:val="20"/>
+                <w:lang w:val="en-US"/>
+              </w:rPr>
+              <w:t>util</w:t>
+            </w:r>
+            <w:proofErr w:type="spellEnd"/>
+            <w:r>
+              <w:rPr>
+                <w:sz w:val="20"/>
+                <w:szCs w:val="20"/>
+                <w:lang w:val="en-US"/>
+              </w:rPr>
+              <w:t>( EXPORTING</w:t>
+            </w:r>
+            <w:proofErr w:type="gramEnd"/>
+            <w:r>
+              <w:rPr>
+                <w:sz w:val="20"/>
+                <w:szCs w:val="20"/>
+                <w:lang w:val="en-US"/>
+              </w:rPr>
+              <w:t xml:space="preserve"> </w:t>
+            </w:r>
+            <w:proofErr w:type="spellStart"/>
+            <w:r>
+              <w:rPr>
+                <w:sz w:val="20"/>
+                <w:szCs w:val="20"/>
+                <w:lang w:val="en-US"/>
+              </w:rPr>
+              <w:t>vi_num_dias</w:t>
+            </w:r>
+            <w:proofErr w:type="spellEnd"/>
+            <w:r>
+              <w:rPr>
+                <w:sz w:val="20"/>
+                <w:szCs w:val="20"/>
+                <w:lang w:val="en-US"/>
+              </w:rPr>
+              <w:t xml:space="preserve"> = </w:t>
+            </w:r>
+            <w:proofErr w:type="gramStart"/>
+            <w:r>
+              <w:rPr>
+                <w:sz w:val="20"/>
+                <w:szCs w:val="20"/>
+                <w:lang w:val="en-US"/>
+              </w:rPr>
+              <w:t xml:space="preserve">5  </w:t>
+            </w:r>
+            <w:proofErr w:type="spellStart"/>
+            <w:r>
+              <w:rPr>
+                <w:sz w:val="20"/>
+                <w:szCs w:val="20"/>
+                <w:lang w:val="en-US"/>
+              </w:rPr>
+              <w:t>vi</w:t>
+            </w:r>
+            <w:proofErr w:type="gramEnd"/>
+            <w:r>
+              <w:rPr>
+                <w:sz w:val="20"/>
+                <w:szCs w:val="20"/>
+                <w:lang w:val="en-US"/>
+              </w:rPr>
+              <w:t>_data</w:t>
+            </w:r>
+            <w:proofErr w:type="spellEnd"/>
+            <w:r>
+              <w:rPr>
+                <w:sz w:val="20"/>
+                <w:szCs w:val="20"/>
+                <w:lang w:val="en-US"/>
+              </w:rPr>
+              <w:t xml:space="preserve"> = </w:t>
+            </w:r>
+            <w:proofErr w:type="spellStart"/>
+            <w:r>
+              <w:rPr>
+                <w:sz w:val="20"/>
+                <w:szCs w:val="20"/>
+                <w:lang w:val="en-US"/>
+              </w:rPr>
+              <w:t>lv_</w:t>
+            </w:r>
+            <w:proofErr w:type="gramStart"/>
+            <w:r>
+              <w:rPr>
+                <w:sz w:val="20"/>
+                <w:szCs w:val="20"/>
+                <w:lang w:val="en-US"/>
+              </w:rPr>
+              <w:t>data</w:t>
+            </w:r>
+            <w:proofErr w:type="spellEnd"/>
+            <w:r>
+              <w:rPr>
+                <w:sz w:val="20"/>
+                <w:szCs w:val="20"/>
+                <w:lang w:val="en-US"/>
+              </w:rPr>
+              <w:t xml:space="preserve"> )</w:t>
+            </w:r>
+            <w:proofErr w:type="gramEnd"/>
+            <w:r>
+              <w:rPr>
+                <w:sz w:val="20"/>
+                <w:szCs w:val="20"/>
+                <w:lang w:val="en-US"/>
+              </w:rPr>
+              <w:t>.</w:t>
+            </w:r>
+          </w:p>
+          <w:p>
+            <w:pPr>
+              <w:pStyle w:val="Ttulo5"/>
+              <w:rPr>
+                <w:sz w:val="20"/>
+                <w:szCs w:val="20"/>
+                <w:lang w:val="en-US"/>
+              </w:rPr>
+            </w:pPr>
+          </w:p>
+          <w:p>
+            <w:pPr>
+              <w:pStyle w:val="Ttulo5"/>
+              <w:rPr>
+                <w:sz w:val="20"/>
+                <w:szCs w:val="20"/>
+                <w:lang w:val="en-US"/>
+              </w:rPr>
+            </w:pPr>
+            <w:r>
+              <w:rPr>
+                <w:sz w:val="20"/>
+                <w:szCs w:val="20"/>
+                <w:lang w:val="en-US"/>
+              </w:rPr>
+              <w:t xml:space="preserve">              </w:t>
+            </w:r>
+            <w:proofErr w:type="spellStart"/>
+            <w:r>
+              <w:rPr>
+                <w:sz w:val="20"/>
+                <w:szCs w:val="20"/>
+                <w:lang w:val="en-US"/>
+              </w:rPr>
+              <w:t>ls_invfo_condpgt-zfbdt</w:t>
+            </w:r>
+            <w:proofErr w:type="spellEnd"/>
+            <w:r>
+              <w:rPr>
+                <w:sz w:val="20"/>
+                <w:szCs w:val="20"/>
+                <w:lang w:val="en-US"/>
+              </w:rPr>
+              <w:t xml:space="preserve"> = COND </w:t>
+            </w:r>
+            <w:proofErr w:type="gramStart"/>
+            <w:r>
+              <w:rPr>
+                <w:sz w:val="20"/>
+                <w:szCs w:val="20"/>
+                <w:lang w:val="en-US"/>
+              </w:rPr>
+              <w:t>#( WHEN</w:t>
+            </w:r>
+            <w:proofErr w:type="gramEnd"/>
+            <w:r>
+              <w:rPr>
+                <w:sz w:val="20"/>
+                <w:szCs w:val="20"/>
+                <w:lang w:val="en-US"/>
+              </w:rPr>
+              <w:t xml:space="preserve"> </w:t>
+            </w:r>
+            <w:proofErr w:type="spellStart"/>
+            <w:r>
+              <w:rPr>
+                <w:sz w:val="20"/>
+                <w:szCs w:val="20"/>
+                <w:lang w:val="en-US"/>
+              </w:rPr>
+              <w:t>lv_data_util</w:t>
+            </w:r>
+            <w:proofErr w:type="spellEnd"/>
+            <w:r>
+              <w:rPr>
+                <w:sz w:val="20"/>
+                <w:szCs w:val="20"/>
+                <w:lang w:val="en-US"/>
+              </w:rPr>
+              <w:t xml:space="preserve"> GT </w:t>
+            </w:r>
+            <w:proofErr w:type="spellStart"/>
+            <w:r>
+              <w:rPr>
+                <w:sz w:val="20"/>
+                <w:szCs w:val="20"/>
+                <w:lang w:val="en-US"/>
+              </w:rPr>
+              <w:t>lv_data</w:t>
+            </w:r>
+            <w:proofErr w:type="spellEnd"/>
+            <w:r>
+              <w:rPr>
+                <w:sz w:val="20"/>
+                <w:szCs w:val="20"/>
+                <w:lang w:val="en-US"/>
+              </w:rPr>
+              <w:t xml:space="preserve"> THEN </w:t>
+            </w:r>
+            <w:proofErr w:type="spellStart"/>
+            <w:r>
+              <w:rPr>
+                <w:sz w:val="20"/>
+                <w:szCs w:val="20"/>
+                <w:lang w:val="en-US"/>
+              </w:rPr>
+              <w:t>lv_data_util</w:t>
+            </w:r>
+            <w:proofErr w:type="spellEnd"/>
+            <w:r>
+              <w:rPr>
+                <w:sz w:val="20"/>
+                <w:szCs w:val="20"/>
+                <w:lang w:val="en-US"/>
+              </w:rPr>
+              <w:t xml:space="preserve"> ELSE </w:t>
+            </w:r>
+            <w:proofErr w:type="spellStart"/>
+            <w:r>
+              <w:rPr>
+                <w:sz w:val="20"/>
+                <w:szCs w:val="20"/>
+                <w:lang w:val="en-US"/>
+              </w:rPr>
+              <w:t>lv_</w:t>
+            </w:r>
+            <w:proofErr w:type="gramStart"/>
+            <w:r>
+              <w:rPr>
+                <w:sz w:val="20"/>
+                <w:szCs w:val="20"/>
+                <w:lang w:val="en-US"/>
+              </w:rPr>
+              <w:t>data</w:t>
+            </w:r>
+            <w:proofErr w:type="spellEnd"/>
+            <w:r>
+              <w:rPr>
+                <w:sz w:val="20"/>
+                <w:szCs w:val="20"/>
+                <w:lang w:val="en-US"/>
+              </w:rPr>
+              <w:t xml:space="preserve"> )</w:t>
+            </w:r>
+            <w:proofErr w:type="gramEnd"/>
+            <w:r>
+              <w:rPr>
+                <w:sz w:val="20"/>
+                <w:szCs w:val="20"/>
+                <w:lang w:val="en-US"/>
+              </w:rPr>
+              <w:t xml:space="preserve"> .</w:t>
+            </w:r>
+          </w:p>
+          <w:p>
+            <w:pPr>
+              <w:pStyle w:val="Ttulo5"/>
+              <w:rPr>
+                <w:sz w:val="20"/>
+                <w:szCs w:val="20"/>
+                <w:lang w:val="en-US"/>
+              </w:rPr>
+            </w:pPr>
+          </w:p>
+          <w:p>
+            <w:pPr>
+              <w:pStyle w:val="Ttulo5"/>
+              <w:rPr>
+                <w:sz w:val="20"/>
+                <w:szCs w:val="20"/>
+                <w:lang w:val="en-US"/>
+              </w:rPr>
+            </w:pPr>
+            <w:r>
+              <w:rPr>
+                <w:sz w:val="20"/>
+                <w:szCs w:val="20"/>
+                <w:lang w:val="en-US"/>
+              </w:rPr>
+              <w:t xml:space="preserve">              &lt;</w:t>
+            </w:r>
+            <w:proofErr w:type="spellStart"/>
+            <w:r>
+              <w:rPr>
+                <w:sz w:val="20"/>
+                <w:szCs w:val="20"/>
+                <w:lang w:val="en-US"/>
+              </w:rPr>
+              <w:t>fs_invfo_condpgt</w:t>
+            </w:r>
+            <w:proofErr w:type="spellEnd"/>
+            <w:r>
+              <w:rPr>
+                <w:sz w:val="20"/>
+                <w:szCs w:val="20"/>
+                <w:lang w:val="en-US"/>
+              </w:rPr>
+              <w:t xml:space="preserve">&gt; = </w:t>
+            </w:r>
+            <w:proofErr w:type="spellStart"/>
+            <w:r>
+              <w:rPr>
+                <w:sz w:val="20"/>
+                <w:szCs w:val="20"/>
+                <w:lang w:val="en-US"/>
+              </w:rPr>
+              <w:t>ls_invfo_condpgt</w:t>
+            </w:r>
+            <w:proofErr w:type="spellEnd"/>
+            <w:r>
+              <w:rPr>
+                <w:sz w:val="20"/>
+                <w:szCs w:val="20"/>
+                <w:lang w:val="en-US"/>
+              </w:rPr>
+              <w:t>.</w:t>
+            </w:r>
+          </w:p>
+          <w:p>
+            <w:pPr>
+              <w:pStyle w:val="Ttulo5"/>
+              <w:rPr>
+                <w:sz w:val="20"/>
+                <w:szCs w:val="20"/>
+                <w:lang w:val="en-US"/>
+              </w:rPr>
+            </w:pPr>
+          </w:p>
+          <w:p>
+            <w:pPr>
+              <w:pStyle w:val="Ttulo5"/>
+              <w:rPr>
+                <w:sz w:val="20"/>
+                <w:szCs w:val="20"/>
+                <w:lang w:val="en-US"/>
+              </w:rPr>
+            </w:pPr>
+            <w:r>
+              <w:rPr>
+                <w:sz w:val="20"/>
+                <w:szCs w:val="20"/>
+                <w:lang w:val="en-US"/>
+              </w:rPr>
+              <w:t xml:space="preserve">            ENDIF.</w:t>
+            </w:r>
+          </w:p>
+          <w:p>
+            <w:pPr>
+              <w:pStyle w:val="Ttulo5"/>
+              <w:rPr>
+                <w:sz w:val="20"/>
+                <w:szCs w:val="20"/>
+                <w:lang w:val="en-US"/>
+              </w:rPr>
+            </w:pPr>
+            <w:r>
+              <w:rPr>
+                <w:sz w:val="20"/>
+                <w:szCs w:val="20"/>
+                <w:lang w:val="en-US"/>
+              </w:rPr>
+              <w:t xml:space="preserve">          ENDIF.</w:t>
+            </w:r>
+          </w:p>
+          <w:p>
+            <w:pPr>
+              <w:pStyle w:val="Ttulo5"/>
+              <w:rPr>
+                <w:sz w:val="20"/>
+                <w:szCs w:val="20"/>
+                <w:lang w:val="en-US"/>
+              </w:rPr>
+            </w:pPr>
+            <w:r>
+              <w:rPr>
+                <w:sz w:val="20"/>
+                <w:szCs w:val="20"/>
+                <w:lang w:val="en-US"/>
+              </w:rPr>
+              <w:t xml:space="preserve">        ENDIF.</w:t>
+            </w:r>
+          </w:p>
+          <w:p>
+            <w:pPr>
+              <w:pStyle w:val="Ttulo5"/>
+              <w:rPr>
+                <w:sz w:val="20"/>
+                <w:szCs w:val="20"/>
+                <w:lang w:val="en-US"/>
+              </w:rPr>
+            </w:pPr>
+            <w:r>
+              <w:rPr>
+                <w:sz w:val="20"/>
+                <w:szCs w:val="20"/>
+                <w:lang w:val="en-US"/>
+              </w:rPr>
+              <w:t xml:space="preserve">      ENDIF.</w:t>
+            </w:r>
+          </w:p>
+          <w:p>
+            <w:pPr>
+              <w:pStyle w:val="Ttulo5"/>
+              <w:rPr>
+                <w:sz w:val="20"/>
+                <w:szCs w:val="20"/>
+                <w:lang w:val="en-US"/>
+              </w:rPr>
+            </w:pPr>
+            <w:r>
+              <w:rPr>
+                <w:sz w:val="20"/>
+                <w:szCs w:val="20"/>
+                <w:lang w:val="en-US"/>
+              </w:rPr>
+              <w:t xml:space="preserve">    ENDIF.</w:t>
+            </w:r>
+          </w:p>
+          <w:p>
+            <w:pPr>
+              <w:pStyle w:val="Ttulo5"/>
+              <w:rPr>
+                <w:sz w:val="20"/>
+                <w:szCs w:val="20"/>
+                <w:lang w:val="en-US"/>
+              </w:rPr>
+            </w:pPr>
+          </w:p>
+          <w:p>
+            <w:pPr>
+              <w:pStyle w:val="Ttulo5"/>
+              <w:rPr>
+                <w:sz w:val="20"/>
+                <w:szCs w:val="20"/>
+                <w:highlight w:val="yellow"/>
+                <w:lang w:val="en-US"/>
+              </w:rPr>
+            </w:pPr>
+            <w:r>
+              <w:rPr>
+                <w:sz w:val="20"/>
+                <w:szCs w:val="20"/>
+                <w:lang w:val="en-US"/>
+              </w:rPr>
+              <w:t xml:space="preserve">* </w:t>
+            </w:r>
+            <w:proofErr w:type="spellStart"/>
+            <w:r>
+              <w:rPr>
+                <w:sz w:val="20"/>
+                <w:szCs w:val="20"/>
+                <w:highlight w:val="yellow"/>
+                <w:lang w:val="en-US"/>
+              </w:rPr>
+              <w:t>Inicio</w:t>
+            </w:r>
+            <w:proofErr w:type="spellEnd"/>
+            <w:r>
+              <w:rPr>
+                <w:sz w:val="20"/>
+                <w:szCs w:val="20"/>
+                <w:highlight w:val="yellow"/>
+                <w:lang w:val="en-US"/>
+              </w:rPr>
+              <w:t xml:space="preserve"> da </w:t>
+            </w:r>
+            <w:proofErr w:type="spellStart"/>
+            <w:r>
+              <w:rPr>
+                <w:sz w:val="20"/>
+                <w:szCs w:val="20"/>
+                <w:highlight w:val="yellow"/>
+                <w:lang w:val="en-US"/>
+              </w:rPr>
+              <w:t>nlcusao</w:t>
+            </w:r>
+            <w:proofErr w:type="spellEnd"/>
+            <w:r>
+              <w:rPr>
+                <w:sz w:val="20"/>
+                <w:szCs w:val="20"/>
+                <w:highlight w:val="yellow"/>
+                <w:lang w:val="en-US"/>
+              </w:rPr>
+              <w:t xml:space="preserve"> 16/09/2026 FIN10740</w:t>
+            </w:r>
+          </w:p>
+          <w:p>
+            <w:pPr>
+              <w:pStyle w:val="Ttulo5"/>
+              <w:rPr>
+                <w:sz w:val="20"/>
+                <w:szCs w:val="20"/>
+                <w:highlight w:val="yellow"/>
+                <w:lang w:val="en-US"/>
+              </w:rPr>
+            </w:pPr>
+            <w:r>
+              <w:rPr>
+                <w:sz w:val="20"/>
+                <w:szCs w:val="20"/>
+                <w:highlight w:val="yellow"/>
+                <w:lang w:val="en-US"/>
+              </w:rPr>
+              <w:t xml:space="preserve">    IF </w:t>
+            </w:r>
+            <w:proofErr w:type="spellStart"/>
+            <w:r>
+              <w:rPr>
+                <w:sz w:val="20"/>
+                <w:szCs w:val="20"/>
+                <w:highlight w:val="yellow"/>
+                <w:lang w:val="en-US"/>
+              </w:rPr>
+              <w:t>ls_invfo_condpgt-zterm</w:t>
+            </w:r>
+            <w:proofErr w:type="spellEnd"/>
+            <w:r>
+              <w:rPr>
+                <w:sz w:val="20"/>
+                <w:szCs w:val="20"/>
+                <w:highlight w:val="yellow"/>
+                <w:lang w:val="en-US"/>
+              </w:rPr>
+              <w:t xml:space="preserve"> = 'A050'.</w:t>
+            </w:r>
+          </w:p>
+          <w:p>
+            <w:pPr>
+              <w:pStyle w:val="Ttulo5"/>
+              <w:rPr>
+                <w:sz w:val="20"/>
+                <w:szCs w:val="20"/>
+                <w:highlight w:val="yellow"/>
+                <w:lang w:val="en-US"/>
+              </w:rPr>
+            </w:pPr>
+          </w:p>
+          <w:p>
+            <w:pPr>
+              <w:pStyle w:val="Ttulo5"/>
+              <w:rPr>
+                <w:sz w:val="20"/>
+                <w:szCs w:val="20"/>
+                <w:highlight w:val="yellow"/>
+                <w:lang w:val="en-US"/>
+              </w:rPr>
+            </w:pPr>
+            <w:r>
+              <w:rPr>
+                <w:sz w:val="20"/>
+                <w:szCs w:val="20"/>
+                <w:highlight w:val="yellow"/>
+                <w:lang w:val="en-US"/>
+              </w:rPr>
+              <w:t xml:space="preserve">      CLEAR: </w:t>
+            </w:r>
+            <w:proofErr w:type="spellStart"/>
+            <w:r>
+              <w:rPr>
+                <w:sz w:val="20"/>
+                <w:szCs w:val="20"/>
+                <w:highlight w:val="yellow"/>
+                <w:lang w:val="en-US"/>
+              </w:rPr>
+              <w:t>lv_data_decendial</w:t>
+            </w:r>
+            <w:proofErr w:type="spellEnd"/>
+            <w:r>
+              <w:rPr>
+                <w:sz w:val="20"/>
+                <w:szCs w:val="20"/>
+                <w:highlight w:val="yellow"/>
+                <w:lang w:val="en-US"/>
+              </w:rPr>
+              <w:t xml:space="preserve">, </w:t>
+            </w:r>
+            <w:proofErr w:type="spellStart"/>
+            <w:r>
+              <w:rPr>
+                <w:sz w:val="20"/>
+                <w:szCs w:val="20"/>
+                <w:highlight w:val="yellow"/>
+                <w:lang w:val="en-US"/>
+              </w:rPr>
+              <w:t>lv_data</w:t>
+            </w:r>
+            <w:proofErr w:type="spellEnd"/>
+            <w:r>
+              <w:rPr>
+                <w:sz w:val="20"/>
+                <w:szCs w:val="20"/>
+                <w:highlight w:val="yellow"/>
+                <w:lang w:val="en-US"/>
+              </w:rPr>
+              <w:t>.</w:t>
+            </w:r>
+          </w:p>
+          <w:p>
+            <w:pPr>
+              <w:pStyle w:val="Ttulo5"/>
+              <w:rPr>
+                <w:sz w:val="20"/>
+                <w:szCs w:val="20"/>
+                <w:highlight w:val="yellow"/>
+                <w:lang w:val="en-US"/>
+              </w:rPr>
+            </w:pPr>
+          </w:p>
+          <w:p>
+            <w:pPr>
+              <w:pStyle w:val="Ttulo5"/>
+              <w:rPr>
+                <w:sz w:val="20"/>
+                <w:szCs w:val="20"/>
+                <w:highlight w:val="yellow"/>
+                <w:lang w:val="en-US"/>
+              </w:rPr>
+            </w:pPr>
+            <w:r>
+              <w:rPr>
+                <w:sz w:val="20"/>
+                <w:szCs w:val="20"/>
+                <w:highlight w:val="yellow"/>
+                <w:lang w:val="en-US"/>
+              </w:rPr>
+              <w:t xml:space="preserve">      </w:t>
+            </w:r>
+            <w:proofErr w:type="spellStart"/>
+            <w:r>
+              <w:rPr>
+                <w:sz w:val="20"/>
+                <w:szCs w:val="20"/>
+                <w:highlight w:val="yellow"/>
+                <w:lang w:val="en-US"/>
+              </w:rPr>
+              <w:t>lv_data</w:t>
+            </w:r>
+            <w:proofErr w:type="spellEnd"/>
+            <w:r>
+              <w:rPr>
+                <w:sz w:val="20"/>
+                <w:szCs w:val="20"/>
+                <w:highlight w:val="yellow"/>
+                <w:lang w:val="en-US"/>
+              </w:rPr>
+              <w:t xml:space="preserve"> = </w:t>
+            </w:r>
+            <w:proofErr w:type="spellStart"/>
+            <w:r>
+              <w:rPr>
+                <w:sz w:val="20"/>
+                <w:szCs w:val="20"/>
+                <w:highlight w:val="yellow"/>
+                <w:lang w:val="en-US"/>
+              </w:rPr>
+              <w:t>ls_invfo_condpgt-bldat</w:t>
+            </w:r>
+            <w:proofErr w:type="spellEnd"/>
+            <w:r>
+              <w:rPr>
+                <w:sz w:val="20"/>
+                <w:szCs w:val="20"/>
+                <w:highlight w:val="yellow"/>
+                <w:lang w:val="en-US"/>
+              </w:rPr>
+              <w:t>.</w:t>
+            </w:r>
+          </w:p>
+          <w:p>
+            <w:pPr>
+              <w:pStyle w:val="Ttulo5"/>
+              <w:rPr>
+                <w:sz w:val="20"/>
+                <w:szCs w:val="20"/>
+                <w:highlight w:val="yellow"/>
+                <w:lang w:val="en-US"/>
+              </w:rPr>
+            </w:pPr>
+          </w:p>
+          <w:p>
+            <w:pPr>
+              <w:pStyle w:val="Ttulo5"/>
+              <w:rPr>
+                <w:sz w:val="20"/>
+                <w:szCs w:val="20"/>
+                <w:highlight w:val="yellow"/>
+                <w:lang w:val="en-US"/>
+              </w:rPr>
+            </w:pPr>
+            <w:r>
+              <w:rPr>
+                <w:sz w:val="20"/>
+                <w:szCs w:val="20"/>
+                <w:highlight w:val="yellow"/>
+                <w:lang w:val="en-US"/>
+              </w:rPr>
+              <w:t xml:space="preserve">      IF NOT </w:t>
+            </w:r>
+            <w:proofErr w:type="spellStart"/>
+            <w:r>
+              <w:rPr>
+                <w:sz w:val="20"/>
+                <w:szCs w:val="20"/>
+                <w:highlight w:val="yellow"/>
+                <w:lang w:val="en-US"/>
+              </w:rPr>
+              <w:t>lv_data</w:t>
+            </w:r>
+            <w:proofErr w:type="spellEnd"/>
+            <w:r>
+              <w:rPr>
+                <w:sz w:val="20"/>
+                <w:szCs w:val="20"/>
+                <w:highlight w:val="yellow"/>
+                <w:lang w:val="en-US"/>
+              </w:rPr>
+              <w:t xml:space="preserve"> IS INITIAL.</w:t>
+            </w:r>
+          </w:p>
+          <w:p>
+            <w:pPr>
+              <w:pStyle w:val="Ttulo5"/>
+              <w:rPr>
+                <w:sz w:val="20"/>
+                <w:szCs w:val="20"/>
+                <w:highlight w:val="yellow"/>
+                <w:lang w:val="en-US"/>
+              </w:rPr>
+            </w:pPr>
+          </w:p>
+          <w:p>
+            <w:pPr>
+              <w:pStyle w:val="Ttulo5"/>
+              <w:rPr>
+                <w:sz w:val="20"/>
+                <w:szCs w:val="20"/>
+                <w:highlight w:val="yellow"/>
+                <w:lang w:val="en-US"/>
+              </w:rPr>
+            </w:pPr>
+            <w:r>
+              <w:rPr>
+                <w:sz w:val="20"/>
+                <w:szCs w:val="20"/>
+                <w:highlight w:val="yellow"/>
+                <w:lang w:val="en-US"/>
+              </w:rPr>
+              <w:t xml:space="preserve">        </w:t>
+            </w:r>
+            <w:proofErr w:type="spellStart"/>
+            <w:r>
+              <w:rPr>
+                <w:sz w:val="20"/>
+                <w:szCs w:val="20"/>
+                <w:highlight w:val="yellow"/>
+                <w:lang w:val="en-US"/>
+              </w:rPr>
+              <w:t>lv_data_decendial</w:t>
+            </w:r>
+            <w:proofErr w:type="spellEnd"/>
+            <w:r>
+              <w:rPr>
+                <w:sz w:val="20"/>
+                <w:szCs w:val="20"/>
+                <w:highlight w:val="yellow"/>
+                <w:lang w:val="en-US"/>
+              </w:rPr>
+              <w:t xml:space="preserve"> = </w:t>
+            </w:r>
+            <w:proofErr w:type="spellStart"/>
+            <w:r>
+              <w:rPr>
+                <w:sz w:val="20"/>
+                <w:szCs w:val="20"/>
+                <w:highlight w:val="yellow"/>
+                <w:lang w:val="en-US"/>
+              </w:rPr>
+              <w:t>ycl_condpag_util</w:t>
+            </w:r>
+            <w:proofErr w:type="spellEnd"/>
+            <w:r>
+              <w:rPr>
+                <w:sz w:val="20"/>
+                <w:szCs w:val="20"/>
+                <w:highlight w:val="yellow"/>
+                <w:lang w:val="en-US"/>
+              </w:rPr>
+              <w:t>=&gt;</w:t>
+            </w:r>
+            <w:proofErr w:type="spellStart"/>
+            <w:r>
+              <w:rPr>
+                <w:sz w:val="20"/>
+                <w:szCs w:val="20"/>
+                <w:highlight w:val="yellow"/>
+                <w:lang w:val="en-US"/>
+              </w:rPr>
+              <w:t>get_</w:t>
+            </w:r>
+            <w:proofErr w:type="gramStart"/>
+            <w:r>
+              <w:rPr>
+                <w:sz w:val="20"/>
+                <w:szCs w:val="20"/>
+                <w:highlight w:val="yellow"/>
+                <w:lang w:val="en-US"/>
+              </w:rPr>
+              <w:t>instance</w:t>
+            </w:r>
+            <w:proofErr w:type="spellEnd"/>
+            <w:r>
+              <w:rPr>
+                <w:sz w:val="20"/>
+                <w:szCs w:val="20"/>
+                <w:highlight w:val="yellow"/>
+                <w:lang w:val="en-US"/>
+              </w:rPr>
+              <w:t>( )</w:t>
+            </w:r>
+            <w:proofErr w:type="gramEnd"/>
+            <w:r>
+              <w:rPr>
+                <w:sz w:val="20"/>
+                <w:szCs w:val="20"/>
+                <w:highlight w:val="yellow"/>
+                <w:lang w:val="en-US"/>
+              </w:rPr>
+              <w:t>-&gt;</w:t>
+            </w:r>
+            <w:proofErr w:type="spellStart"/>
+            <w:r>
+              <w:rPr>
+                <w:sz w:val="20"/>
+                <w:szCs w:val="20"/>
+                <w:highlight w:val="yellow"/>
+                <w:lang w:val="en-US"/>
+              </w:rPr>
+              <w:t>get_data_</w:t>
+            </w:r>
+            <w:proofErr w:type="gramStart"/>
+            <w:r>
+              <w:rPr>
+                <w:sz w:val="20"/>
+                <w:szCs w:val="20"/>
+                <w:highlight w:val="yellow"/>
+                <w:lang w:val="en-US"/>
+              </w:rPr>
+              <w:t>decendial</w:t>
+            </w:r>
+            <w:proofErr w:type="spellEnd"/>
+            <w:r>
+              <w:rPr>
+                <w:sz w:val="20"/>
+                <w:szCs w:val="20"/>
+                <w:highlight w:val="yellow"/>
+                <w:lang w:val="en-US"/>
+              </w:rPr>
+              <w:t>( EXPORTING</w:t>
+            </w:r>
+            <w:proofErr w:type="gramEnd"/>
+            <w:r>
+              <w:rPr>
+                <w:sz w:val="20"/>
+                <w:szCs w:val="20"/>
+                <w:highlight w:val="yellow"/>
+                <w:lang w:val="en-US"/>
+              </w:rPr>
+              <w:t xml:space="preserve"> </w:t>
+            </w:r>
+            <w:proofErr w:type="spellStart"/>
+            <w:r>
+              <w:rPr>
+                <w:sz w:val="20"/>
+                <w:szCs w:val="20"/>
+                <w:highlight w:val="yellow"/>
+                <w:lang w:val="en-US"/>
+              </w:rPr>
+              <w:t>vi_data</w:t>
+            </w:r>
+            <w:proofErr w:type="spellEnd"/>
+            <w:r>
+              <w:rPr>
+                <w:sz w:val="20"/>
+                <w:szCs w:val="20"/>
+                <w:highlight w:val="yellow"/>
+                <w:lang w:val="en-US"/>
+              </w:rPr>
+              <w:t xml:space="preserve"> = </w:t>
+            </w:r>
+            <w:proofErr w:type="spellStart"/>
+            <w:r>
+              <w:rPr>
+                <w:sz w:val="20"/>
+                <w:szCs w:val="20"/>
+                <w:highlight w:val="yellow"/>
+                <w:lang w:val="en-US"/>
+              </w:rPr>
+              <w:t>lv_</w:t>
+            </w:r>
+            <w:proofErr w:type="gramStart"/>
+            <w:r>
+              <w:rPr>
+                <w:sz w:val="20"/>
+                <w:szCs w:val="20"/>
+                <w:highlight w:val="yellow"/>
+                <w:lang w:val="en-US"/>
+              </w:rPr>
+              <w:t>data</w:t>
+            </w:r>
+            <w:proofErr w:type="spellEnd"/>
+            <w:r>
+              <w:rPr>
+                <w:sz w:val="20"/>
+                <w:szCs w:val="20"/>
+                <w:highlight w:val="yellow"/>
+                <w:lang w:val="en-US"/>
+              </w:rPr>
+              <w:t xml:space="preserve"> )</w:t>
+            </w:r>
+            <w:proofErr w:type="gramEnd"/>
+            <w:r>
+              <w:rPr>
+                <w:sz w:val="20"/>
+                <w:szCs w:val="20"/>
+                <w:highlight w:val="yellow"/>
+                <w:lang w:val="en-US"/>
+              </w:rPr>
+              <w:t>.</w:t>
+            </w:r>
+          </w:p>
+          <w:p>
+            <w:pPr>
+              <w:pStyle w:val="Ttulo5"/>
+              <w:rPr>
+                <w:sz w:val="20"/>
+                <w:szCs w:val="20"/>
+                <w:highlight w:val="yellow"/>
+                <w:lang w:val="en-US"/>
+              </w:rPr>
+            </w:pPr>
+          </w:p>
+          <w:p>
+            <w:pPr>
+              <w:pStyle w:val="Ttulo5"/>
+              <w:rPr>
+                <w:sz w:val="20"/>
+                <w:szCs w:val="20"/>
+                <w:highlight w:val="yellow"/>
+                <w:lang w:val="en-US"/>
+              </w:rPr>
+            </w:pPr>
+            <w:r>
+              <w:rPr>
+                <w:sz w:val="20"/>
+                <w:szCs w:val="20"/>
+                <w:highlight w:val="yellow"/>
+                <w:lang w:val="en-US"/>
+              </w:rPr>
+              <w:t xml:space="preserve">        </w:t>
+            </w:r>
+            <w:proofErr w:type="spellStart"/>
+            <w:r>
+              <w:rPr>
+                <w:sz w:val="20"/>
+                <w:szCs w:val="20"/>
+                <w:highlight w:val="yellow"/>
+                <w:lang w:val="en-US"/>
+              </w:rPr>
+              <w:t>ls_invfo_condpgt-zfbdt</w:t>
+            </w:r>
+            <w:proofErr w:type="spellEnd"/>
+            <w:r>
+              <w:rPr>
+                <w:sz w:val="20"/>
+                <w:szCs w:val="20"/>
+                <w:highlight w:val="yellow"/>
+                <w:lang w:val="en-US"/>
+              </w:rPr>
+              <w:t xml:space="preserve"> = COND </w:t>
+            </w:r>
+            <w:proofErr w:type="gramStart"/>
+            <w:r>
+              <w:rPr>
+                <w:sz w:val="20"/>
+                <w:szCs w:val="20"/>
+                <w:highlight w:val="yellow"/>
+                <w:lang w:val="en-US"/>
+              </w:rPr>
+              <w:t>#( WHEN</w:t>
+            </w:r>
+            <w:proofErr w:type="gramEnd"/>
+            <w:r>
+              <w:rPr>
+                <w:sz w:val="20"/>
+                <w:szCs w:val="20"/>
+                <w:highlight w:val="yellow"/>
+                <w:lang w:val="en-US"/>
+              </w:rPr>
+              <w:t xml:space="preserve"> </w:t>
+            </w:r>
+            <w:proofErr w:type="spellStart"/>
+            <w:r>
+              <w:rPr>
+                <w:sz w:val="20"/>
+                <w:szCs w:val="20"/>
+                <w:highlight w:val="yellow"/>
+                <w:lang w:val="en-US"/>
+              </w:rPr>
+              <w:t>lv_data_decendial</w:t>
+            </w:r>
+            <w:proofErr w:type="spellEnd"/>
+            <w:r>
+              <w:rPr>
+                <w:sz w:val="20"/>
+                <w:szCs w:val="20"/>
+                <w:highlight w:val="yellow"/>
+                <w:lang w:val="en-US"/>
+              </w:rPr>
+              <w:t xml:space="preserve"> GT </w:t>
+            </w:r>
+            <w:proofErr w:type="spellStart"/>
+            <w:r>
+              <w:rPr>
+                <w:sz w:val="20"/>
+                <w:szCs w:val="20"/>
+                <w:highlight w:val="yellow"/>
+                <w:lang w:val="en-US"/>
+              </w:rPr>
+              <w:t>lv_data</w:t>
+            </w:r>
+            <w:proofErr w:type="spellEnd"/>
+            <w:r>
+              <w:rPr>
+                <w:sz w:val="20"/>
+                <w:szCs w:val="20"/>
+                <w:highlight w:val="yellow"/>
+                <w:lang w:val="en-US"/>
+              </w:rPr>
+              <w:t xml:space="preserve"> THEN </w:t>
+            </w:r>
+            <w:proofErr w:type="spellStart"/>
+            <w:r>
+              <w:rPr>
+                <w:sz w:val="20"/>
+                <w:szCs w:val="20"/>
+                <w:highlight w:val="yellow"/>
+                <w:lang w:val="en-US"/>
+              </w:rPr>
+              <w:t>lv_data_decendial</w:t>
+            </w:r>
+            <w:proofErr w:type="spellEnd"/>
+            <w:r>
+              <w:rPr>
+                <w:sz w:val="20"/>
+                <w:szCs w:val="20"/>
+                <w:highlight w:val="yellow"/>
+                <w:lang w:val="en-US"/>
+              </w:rPr>
+              <w:t xml:space="preserve"> ELSE </w:t>
+            </w:r>
+            <w:proofErr w:type="spellStart"/>
+            <w:r>
+              <w:rPr>
+                <w:sz w:val="20"/>
+                <w:szCs w:val="20"/>
+                <w:highlight w:val="yellow"/>
+                <w:lang w:val="en-US"/>
+              </w:rPr>
+              <w:t>lv_</w:t>
+            </w:r>
+            <w:proofErr w:type="gramStart"/>
+            <w:r>
+              <w:rPr>
+                <w:sz w:val="20"/>
+                <w:szCs w:val="20"/>
+                <w:highlight w:val="yellow"/>
+                <w:lang w:val="en-US"/>
+              </w:rPr>
+              <w:t>data</w:t>
+            </w:r>
+            <w:proofErr w:type="spellEnd"/>
+            <w:r>
+              <w:rPr>
+                <w:sz w:val="20"/>
+                <w:szCs w:val="20"/>
+                <w:highlight w:val="yellow"/>
+                <w:lang w:val="en-US"/>
+              </w:rPr>
+              <w:t xml:space="preserve"> )</w:t>
+            </w:r>
+            <w:proofErr w:type="gramEnd"/>
+            <w:r>
+              <w:rPr>
+                <w:sz w:val="20"/>
+                <w:szCs w:val="20"/>
+                <w:highlight w:val="yellow"/>
+                <w:lang w:val="en-US"/>
+              </w:rPr>
+              <w:t>.</w:t>
+            </w:r>
+          </w:p>
+          <w:p>
+            <w:pPr>
+              <w:pStyle w:val="Ttulo5"/>
+              <w:rPr>
+                <w:sz w:val="20"/>
+                <w:szCs w:val="20"/>
+                <w:highlight w:val="yellow"/>
+                <w:lang w:val="en-US"/>
+              </w:rPr>
+            </w:pPr>
+          </w:p>
+          <w:p>
+            <w:pPr>
+              <w:pStyle w:val="Ttulo5"/>
+              <w:rPr>
+                <w:sz w:val="20"/>
+                <w:szCs w:val="20"/>
+                <w:highlight w:val="yellow"/>
+              </w:rPr>
+            </w:pPr>
+            <w:r>
+              <w:rPr>
+                <w:sz w:val="20"/>
+                <w:szCs w:val="20"/>
+                <w:highlight w:val="yellow"/>
+                <w:lang w:val="en-US"/>
+              </w:rPr>
+              <w:t xml:space="preserve">      </w:t>
+            </w:r>
+            <w:r>
+              <w:rPr>
+                <w:sz w:val="20"/>
+                <w:szCs w:val="20"/>
+                <w:highlight w:val="yellow"/>
+              </w:rPr>
+              <w:t>ENDIF.</w:t>
+            </w:r>
+          </w:p>
+          <w:p>
+            <w:pPr>
+              <w:pStyle w:val="Ttulo5"/>
+              <w:rPr>
+                <w:sz w:val="20"/>
+                <w:szCs w:val="20"/>
+                <w:highlight w:val="yellow"/>
+              </w:rPr>
+            </w:pPr>
+          </w:p>
+          <w:p>
+            <w:pPr>
+              <w:pStyle w:val="Ttulo5"/>
+              <w:rPr>
+                <w:sz w:val="20"/>
+                <w:szCs w:val="20"/>
+                <w:highlight w:val="yellow"/>
+              </w:rPr>
+            </w:pPr>
+            <w:r>
+              <w:rPr>
+                <w:sz w:val="20"/>
+                <w:szCs w:val="20"/>
+                <w:highlight w:val="yellow"/>
+              </w:rPr>
+              <w:t xml:space="preserve">    ENDIF.</w:t>
+            </w:r>
+          </w:p>
+          <w:p>
+            <w:pPr>
+              <w:pStyle w:val="Ttulo5"/>
+              <w:rPr>
+                <w:sz w:val="20"/>
+                <w:szCs w:val="20"/>
+              </w:rPr>
+            </w:pPr>
+            <w:r>
+              <w:rPr>
+                <w:sz w:val="20"/>
+                <w:szCs w:val="20"/>
+                <w:highlight w:val="yellow"/>
+              </w:rPr>
+              <w:t xml:space="preserve">* Fim da </w:t>
+            </w:r>
+            <w:proofErr w:type="spellStart"/>
+            <w:proofErr w:type="gramStart"/>
+            <w:r>
+              <w:rPr>
+                <w:sz w:val="20"/>
+                <w:szCs w:val="20"/>
+                <w:highlight w:val="yellow"/>
+              </w:rPr>
+              <w:t>inclusao</w:t>
+            </w:r>
+            <w:proofErr w:type="spellEnd"/>
+            <w:r>
+              <w:rPr>
+                <w:sz w:val="20"/>
+                <w:szCs w:val="20"/>
+                <w:highlight w:val="yellow"/>
+              </w:rPr>
+              <w:t xml:space="preserve">  16</w:t>
+            </w:r>
+            <w:proofErr w:type="gramEnd"/>
+            <w:r>
+              <w:rPr>
+                <w:sz w:val="20"/>
+                <w:szCs w:val="20"/>
+                <w:highlight w:val="yellow"/>
+              </w:rPr>
+              <w:t>/09/2026 FIN10740</w:t>
+            </w:r>
+          </w:p>
+          <w:p>
+            <w:pPr>
+              <w:pStyle w:val="Ttulo5"/>
+              <w:rPr>
+                <w:sz w:val="20"/>
+                <w:szCs w:val="20"/>
+                <w:lang w:val="en-US"/>
+              </w:rPr>
+            </w:pPr>
+            <w:r>
+              <w:rPr>
+                <w:sz w:val="20"/>
+                <w:szCs w:val="20"/>
+              </w:rPr>
+              <w:t xml:space="preserve">  </w:t>
+            </w:r>
+            <w:r>
+              <w:rPr>
+                <w:sz w:val="20"/>
+                <w:szCs w:val="20"/>
+                <w:lang w:val="en-US"/>
+              </w:rPr>
+              <w:t>ENDIF.</w:t>
+            </w:r>
+          </w:p>
+          <w:p>
+            <w:pPr>
+              <w:pStyle w:val="Ttulo5"/>
+              <w:rPr>
+                <w:sz w:val="20"/>
+                <w:szCs w:val="20"/>
+                <w:lang w:val="en-US"/>
+              </w:rPr>
+            </w:pPr>
+            <w:r>
+              <w:rPr>
+                <w:sz w:val="20"/>
+                <w:szCs w:val="20"/>
+                <w:lang w:val="en-US"/>
+              </w:rPr>
+              <w:t>ENDIF.</w:t>
+            </w:r>
+          </w:p>
+          <w:p>
+            <w:pPr>
+              <w:pStyle w:val="Ttulo5"/>
+              <w:rPr>
+                <w:sz w:val="20"/>
+                <w:szCs w:val="20"/>
+                <w:lang w:val="en-US"/>
+              </w:rPr>
+            </w:pPr>
+          </w:p>
+          <w:p>
+            <w:pPr>
+              <w:pStyle w:val="Ttulo5"/>
+              <w:rPr>
+                <w:sz w:val="20"/>
+                <w:szCs w:val="20"/>
+                <w:highlight w:val="yellow"/>
+                <w:lang w:val="en-US"/>
+              </w:rPr>
+            </w:pPr>
+            <w:r>
+              <w:rPr>
+                <w:sz w:val="20"/>
+                <w:szCs w:val="20"/>
+                <w:lang w:val="en-US"/>
+              </w:rPr>
+              <w:t xml:space="preserve">  </w:t>
+            </w:r>
+            <w:r>
+              <w:rPr>
+                <w:sz w:val="20"/>
+                <w:szCs w:val="20"/>
+                <w:highlight w:val="yellow"/>
+                <w:lang w:val="en-US"/>
+              </w:rPr>
+              <w:t xml:space="preserve">METHOD </w:t>
+            </w:r>
+            <w:proofErr w:type="spellStart"/>
+            <w:r>
+              <w:rPr>
+                <w:sz w:val="20"/>
+                <w:szCs w:val="20"/>
+                <w:highlight w:val="yellow"/>
+                <w:lang w:val="en-US"/>
+              </w:rPr>
+              <w:t>get_data_decendial</w:t>
+            </w:r>
+            <w:proofErr w:type="spellEnd"/>
+            <w:r>
+              <w:rPr>
+                <w:sz w:val="20"/>
+                <w:szCs w:val="20"/>
+                <w:highlight w:val="yellow"/>
+                <w:lang w:val="en-US"/>
+              </w:rPr>
+              <w:t>.</w:t>
+            </w:r>
+          </w:p>
+          <w:p>
+            <w:pPr>
+              <w:pStyle w:val="Ttulo5"/>
+              <w:rPr>
+                <w:sz w:val="20"/>
+                <w:szCs w:val="20"/>
+                <w:highlight w:val="yellow"/>
+                <w:lang w:val="en-US"/>
+              </w:rPr>
+            </w:pPr>
+          </w:p>
+          <w:p>
+            <w:pPr>
+              <w:pStyle w:val="Ttulo5"/>
+              <w:rPr>
+                <w:sz w:val="20"/>
+                <w:szCs w:val="20"/>
+                <w:highlight w:val="yellow"/>
+              </w:rPr>
+            </w:pPr>
+            <w:r>
+              <w:rPr>
+                <w:sz w:val="20"/>
+                <w:szCs w:val="20"/>
+                <w:highlight w:val="yellow"/>
+                <w:lang w:val="en-US"/>
+              </w:rPr>
+              <w:t xml:space="preserve">    </w:t>
+            </w:r>
+            <w:r>
+              <w:rPr>
+                <w:sz w:val="20"/>
+                <w:szCs w:val="20"/>
+                <w:highlight w:val="yellow"/>
+              </w:rPr>
+              <w:t xml:space="preserve">DATA </w:t>
+            </w:r>
+            <w:proofErr w:type="spellStart"/>
+            <w:r>
+              <w:rPr>
+                <w:sz w:val="20"/>
+                <w:szCs w:val="20"/>
+                <w:highlight w:val="yellow"/>
+              </w:rPr>
+              <w:t>p_dia</w:t>
+            </w:r>
+            <w:proofErr w:type="spellEnd"/>
+            <w:r>
+              <w:rPr>
+                <w:sz w:val="20"/>
+                <w:szCs w:val="20"/>
+                <w:highlight w:val="yellow"/>
+              </w:rPr>
+              <w:t xml:space="preserve"> TYPE i.</w:t>
+            </w:r>
+          </w:p>
+          <w:p>
+            <w:pPr>
+              <w:pStyle w:val="Ttulo5"/>
+              <w:rPr>
+                <w:sz w:val="20"/>
+                <w:szCs w:val="20"/>
+                <w:highlight w:val="yellow"/>
+                <w:lang w:val="en-US"/>
+              </w:rPr>
+            </w:pPr>
+            <w:r>
+              <w:rPr>
+                <w:sz w:val="20"/>
+                <w:szCs w:val="20"/>
+                <w:highlight w:val="yellow"/>
+              </w:rPr>
+              <w:t xml:space="preserve">    </w:t>
+            </w:r>
+            <w:r>
+              <w:rPr>
+                <w:sz w:val="20"/>
+                <w:szCs w:val="20"/>
+                <w:highlight w:val="yellow"/>
+                <w:lang w:val="en-US"/>
+              </w:rPr>
+              <w:t xml:space="preserve">DATA </w:t>
+            </w:r>
+            <w:proofErr w:type="spellStart"/>
+            <w:r>
+              <w:rPr>
+                <w:sz w:val="20"/>
+                <w:szCs w:val="20"/>
+                <w:highlight w:val="yellow"/>
+                <w:lang w:val="en-US"/>
+              </w:rPr>
+              <w:t>p_dven</w:t>
+            </w:r>
+            <w:proofErr w:type="spellEnd"/>
+            <w:r>
+              <w:rPr>
+                <w:sz w:val="20"/>
+                <w:szCs w:val="20"/>
+                <w:highlight w:val="yellow"/>
+                <w:lang w:val="en-US"/>
+              </w:rPr>
+              <w:t xml:space="preserve"> TYPE datum.</w:t>
+            </w:r>
+          </w:p>
+          <w:p>
+            <w:pPr>
+              <w:pStyle w:val="Ttulo5"/>
+              <w:rPr>
+                <w:sz w:val="20"/>
+                <w:szCs w:val="20"/>
+                <w:highlight w:val="yellow"/>
+                <w:lang w:val="en-US"/>
+              </w:rPr>
+            </w:pPr>
+            <w:r>
+              <w:rPr>
+                <w:sz w:val="20"/>
+                <w:szCs w:val="20"/>
+                <w:highlight w:val="yellow"/>
+                <w:lang w:val="en-US"/>
+              </w:rPr>
+              <w:t xml:space="preserve">    CLEAR: </w:t>
+            </w:r>
+            <w:proofErr w:type="spellStart"/>
+            <w:r>
+              <w:rPr>
+                <w:sz w:val="20"/>
+                <w:szCs w:val="20"/>
+                <w:highlight w:val="yellow"/>
+                <w:lang w:val="en-US"/>
+              </w:rPr>
+              <w:t>p_dia</w:t>
+            </w:r>
+            <w:proofErr w:type="spellEnd"/>
+            <w:r>
+              <w:rPr>
+                <w:sz w:val="20"/>
+                <w:szCs w:val="20"/>
+                <w:highlight w:val="yellow"/>
+                <w:lang w:val="en-US"/>
+              </w:rPr>
+              <w:t xml:space="preserve">, </w:t>
+            </w:r>
+            <w:proofErr w:type="spellStart"/>
+            <w:r>
+              <w:rPr>
+                <w:sz w:val="20"/>
+                <w:szCs w:val="20"/>
+                <w:highlight w:val="yellow"/>
+                <w:lang w:val="en-US"/>
+              </w:rPr>
+              <w:t>p_dven</w:t>
+            </w:r>
+            <w:proofErr w:type="spellEnd"/>
+            <w:r>
+              <w:rPr>
+                <w:sz w:val="20"/>
+                <w:szCs w:val="20"/>
+                <w:highlight w:val="yellow"/>
+                <w:lang w:val="en-US"/>
+              </w:rPr>
+              <w:t>.</w:t>
+            </w:r>
+          </w:p>
+          <w:p>
+            <w:pPr>
+              <w:pStyle w:val="Ttulo5"/>
+              <w:rPr>
+                <w:sz w:val="20"/>
+                <w:szCs w:val="20"/>
+                <w:highlight w:val="yellow"/>
+                <w:lang w:val="en-US"/>
+              </w:rPr>
+            </w:pPr>
+          </w:p>
+          <w:p>
+            <w:pPr>
+              <w:pStyle w:val="Ttulo5"/>
+              <w:rPr>
+                <w:sz w:val="20"/>
+                <w:szCs w:val="20"/>
+                <w:highlight w:val="yellow"/>
+                <w:lang w:val="en-US"/>
+              </w:rPr>
+            </w:pPr>
+            <w:r>
+              <w:rPr>
+                <w:sz w:val="20"/>
+                <w:szCs w:val="20"/>
+                <w:highlight w:val="yellow"/>
+                <w:lang w:val="en-US"/>
+              </w:rPr>
+              <w:t xml:space="preserve">    </w:t>
+            </w:r>
+            <w:proofErr w:type="spellStart"/>
+            <w:r>
+              <w:rPr>
+                <w:sz w:val="20"/>
+                <w:szCs w:val="20"/>
+                <w:highlight w:val="yellow"/>
+                <w:lang w:val="en-US"/>
+              </w:rPr>
+              <w:t>p_dven</w:t>
+            </w:r>
+            <w:proofErr w:type="spellEnd"/>
+            <w:r>
+              <w:rPr>
+                <w:sz w:val="20"/>
+                <w:szCs w:val="20"/>
+                <w:highlight w:val="yellow"/>
+                <w:lang w:val="en-US"/>
+              </w:rPr>
+              <w:t xml:space="preserve"> = </w:t>
+            </w:r>
+            <w:proofErr w:type="spellStart"/>
+            <w:r>
+              <w:rPr>
+                <w:sz w:val="20"/>
+                <w:szCs w:val="20"/>
+                <w:highlight w:val="yellow"/>
+                <w:lang w:val="en-US"/>
+              </w:rPr>
+              <w:t>vi_data</w:t>
+            </w:r>
+            <w:proofErr w:type="spellEnd"/>
+            <w:r>
+              <w:rPr>
+                <w:sz w:val="20"/>
+                <w:szCs w:val="20"/>
+                <w:highlight w:val="yellow"/>
+                <w:lang w:val="en-US"/>
+              </w:rPr>
+              <w:t>.</w:t>
+            </w:r>
+          </w:p>
+          <w:p>
+            <w:pPr>
+              <w:pStyle w:val="Ttulo5"/>
+              <w:rPr>
+                <w:sz w:val="20"/>
+                <w:szCs w:val="20"/>
+                <w:highlight w:val="yellow"/>
+                <w:lang w:val="en-US"/>
+              </w:rPr>
+            </w:pPr>
+          </w:p>
+          <w:p>
+            <w:pPr>
+              <w:pStyle w:val="Ttulo5"/>
+              <w:rPr>
+                <w:sz w:val="20"/>
+                <w:szCs w:val="20"/>
+                <w:highlight w:val="yellow"/>
+                <w:lang w:val="en-US"/>
+              </w:rPr>
+            </w:pPr>
+            <w:r>
+              <w:rPr>
+                <w:sz w:val="20"/>
+                <w:szCs w:val="20"/>
+                <w:highlight w:val="yellow"/>
+                <w:lang w:val="en-US"/>
+              </w:rPr>
+              <w:t xml:space="preserve">    IF p_dven+6(2) BETWEEN 01 AND 10.</w:t>
+            </w:r>
+          </w:p>
+          <w:p>
+            <w:pPr>
+              <w:pStyle w:val="Ttulo5"/>
+              <w:rPr>
+                <w:sz w:val="20"/>
+                <w:szCs w:val="20"/>
+                <w:highlight w:val="yellow"/>
+                <w:lang w:val="en-US"/>
+              </w:rPr>
+            </w:pPr>
+          </w:p>
+          <w:p>
+            <w:pPr>
+              <w:pStyle w:val="Ttulo5"/>
+              <w:rPr>
+                <w:sz w:val="20"/>
+                <w:szCs w:val="20"/>
+                <w:highlight w:val="yellow"/>
+                <w:lang w:val="en-US"/>
+              </w:rPr>
+            </w:pPr>
+            <w:r>
+              <w:rPr>
+                <w:sz w:val="20"/>
+                <w:szCs w:val="20"/>
+                <w:highlight w:val="yellow"/>
+                <w:lang w:val="en-US"/>
+              </w:rPr>
+              <w:t xml:space="preserve">      p_dven+6(2) = 15.</w:t>
+            </w:r>
+          </w:p>
+          <w:p>
+            <w:pPr>
+              <w:pStyle w:val="Ttulo5"/>
+              <w:rPr>
+                <w:sz w:val="20"/>
+                <w:szCs w:val="20"/>
+                <w:highlight w:val="yellow"/>
+                <w:lang w:val="en-US"/>
+              </w:rPr>
+            </w:pPr>
+          </w:p>
+          <w:p>
+            <w:pPr>
+              <w:pStyle w:val="Ttulo5"/>
+              <w:rPr>
+                <w:sz w:val="20"/>
+                <w:szCs w:val="20"/>
+                <w:highlight w:val="yellow"/>
+                <w:lang w:val="en-US"/>
+              </w:rPr>
+            </w:pPr>
+            <w:r>
+              <w:rPr>
+                <w:sz w:val="20"/>
+                <w:szCs w:val="20"/>
+                <w:highlight w:val="yellow"/>
+                <w:lang w:val="en-US"/>
+              </w:rPr>
+              <w:t xml:space="preserve">    ELSEIF p_dven+6(2) BETWEEN 11 AND 20.</w:t>
+            </w:r>
+          </w:p>
+          <w:p>
+            <w:pPr>
+              <w:pStyle w:val="Ttulo5"/>
+              <w:rPr>
+                <w:sz w:val="20"/>
+                <w:szCs w:val="20"/>
+                <w:highlight w:val="yellow"/>
+                <w:lang w:val="en-US"/>
+              </w:rPr>
+            </w:pPr>
+          </w:p>
+          <w:p>
+            <w:pPr>
+              <w:pStyle w:val="Ttulo5"/>
+              <w:rPr>
+                <w:sz w:val="20"/>
+                <w:szCs w:val="20"/>
+                <w:highlight w:val="yellow"/>
+                <w:lang w:val="en-US"/>
+              </w:rPr>
+            </w:pPr>
+            <w:r>
+              <w:rPr>
+                <w:sz w:val="20"/>
+                <w:szCs w:val="20"/>
+                <w:highlight w:val="yellow"/>
+                <w:lang w:val="en-US"/>
+              </w:rPr>
+              <w:t xml:space="preserve">      p_dven+6(2) = 25.</w:t>
+            </w:r>
+          </w:p>
+          <w:p>
+            <w:pPr>
+              <w:pStyle w:val="Ttulo5"/>
+              <w:rPr>
+                <w:sz w:val="20"/>
+                <w:szCs w:val="20"/>
+                <w:highlight w:val="yellow"/>
+                <w:lang w:val="en-US"/>
+              </w:rPr>
+            </w:pPr>
+          </w:p>
+          <w:p>
+            <w:pPr>
+              <w:pStyle w:val="Ttulo5"/>
+              <w:rPr>
+                <w:sz w:val="20"/>
+                <w:szCs w:val="20"/>
+                <w:highlight w:val="yellow"/>
+                <w:lang w:val="en-US"/>
+              </w:rPr>
+            </w:pPr>
+            <w:r>
+              <w:rPr>
+                <w:sz w:val="20"/>
+                <w:szCs w:val="20"/>
+                <w:highlight w:val="yellow"/>
+                <w:lang w:val="en-US"/>
+              </w:rPr>
+              <w:t xml:space="preserve">    ELSEIF p_dven+6(2) BETWEEN 21 AND 31.</w:t>
+            </w:r>
+          </w:p>
+          <w:p>
+            <w:pPr>
+              <w:pStyle w:val="Ttulo5"/>
+              <w:rPr>
+                <w:sz w:val="20"/>
+                <w:szCs w:val="20"/>
+                <w:highlight w:val="yellow"/>
+                <w:lang w:val="en-US"/>
+              </w:rPr>
+            </w:pPr>
+          </w:p>
+          <w:p>
+            <w:pPr>
+              <w:pStyle w:val="Ttulo5"/>
+              <w:rPr>
+                <w:sz w:val="20"/>
+                <w:szCs w:val="20"/>
+                <w:highlight w:val="yellow"/>
+                <w:lang w:val="en-US"/>
+              </w:rPr>
+            </w:pPr>
+            <w:r>
+              <w:rPr>
+                <w:sz w:val="20"/>
+                <w:szCs w:val="20"/>
+                <w:highlight w:val="yellow"/>
+                <w:lang w:val="en-US"/>
+              </w:rPr>
+              <w:t xml:space="preserve">      </w:t>
+            </w:r>
+            <w:proofErr w:type="spellStart"/>
+            <w:r>
+              <w:rPr>
+                <w:sz w:val="20"/>
+                <w:szCs w:val="20"/>
+                <w:highlight w:val="yellow"/>
+                <w:lang w:val="en-US"/>
+              </w:rPr>
+              <w:t>p_dia</w:t>
+            </w:r>
+            <w:proofErr w:type="spellEnd"/>
+            <w:r>
+              <w:rPr>
+                <w:sz w:val="20"/>
+                <w:szCs w:val="20"/>
+                <w:highlight w:val="yellow"/>
+                <w:lang w:val="en-US"/>
+              </w:rPr>
+              <w:t xml:space="preserve"> = p_dven+6(2).</w:t>
+            </w:r>
+          </w:p>
+          <w:p>
+            <w:pPr>
+              <w:pStyle w:val="Ttulo5"/>
+              <w:rPr>
+                <w:sz w:val="20"/>
+                <w:szCs w:val="20"/>
+                <w:highlight w:val="yellow"/>
+                <w:lang w:val="en-US"/>
+              </w:rPr>
+            </w:pPr>
+            <w:r>
+              <w:rPr>
+                <w:sz w:val="20"/>
+                <w:szCs w:val="20"/>
+                <w:highlight w:val="yellow"/>
+                <w:lang w:val="en-US"/>
+              </w:rPr>
+              <w:t xml:space="preserve">      </w:t>
+            </w:r>
+            <w:proofErr w:type="gramStart"/>
+            <w:r>
+              <w:rPr>
+                <w:sz w:val="20"/>
+                <w:szCs w:val="20"/>
+                <w:highlight w:val="yellow"/>
+                <w:lang w:val="en-US"/>
+              </w:rPr>
+              <w:t xml:space="preserve">WHILE  </w:t>
+            </w:r>
+            <w:proofErr w:type="spellStart"/>
+            <w:r>
+              <w:rPr>
+                <w:sz w:val="20"/>
+                <w:szCs w:val="20"/>
+                <w:highlight w:val="yellow"/>
+                <w:lang w:val="en-US"/>
+              </w:rPr>
+              <w:t>p</w:t>
+            </w:r>
+            <w:proofErr w:type="gramEnd"/>
+            <w:r>
+              <w:rPr>
+                <w:sz w:val="20"/>
+                <w:szCs w:val="20"/>
+                <w:highlight w:val="yellow"/>
+                <w:lang w:val="en-US"/>
+              </w:rPr>
+              <w:t>_dia</w:t>
+            </w:r>
+            <w:proofErr w:type="spellEnd"/>
+            <w:r>
+              <w:rPr>
+                <w:sz w:val="20"/>
+                <w:szCs w:val="20"/>
+                <w:highlight w:val="yellow"/>
+                <w:lang w:val="en-US"/>
+              </w:rPr>
+              <w:t xml:space="preserve"> NE 5.</w:t>
+            </w:r>
+          </w:p>
+          <w:p>
+            <w:pPr>
+              <w:pStyle w:val="Ttulo5"/>
+              <w:rPr>
+                <w:sz w:val="20"/>
+                <w:szCs w:val="20"/>
+                <w:highlight w:val="yellow"/>
+                <w:lang w:val="en-US"/>
+              </w:rPr>
+            </w:pPr>
+          </w:p>
+          <w:p>
+            <w:pPr>
+              <w:pStyle w:val="Ttulo5"/>
+              <w:rPr>
+                <w:sz w:val="20"/>
+                <w:szCs w:val="20"/>
+                <w:highlight w:val="yellow"/>
+                <w:lang w:val="en-US"/>
+              </w:rPr>
+            </w:pPr>
+            <w:r>
+              <w:rPr>
+                <w:sz w:val="20"/>
+                <w:szCs w:val="20"/>
+                <w:highlight w:val="yellow"/>
+                <w:lang w:val="en-US"/>
+              </w:rPr>
+              <w:t xml:space="preserve">        IF p_dven+6(2) = 5.</w:t>
+            </w:r>
+          </w:p>
+          <w:p>
+            <w:pPr>
+              <w:pStyle w:val="Ttulo5"/>
+              <w:rPr>
+                <w:sz w:val="20"/>
+                <w:szCs w:val="20"/>
+                <w:highlight w:val="yellow"/>
+                <w:lang w:val="en-US"/>
+              </w:rPr>
+            </w:pPr>
+            <w:r>
+              <w:rPr>
+                <w:sz w:val="20"/>
+                <w:szCs w:val="20"/>
+                <w:highlight w:val="yellow"/>
+                <w:lang w:val="en-US"/>
+              </w:rPr>
+              <w:t xml:space="preserve">          EXIT.</w:t>
+            </w:r>
+          </w:p>
+          <w:p>
+            <w:pPr>
+              <w:pStyle w:val="Ttulo5"/>
+              <w:rPr>
+                <w:sz w:val="20"/>
+                <w:szCs w:val="20"/>
+                <w:highlight w:val="yellow"/>
+                <w:lang w:val="en-US"/>
+              </w:rPr>
+            </w:pPr>
+            <w:r>
+              <w:rPr>
+                <w:sz w:val="20"/>
+                <w:szCs w:val="20"/>
+                <w:highlight w:val="yellow"/>
+                <w:lang w:val="en-US"/>
+              </w:rPr>
+              <w:t xml:space="preserve">        ELSE.</w:t>
+            </w:r>
+          </w:p>
+          <w:p>
+            <w:pPr>
+              <w:pStyle w:val="Ttulo5"/>
+              <w:rPr>
+                <w:sz w:val="20"/>
+                <w:szCs w:val="20"/>
+                <w:highlight w:val="yellow"/>
+                <w:lang w:val="en-US"/>
+              </w:rPr>
+            </w:pPr>
+            <w:r>
+              <w:rPr>
+                <w:sz w:val="20"/>
+                <w:szCs w:val="20"/>
+                <w:highlight w:val="yellow"/>
+                <w:lang w:val="en-US"/>
+              </w:rPr>
+              <w:t xml:space="preserve">          </w:t>
+            </w:r>
+            <w:proofErr w:type="spellStart"/>
+            <w:r>
+              <w:rPr>
+                <w:sz w:val="20"/>
+                <w:szCs w:val="20"/>
+                <w:highlight w:val="yellow"/>
+                <w:lang w:val="en-US"/>
+              </w:rPr>
+              <w:t>p_dven</w:t>
+            </w:r>
+            <w:proofErr w:type="spellEnd"/>
+            <w:r>
+              <w:rPr>
+                <w:sz w:val="20"/>
+                <w:szCs w:val="20"/>
+                <w:highlight w:val="yellow"/>
+                <w:lang w:val="en-US"/>
+              </w:rPr>
+              <w:t xml:space="preserve"> = </w:t>
+            </w:r>
+            <w:proofErr w:type="spellStart"/>
+            <w:r>
+              <w:rPr>
+                <w:sz w:val="20"/>
+                <w:szCs w:val="20"/>
+                <w:highlight w:val="yellow"/>
+                <w:lang w:val="en-US"/>
+              </w:rPr>
+              <w:t>p_dven</w:t>
+            </w:r>
+            <w:proofErr w:type="spellEnd"/>
+            <w:r>
+              <w:rPr>
+                <w:sz w:val="20"/>
+                <w:szCs w:val="20"/>
+                <w:highlight w:val="yellow"/>
+                <w:lang w:val="en-US"/>
+              </w:rPr>
+              <w:t xml:space="preserve"> + 1.</w:t>
+            </w:r>
+          </w:p>
+          <w:p>
+            <w:pPr>
+              <w:pStyle w:val="Ttulo5"/>
+              <w:rPr>
+                <w:sz w:val="20"/>
+                <w:szCs w:val="20"/>
+                <w:highlight w:val="yellow"/>
+                <w:lang w:val="en-US"/>
+              </w:rPr>
+            </w:pPr>
+            <w:r>
+              <w:rPr>
+                <w:sz w:val="20"/>
+                <w:szCs w:val="20"/>
+                <w:highlight w:val="yellow"/>
+                <w:lang w:val="en-US"/>
+              </w:rPr>
+              <w:t xml:space="preserve">          </w:t>
+            </w:r>
+            <w:proofErr w:type="spellStart"/>
+            <w:r>
+              <w:rPr>
+                <w:sz w:val="20"/>
+                <w:szCs w:val="20"/>
+                <w:highlight w:val="yellow"/>
+                <w:lang w:val="en-US"/>
+              </w:rPr>
+              <w:t>p_dia</w:t>
+            </w:r>
+            <w:proofErr w:type="spellEnd"/>
+            <w:r>
+              <w:rPr>
+                <w:sz w:val="20"/>
+                <w:szCs w:val="20"/>
+                <w:highlight w:val="yellow"/>
+                <w:lang w:val="en-US"/>
+              </w:rPr>
+              <w:t xml:space="preserve"> = p_dven+6(2).</w:t>
+            </w:r>
+          </w:p>
+          <w:p>
+            <w:pPr>
+              <w:pStyle w:val="Ttulo5"/>
+              <w:rPr>
+                <w:sz w:val="20"/>
+                <w:szCs w:val="20"/>
+                <w:highlight w:val="yellow"/>
+                <w:lang w:val="en-US"/>
+              </w:rPr>
+            </w:pPr>
+            <w:r>
+              <w:rPr>
+                <w:sz w:val="20"/>
+                <w:szCs w:val="20"/>
+                <w:highlight w:val="yellow"/>
+                <w:lang w:val="en-US"/>
+              </w:rPr>
+              <w:t xml:space="preserve">        ENDIF.</w:t>
+            </w:r>
+          </w:p>
+          <w:p>
+            <w:pPr>
+              <w:pStyle w:val="Ttulo5"/>
+              <w:rPr>
+                <w:sz w:val="20"/>
+                <w:szCs w:val="20"/>
+                <w:highlight w:val="yellow"/>
+                <w:lang w:val="en-US"/>
+              </w:rPr>
+            </w:pPr>
+          </w:p>
+          <w:p>
+            <w:pPr>
+              <w:pStyle w:val="Ttulo5"/>
+              <w:rPr>
+                <w:sz w:val="20"/>
+                <w:szCs w:val="20"/>
+                <w:highlight w:val="yellow"/>
+                <w:lang w:val="en-US"/>
+              </w:rPr>
+            </w:pPr>
+            <w:r>
+              <w:rPr>
+                <w:sz w:val="20"/>
+                <w:szCs w:val="20"/>
+                <w:highlight w:val="yellow"/>
+                <w:lang w:val="en-US"/>
+              </w:rPr>
+              <w:t xml:space="preserve">      ENDWHILE.</w:t>
+            </w:r>
+          </w:p>
+          <w:p>
+            <w:pPr>
+              <w:pStyle w:val="Ttulo5"/>
+              <w:rPr>
+                <w:sz w:val="20"/>
+                <w:szCs w:val="20"/>
+                <w:highlight w:val="yellow"/>
+                <w:lang w:val="en-US"/>
+              </w:rPr>
+            </w:pPr>
+            <w:r>
+              <w:rPr>
+                <w:sz w:val="20"/>
+                <w:szCs w:val="20"/>
+                <w:highlight w:val="yellow"/>
+                <w:lang w:val="en-US"/>
+              </w:rPr>
+              <w:t xml:space="preserve">    ENDIF.</w:t>
+            </w:r>
+          </w:p>
+          <w:p>
+            <w:pPr>
+              <w:pStyle w:val="Ttulo5"/>
+              <w:rPr>
+                <w:sz w:val="20"/>
+                <w:szCs w:val="20"/>
+                <w:highlight w:val="yellow"/>
+                <w:lang w:val="en-US"/>
+              </w:rPr>
+            </w:pPr>
+          </w:p>
+          <w:p>
+            <w:pPr>
+              <w:pStyle w:val="Ttulo5"/>
+              <w:rPr>
+                <w:sz w:val="20"/>
+                <w:szCs w:val="20"/>
+                <w:highlight w:val="yellow"/>
+                <w:lang w:val="en-US"/>
+              </w:rPr>
+            </w:pPr>
+            <w:r>
+              <w:rPr>
+                <w:sz w:val="20"/>
+                <w:szCs w:val="20"/>
+                <w:highlight w:val="yellow"/>
+                <w:lang w:val="en-US"/>
+              </w:rPr>
+              <w:t xml:space="preserve">    </w:t>
+            </w:r>
+            <w:proofErr w:type="spellStart"/>
+            <w:r>
+              <w:rPr>
+                <w:sz w:val="20"/>
+                <w:szCs w:val="20"/>
+                <w:highlight w:val="yellow"/>
+                <w:lang w:val="en-US"/>
+              </w:rPr>
+              <w:t>vr_data</w:t>
+            </w:r>
+            <w:proofErr w:type="spellEnd"/>
+            <w:r>
+              <w:rPr>
+                <w:sz w:val="20"/>
+                <w:szCs w:val="20"/>
+                <w:highlight w:val="yellow"/>
+                <w:lang w:val="en-US"/>
+              </w:rPr>
+              <w:t xml:space="preserve"> = </w:t>
+            </w:r>
+            <w:proofErr w:type="spellStart"/>
+            <w:r>
+              <w:rPr>
+                <w:sz w:val="20"/>
+                <w:szCs w:val="20"/>
+                <w:highlight w:val="yellow"/>
+                <w:lang w:val="en-US"/>
+              </w:rPr>
+              <w:t>p_dven</w:t>
+            </w:r>
+            <w:proofErr w:type="spellEnd"/>
+            <w:r>
+              <w:rPr>
+                <w:sz w:val="20"/>
+                <w:szCs w:val="20"/>
+                <w:highlight w:val="yellow"/>
+                <w:lang w:val="en-US"/>
+              </w:rPr>
+              <w:t>.</w:t>
+            </w:r>
+          </w:p>
+          <w:p>
+            <w:pPr>
+              <w:pStyle w:val="Ttulo5"/>
+              <w:rPr>
+                <w:sz w:val="20"/>
+                <w:szCs w:val="20"/>
+                <w:highlight w:val="yellow"/>
+                <w:lang w:val="en-US"/>
+              </w:rPr>
+            </w:pPr>
+          </w:p>
+          <w:p>
+            <w:pPr>
+              <w:pStyle w:val="Ttulo5"/>
+              <w:rPr>
+                <w:sz w:val="20"/>
+                <w:szCs w:val="20"/>
+                <w:lang w:val="en-US"/>
+              </w:rPr>
+            </w:pPr>
+            <w:r>
+              <w:rPr>
+                <w:sz w:val="20"/>
+                <w:szCs w:val="20"/>
+                <w:highlight w:val="yellow"/>
+                <w:lang w:val="en-US"/>
+              </w:rPr>
+              <w:t xml:space="preserve">  ENDMETHOD.</w:t>
+            </w:r>
+          </w:p>
+        </w:tc>
+      </w:tr>
+    </w:tbl>
+    <w:p>
+      <w:pPr>
+        <w:suppressAutoHyphens w:val="0"/>
+        <w:spacing w:before="240" w:after="240"/>
+        <w:ind w:left="391"/>
+        <w:rPr>
+          <w:b/>
+          <w:color w:val="000000"/>
+          <w:lang w:val="en-US"/>
+        </w:rPr>
+      </w:pPr>
+    </w:p>
+    <w:p>
+      <w:pPr>
         <w:tabs>
           <w:tab w:val="left" w:pos="1440"/>
         </w:tabs>
@@ -5989,12 +10210,37 @@
           <w:szCs w:val="28"/>
         </w:rPr>
       </w:pPr>
+      <w:proofErr w:type="spellStart"/>
       <w:r>
         <w:rPr>
           <w:sz w:val="28"/>
           <w:szCs w:val="28"/>
         </w:rPr>
-        <w:t xml:space="preserve">Request de customizing: </w:t>
+        <w:t>Request</w:t>
+      </w:r>
+      <w:proofErr w:type="spellEnd"/>
+      <w:r>
+        <w:rPr>
+          <w:sz w:val="28"/>
+          <w:szCs w:val="28"/>
+        </w:rPr>
+        <w:t xml:space="preserve"> de </w:t>
+      </w:r>
+      <w:proofErr w:type="spellStart"/>
+      <w:r>
+        <w:rPr>
+          <w:sz w:val="28"/>
+          <w:szCs w:val="28"/>
+        </w:rPr>
+        <w:t>customizing</w:t>
+      </w:r>
+      <w:proofErr w:type="spellEnd"/>
+      <w:r>
+        <w:rPr>
+          <w:sz w:val="28"/>
+          <w:szCs w:val="28"/>
+        </w:rPr>
+        <w:t xml:space="preserve">: </w:t>
       </w:r>
       <w:r>
         <w:rPr>
@@ -6107,7 +10353,7 @@
 </file>
 
 <file path=word/endnotes.xml><?xml version="1.0" encoding="utf-8"?>
-<w:endnotes xmlns:wpc="http://schemas.microsoft.com/office/word/2010/wordprocessingCanvas" xmlns:cx="http://schemas.microsoft.com/office/drawing/2014/chartex" xmlns:cx1="http://schemas.microsoft.com/office/drawing/2015/9/8/chartex" xmlns:cx2="http://schemas.microsoft.com/office/drawing/2015/10/21/chartex" xmlns:cx3="http://schemas.microsoft.com/office/drawing/2016/5/9/chartex" xmlns:cx4="http://schemas.microsoft.com/office/drawing/2016/5/10/chartex" xmlns:cx5="http://schemas.microsoft.com/office/drawing/2016/5/11/chartex" xmlns:cx6="http://schemas.microsoft.com/office/drawing/2016/5/12/chartex" xmlns:cx7="http://schemas.microsoft.com/office/drawing/2016/5/13/chartex" xmlns:cx8="http://schemas.microsoft.com/office/drawing/2016/5/14/chartex" xmlns:mc="http://schemas.openxmlformats.org/markup-compatibility/2006" xmlns:aink="http://schemas.microsoft.com/office/drawing/2016/ink" xmlns:am3d="http://schemas.microsoft.com/office/drawing/2017/model3d" xmlns:o="urn:schemas-microsoft-com:office:office" xmlns:oel="http://schemas.microsoft.com/office/2019/extlst" xmlns:r="http://schemas.openxmlformats.org/officeDocument/2006/relationships" xmlns:m="http://schemas.openxmlformats.org/officeDocument/2006/math" xmlns:v="urn:schemas-microsoft-com:vml" xmlns:wp14="http://schemas.microsoft.com/office/word/2010/wordprocessingDrawing" xmlns:wp="http://schemas.openxmlformats.org/drawingml/2006/wordprocessingDrawing" xmlns:w10="urn:schemas-microsoft-com:office:word" xmlns:w="http://schemas.openxmlformats.org/wordprocessingml/2006/main" xmlns:w14="http://schemas.microsoft.com/office/word/2010/wordml" xmlns:w15="http://schemas.microsoft.com/office/word/2012/wordml" xmlns:w16cex="http://schemas.microsoft.com/office/word/2018/wordml/cex" xmlns:w16cid="http://schemas.microsoft.com/office/word/2016/wordml/cid" xmlns:w16="http://schemas.microsoft.com/office/word/2018/wordml" xmlns:w16sdtdh="http://schemas.microsoft.com/office/word/2020/wordml/sdtdatahash" xmlns:w16se="http://schemas.microsoft.com/office/word/2015/wordml/symex" xmlns:wpg="http://schemas.microsoft.com/office/word/2010/wordprocessingGroup" xmlns:wpi="http://schemas.microsoft.com/office/word/2010/wordprocessingInk" xmlns:wne="http://schemas.microsoft.com/office/word/2006/wordml" xmlns:wps="http://schemas.microsoft.com/office/word/2010/wordprocessingShape" mc:Ignorable="w14 w15 w16se w16cid w16 w16cex w16sdtdh wp14">
+<w:endnotes xmlns:wpc="http://schemas.microsoft.com/office/word/2010/wordprocessingCanvas" xmlns:cx="http://schemas.microsoft.com/office/drawing/2014/chartex" xmlns:cx1="http://schemas.microsoft.com/office/drawing/2015/9/8/chartex" xmlns:cx2="http://schemas.microsoft.com/office/drawing/2015/10/21/chartex" xmlns:cx3="http://schemas.microsoft.com/office/drawing/2016/5/9/chartex" xmlns:cx4="http://schemas.microsoft.com/office/drawing/2016/5/10/chartex" xmlns:cx5="http://schemas.microsoft.com/office/drawing/2016/5/11/chartex" xmlns:cx6="http://schemas.microsoft.com/office/drawing/2016/5/12/chartex" xmlns:cx7="http://schemas.microsoft.com/office/drawing/2016/5/13/chartex" xmlns:cx8="http://schemas.microsoft.com/office/drawing/2016/5/14/chartex" xmlns:mc="http://schemas.openxmlformats.org/markup-compatibility/2006" xmlns:aink="http://schemas.microsoft.com/office/drawing/2016/ink" xmlns:am3d="http://schemas.microsoft.com/office/drawing/2017/model3d" xmlns:o="urn:schemas-microsoft-com:office:office" xmlns:oel="http://schemas.microsoft.com/office/2019/extlst" xmlns:r="http://schemas.openxmlformats.org/officeDocument/2006/relationships" xmlns:m="http://schemas.openxmlformats.org/officeDocument/2006/math" xmlns:v="urn:schemas-microsoft-com:vml" xmlns:wp14="http://schemas.microsoft.com/office/word/2010/wordprocessingDrawing" xmlns:wp="http://schemas.openxmlformats.org/drawingml/2006/wordprocessingDrawing" xmlns:w10="urn:schemas-microsoft-com:office:word" xmlns:w="http://schemas.openxmlformats.org/wordprocessingml/2006/main" xmlns:w14="http://schemas.microsoft.com/office/word/2010/wordml" xmlns:w15="http://schemas.microsoft.com/office/word/2012/wordml" xmlns:w16cex="http://schemas.microsoft.com/office/word/2018/wordml/cex" xmlns:w16cid="http://schemas.microsoft.com/office/word/2016/wordml/cid" xmlns:w16="http://schemas.microsoft.com/office/word/2018/wordml" xmlns:w16du="http://schemas.microsoft.com/office/word/2023/wordml/word16du" xmlns:w16sdtdh="http://schemas.microsoft.com/office/word/2020/wordml/sdtdatahash" xmlns:w16sdtfl="http://schemas.microsoft.com/office/word/2024/wordml/sdtformatlock" xmlns:w16se="http://schemas.microsoft.com/office/word/2015/wordml/symex" xmlns:wpg="http://schemas.microsoft.com/office/word/2010/wordprocessingGroup" xmlns:wpi="http://schemas.microsoft.com/office/word/2010/wordprocessingInk" xmlns:wne="http://schemas.microsoft.com/office/word/2006/wordml" xmlns:wps="http://schemas.microsoft.com/office/word/2010/wordprocessingShape" mc:Ignorable="w14 w15 w16se w16cid w16 w16cex w16sdtdh w16sdtfl w16du wp14">
   <w:endnote w:type="separator" w:id="-1">
     <w:p>
       <w:r>
@@ -6126,7 +10372,7 @@
 </file>
 
 <file path=word/footer1.xml><?xml version="1.0" encoding="utf-8"?>
-<w:ftr xmlns:wpc="http://schemas.microsoft.com/office/word/2010/wordprocessingCanvas" xmlns:cx="http://schemas.microsoft.com/office/drawing/2014/chartex" xmlns:cx1="http://schemas.microsoft.com/office/drawing/2015/9/8/chartex" xmlns:cx2="http://schemas.microsoft.com/office/drawing/2015/10/21/chartex" xmlns:cx3="http://schemas.microsoft.com/office/drawing/2016/5/9/chartex" xmlns:cx4="http://schemas.microsoft.com/office/drawing/2016/5/10/chartex" xmlns:cx5="http://schemas.microsoft.com/office/drawing/2016/5/11/chartex" xmlns:cx6="http://schemas.microsoft.com/office/drawing/2016/5/12/chartex" xmlns:cx7="http://schemas.microsoft.com/office/drawing/2016/5/13/chartex" xmlns:cx8="http://schemas.microsoft.com/office/drawing/2016/5/14/chartex" xmlns:mc="http://schemas.openxmlformats.org/markup-compatibility/2006" xmlns:aink="http://schemas.microsoft.com/office/drawing/2016/ink" xmlns:am3d="http://schemas.microsoft.com/office/drawing/2017/model3d" xmlns:o="urn:schemas-microsoft-com:office:office" xmlns:oel="http://schemas.microsoft.com/office/2019/extlst" xmlns:r="http://schemas.openxmlformats.org/officeDocument/2006/relationships" xmlns:m="http://schemas.openxmlformats.org/officeDocument/2006/math" xmlns:v="urn:schemas-microsoft-com:vml" xmlns:wp14="http://schemas.microsoft.com/office/word/2010/wordprocessingDrawing" xmlns:wp="http://schemas.openxmlformats.org/drawingml/2006/wordprocessingDrawing" xmlns:w10="urn:schemas-microsoft-com:office:word" xmlns:w="http://schemas.openxmlformats.org/wordprocessingml/2006/main" xmlns:w14="http://schemas.microsoft.com/office/word/2010/wordml" xmlns:w15="http://schemas.microsoft.com/office/word/2012/wordml" xmlns:w16cex="http://schemas.microsoft.com/office/word/2018/wordml/cex" xmlns:w16cid="http://schemas.microsoft.com/office/word/2016/wordml/cid" xmlns:w16="http://schemas.microsoft.com/office/word/2018/wordml" xmlns:w16sdtdh="http://schemas.microsoft.com/office/word/2020/wordml/sdtdatahash" xmlns:w16se="http://schemas.microsoft.com/office/word/2015/wordml/symex" xmlns:wpg="http://schemas.microsoft.com/office/word/2010/wordprocessingGroup" xmlns:wpi="http://schemas.microsoft.com/office/word/2010/wordprocessingInk" xmlns:wne="http://schemas.microsoft.com/office/word/2006/wordml" xmlns:wps="http://schemas.microsoft.com/office/word/2010/wordprocessingShape" mc:Ignorable="w14 w15 w16se w16cid w16 w16cex w16sdtdh wp14">
+<w:ftr xmlns:wpc="http://schemas.microsoft.com/office/word/2010/wordprocessingCanvas" xmlns:cx="http://schemas.microsoft.com/office/drawing/2014/chartex" xmlns:cx1="http://schemas.microsoft.com/office/drawing/2015/9/8/chartex" xmlns:cx2="http://schemas.microsoft.com/office/drawing/2015/10/21/chartex" xmlns:cx3="http://schemas.microsoft.com/office/drawing/2016/5/9/chartex" xmlns:cx4="http://schemas.microsoft.com/office/drawing/2016/5/10/chartex" xmlns:cx5="http://schemas.microsoft.com/office/drawing/2016/5/11/chartex" xmlns:cx6="http://schemas.microsoft.com/office/drawing/2016/5/12/chartex" xmlns:cx7="http://schemas.microsoft.com/office/drawing/2016/5/13/chartex" xmlns:cx8="http://schemas.microsoft.com/office/drawing/2016/5/14/chartex" xmlns:mc="http://schemas.openxmlformats.org/markup-compatibility/2006" xmlns:aink="http://schemas.microsoft.com/office/drawing/2016/ink" xmlns:am3d="http://schemas.microsoft.com/office/drawing/2017/model3d" xmlns:o="urn:schemas-microsoft-com:office:office" xmlns:oel="http://schemas.microsoft.com/office/2019/extlst" xmlns:r="http://schemas.openxmlformats.org/officeDocument/2006/relationships" xmlns:m="http://schemas.openxmlformats.org/officeDocument/2006/math" xmlns:v="urn:schemas-microsoft-com:vml" xmlns:wp14="http://schemas.microsoft.com/office/word/2010/wordprocessingDrawing" xmlns:wp="http://schemas.openxmlformats.org/drawingml/2006/wordprocessingDrawing" xmlns:w10="urn:schemas-microsoft-com:office:word" xmlns:w="http://schemas.openxmlformats.org/wordprocessingml/2006/main" xmlns:w14="http://schemas.microsoft.com/office/word/2010/wordml" xmlns:w15="http://schemas.microsoft.com/office/word/2012/wordml" xmlns:w16cex="http://schemas.microsoft.com/office/word/2018/wordml/cex" xmlns:w16cid="http://schemas.microsoft.com/office/word/2016/wordml/cid" xmlns:w16="http://schemas.microsoft.com/office/word/2018/wordml" xmlns:w16du="http://schemas.microsoft.com/office/word/2023/wordml/word16du" xmlns:w16sdtdh="http://schemas.microsoft.com/office/word/2020/wordml/sdtdatahash" xmlns:w16sdtfl="http://schemas.microsoft.com/office/word/2024/wordml/sdtformatlock" xmlns:w16se="http://schemas.microsoft.com/office/word/2015/wordml/symex" xmlns:wpg="http://schemas.microsoft.com/office/word/2010/wordprocessingGroup" xmlns:wpi="http://schemas.microsoft.com/office/word/2010/wordprocessingInk" xmlns:wne="http://schemas.microsoft.com/office/word/2006/wordml" xmlns:wps="http://schemas.microsoft.com/office/word/2010/wordprocessingShape" mc:Ignorable="w14 w15 w16se w16cid w16 w16cex w16sdtdh w16sdtfl w16du wp14">
   <w:p>
     <w:pPr>
       <w:pStyle w:val="Rodap"/>
@@ -6260,7 +10506,7 @@
 </file>
 
 <file path=word/footnotes.xml><?xml version="1.0" encoding="utf-8"?>
-<w:footnotes xmlns:wpc="http://schemas.microsoft.com/office/word/2010/wordprocessingCanvas" xmlns:cx="http://schemas.microsoft.com/office/drawing/2014/chartex" xmlns:cx1="http://schemas.microsoft.com/office/drawing/2015/9/8/chartex" xmlns:cx2="http://schemas.microsoft.com/office/drawing/2015/10/21/chartex" xmlns:cx3="http://schemas.microsoft.com/office/drawing/2016/5/9/chartex" xmlns:cx4="http://schemas.microsoft.com/office/drawing/2016/5/10/chartex" xmlns:cx5="http://schemas.microsoft.com/office/drawing/2016/5/11/chartex" xmlns:cx6="http://schemas.microsoft.com/office/drawing/2016/5/12/chartex" xmlns:cx7="http://schemas.microsoft.com/office/drawing/2016/5/13/chartex" xmlns:cx8="http://schemas.microsoft.com/office/drawing/2016/5/14/chartex" xmlns:mc="http://schemas.openxmlformats.org/markup-compatibility/2006" xmlns:aink="http://schemas.microsoft.com/office/drawing/2016/ink" xmlns:am3d="http://schemas.microsoft.com/office/drawing/2017/model3d" xmlns:o="urn:schemas-microsoft-com:office:office" xmlns:oel="http://schemas.microsoft.com/office/2019/extlst" xmlns:r="http://schemas.openxmlformats.org/officeDocument/2006/relationships" xmlns:m="http://schemas.openxmlformats.org/officeDocument/2006/math" xmlns:v="urn:schemas-microsoft-com:vml" xmlns:wp14="http://schemas.microsoft.com/office/word/2010/wordprocessingDrawing" xmlns:wp="http://schemas.openxmlformats.org/drawingml/2006/wordprocessingDrawing" xmlns:w10="urn:schemas-microsoft-com:office:word" xmlns:w="http://schemas.openxmlformats.org/wordprocessingml/2006/main" xmlns:w14="http://schemas.microsoft.com/office/word/2010/wordml" xmlns:w15="http://schemas.microsoft.com/office/word/2012/wordml" xmlns:w16cex="http://schemas.microsoft.com/office/word/2018/wordml/cex" xmlns:w16cid="http://schemas.microsoft.com/office/word/2016/wordml/cid" xmlns:w16="http://schemas.microsoft.com/office/word/2018/wordml" xmlns:w16sdtdh="http://schemas.microsoft.com/office/word/2020/wordml/sdtdatahash" xmlns:w16se="http://schemas.microsoft.com/office/word/2015/wordml/symex" xmlns:wpg="http://schemas.microsoft.com/office/word/2010/wordprocessingGroup" xmlns:wpi="http://schemas.microsoft.com/office/word/2010/wordprocessingInk" xmlns:wne="http://schemas.microsoft.com/office/word/2006/wordml" xmlns:wps="http://schemas.microsoft.com/office/word/2010/wordprocessingShape" mc:Ignorable="w14 w15 w16se w16cid w16 w16cex w16sdtdh wp14">
+<w:footnotes xmlns:wpc="http://schemas.microsoft.com/office/word/2010/wordprocessingCanvas" xmlns:cx="http://schemas.microsoft.com/office/drawing/2014/chartex" xmlns:cx1="http://schemas.microsoft.com/office/drawing/2015/9/8/chartex" xmlns:cx2="http://schemas.microsoft.com/office/drawing/2015/10/21/chartex" xmlns:cx3="http://schemas.microsoft.com/office/drawing/2016/5/9/chartex" xmlns:cx4="http://schemas.microsoft.com/office/drawing/2016/5/10/chartex" xmlns:cx5="http://schemas.microsoft.com/office/drawing/2016/5/11/chartex" xmlns:cx6="http://schemas.microsoft.com/office/drawing/2016/5/12/chartex" xmlns:cx7="http://schemas.microsoft.com/office/drawing/2016/5/13/chartex" xmlns:cx8="http://schemas.microsoft.com/office/drawing/2016/5/14/chartex" xmlns:mc="http://schemas.openxmlformats.org/markup-compatibility/2006" xmlns:aink="http://schemas.microsoft.com/office/drawing/2016/ink" xmlns:am3d="http://schemas.microsoft.com/office/drawing/2017/model3d" xmlns:o="urn:schemas-microsoft-com:office:office" xmlns:oel="http://schemas.microsoft.com/office/2019/extlst" xmlns:r="http://schemas.openxmlformats.org/officeDocument/2006/relationships" xmlns:m="http://schemas.openxmlformats.org/officeDocument/2006/math" xmlns:v="urn:schemas-microsoft-com:vml" xmlns:wp14="http://schemas.microsoft.com/office/word/2010/wordprocessingDrawing" xmlns:wp="http://schemas.openxmlformats.org/drawingml/2006/wordprocessingDrawing" xmlns:w10="urn:schemas-microsoft-com:office:word" xmlns:w="http://schemas.openxmlformats.org/wordprocessingml/2006/main" xmlns:w14="http://schemas.microsoft.com/office/word/2010/wordml" xmlns:w15="http://schemas.microsoft.com/office/word/2012/wordml" xmlns:w16cex="http://schemas.microsoft.com/office/word/2018/wordml/cex" xmlns:w16cid="http://schemas.microsoft.com/office/word/2016/wordml/cid" xmlns:w16="http://schemas.microsoft.com/office/word/2018/wordml" xmlns:w16du="http://schemas.microsoft.com/office/word/2023/wordml/word16du" xmlns:w16sdtdh="http://schemas.microsoft.com/office/word/2020/wordml/sdtdatahash" xmlns:w16sdtfl="http://schemas.microsoft.com/office/word/2024/wordml/sdtformatlock" xmlns:w16se="http://schemas.microsoft.com/office/word/2015/wordml/symex" xmlns:wpg="http://schemas.microsoft.com/office/word/2010/wordprocessingGroup" xmlns:wpi="http://schemas.microsoft.com/office/word/2010/wordprocessingInk" xmlns:wne="http://schemas.microsoft.com/office/word/2006/wordml" xmlns:wps="http://schemas.microsoft.com/office/word/2010/wordprocessingShape" mc:Ignorable="w14 w15 w16se w16cid w16 w16cex w16sdtdh w16sdtfl w16du wp14">
   <w:footnote w:type="separator" w:id="-1">
     <w:p>
       <w:r>
@@ -6279,7 +10525,7 @@
 </file>
 
 <file path=word/header1.xml><?xml version="1.0" encoding="utf-8"?>
-<w:hdr xmlns:wpc="http://schemas.microsoft.com/office/word/2010/wordprocessingCanvas" xmlns:cx="http://schemas.microsoft.com/office/drawing/2014/chartex" xmlns:cx1="http://schemas.microsoft.com/office/drawing/2015/9/8/chartex" xmlns:cx2="http://schemas.microsoft.com/office/drawing/2015/10/21/chartex" xmlns:cx3="http://schemas.microsoft.com/office/drawing/2016/5/9/chartex" xmlns:cx4="http://schemas.microsoft.com/office/drawing/2016/5/10/chartex" xmlns:cx5="http://schemas.microsoft.com/office/drawing/2016/5/11/chartex" xmlns:cx6="http://schemas.microsoft.com/office/drawing/2016/5/12/chartex" xmlns:cx7="http://schemas.microsoft.com/office/drawing/2016/5/13/chartex" xmlns:cx8="http://schemas.microsoft.com/office/drawing/2016/5/14/chartex" xmlns:mc="http://schemas.openxmlformats.org/markup-compatibility/2006" xmlns:aink="http://schemas.microsoft.com/office/drawing/2016/ink" xmlns:am3d="http://schemas.microsoft.com/office/drawing/2017/model3d" xmlns:o="urn:schemas-microsoft-com:office:office" xmlns:oel="http://schemas.microsoft.com/office/2019/extlst" xmlns:r="http://schemas.openxmlformats.org/officeDocument/2006/relationships" xmlns:m="http://schemas.openxmlformats.org/officeDocument/2006/math" xmlns:v="urn:schemas-microsoft-com:vml" xmlns:wp14="http://schemas.microsoft.com/office/word/2010/wordprocessingDrawing" xmlns:wp="http://schemas.openxmlformats.org/drawingml/2006/wordprocessingDrawing" xmlns:w10="urn:schemas-microsoft-com:office:word" xmlns:w="http://schemas.openxmlformats.org/wordprocessingml/2006/main" xmlns:w14="http://schemas.microsoft.com/office/word/2010/wordml" xmlns:w15="http://schemas.microsoft.com/office/word/2012/wordml" xmlns:w16cex="http://schemas.microsoft.com/office/word/2018/wordml/cex" xmlns:w16cid="http://schemas.microsoft.com/office/word/2016/wordml/cid" xmlns:w16="http://schemas.microsoft.com/office/word/2018/wordml" xmlns:w16sdtdh="http://schemas.microsoft.com/office/word/2020/wordml/sdtdatahash" xmlns:w16se="http://schemas.microsoft.com/office/word/2015/wordml/symex" xmlns:wpg="http://schemas.microsoft.com/office/word/2010/wordprocessingGroup" xmlns:wpi="http://schemas.microsoft.com/office/word/2010/wordprocessingInk" xmlns:wne="http://schemas.microsoft.com/office/word/2006/wordml" xmlns:wps="http://schemas.microsoft.com/office/word/2010/wordprocessingShape" mc:Ignorable="w14 w15 w16se w16cid w16 w16cex w16sdtdh wp14">
+<w:hdr xmlns:wpc="http://schemas.microsoft.com/office/word/2010/wordprocessingCanvas" xmlns:cx="http://schemas.microsoft.com/office/drawing/2014/chartex" xmlns:cx1="http://schemas.microsoft.com/office/drawing/2015/9/8/chartex" xmlns:cx2="http://schemas.microsoft.com/office/drawing/2015/10/21/chartex" xmlns:cx3="http://schemas.microsoft.com/office/drawing/2016/5/9/chartex" xmlns:cx4="http://schemas.microsoft.com/office/drawing/2016/5/10/chartex" xmlns:cx5="http://schemas.microsoft.com/office/drawing/2016/5/11/chartex" xmlns:cx6="http://schemas.microsoft.com/office/drawing/2016/5/12/chartex" xmlns:cx7="http://schemas.microsoft.com/office/drawing/2016/5/13/chartex" xmlns:cx8="http://schemas.microsoft.com/office/drawing/2016/5/14/chartex" xmlns:mc="http://schemas.openxmlformats.org/markup-compatibility/2006" xmlns:aink="http://schemas.microsoft.com/office/drawing/2016/ink" xmlns:am3d="http://schemas.microsoft.com/office/drawing/2017/model3d" xmlns:o="urn:schemas-microsoft-com:office:office" xmlns:oel="http://schemas.microsoft.com/office/2019/extlst" xmlns:r="http://schemas.openxmlformats.org/officeDocument/2006/relationships" xmlns:m="http://schemas.openxmlformats.org/officeDocument/2006/math" xmlns:v="urn:schemas-microsoft-com:vml" xmlns:wp14="http://schemas.microsoft.com/office/word/2010/wordprocessingDrawing" xmlns:wp="http://schemas.openxmlformats.org/drawingml/2006/wordprocessingDrawing" xmlns:w10="urn:schemas-microsoft-com:office:word" xmlns:w="http://schemas.openxmlformats.org/wordprocessingml/2006/main" xmlns:w14="http://schemas.microsoft.com/office/word/2010/wordml" xmlns:w15="http://schemas.microsoft.com/office/word/2012/wordml" xmlns:w16cex="http://schemas.microsoft.com/office/word/2018/wordml/cex" xmlns:w16cid="http://schemas.microsoft.com/office/word/2016/wordml/cid" xmlns:w16="http://schemas.microsoft.com/office/word/2018/wordml" xmlns:w16du="http://schemas.microsoft.com/office/word/2023/wordml/word16du" xmlns:w16sdtdh="http://schemas.microsoft.com/office/word/2020/wordml/sdtdatahash" xmlns:w16sdtfl="http://schemas.microsoft.com/office/word/2024/wordml/sdtformatlock" xmlns:w16se="http://schemas.microsoft.com/office/word/2015/wordml/symex" xmlns:wpg="http://schemas.microsoft.com/office/word/2010/wordprocessingGroup" xmlns:wpi="http://schemas.microsoft.com/office/word/2010/wordprocessingInk" xmlns:wne="http://schemas.microsoft.com/office/word/2006/wordml" xmlns:wps="http://schemas.microsoft.com/office/word/2010/wordprocessingShape" mc:Ignorable="w14 w15 w16se w16cid w16 w16cex w16sdtdh w16sdtfl w16du wp14">
   <w:tbl>
     <w:tblPr>
       <w:tblW w:w="10632" w:type="dxa"/>
@@ -6318,7 +10564,6 @@
             <w:bottom w:val="single" w:sz="4" w:space="0" w:color="00000A"/>
             <w:right w:val="single" w:sz="4" w:space="0" w:color="00000A"/>
           </w:tcBorders>
-          <w:shd w:val="clear" w:color="auto" w:fill="auto"/>
           <w:tcMar>
             <w:left w:w="66" w:type="dxa"/>
           </w:tcMar>
@@ -6395,7 +10640,6 @@
             <w:top w:val="single" w:sz="6" w:space="0" w:color="00000A"/>
             <w:bottom w:val="single" w:sz="6" w:space="0" w:color="00000A"/>
           </w:tcBorders>
-          <w:shd w:val="clear" w:color="auto" w:fill="auto"/>
         </w:tcPr>
         <w:p>
           <w:pPr>
@@ -6466,7 +10710,6 @@
             <w:bottom w:val="single" w:sz="4" w:space="0" w:color="00000A"/>
             <w:right w:val="single" w:sz="4" w:space="0" w:color="00000A"/>
           </w:tcBorders>
-          <w:shd w:val="clear" w:color="auto" w:fill="auto"/>
           <w:tcMar>
             <w:left w:w="66" w:type="dxa"/>
           </w:tcMar>
@@ -6527,7 +10770,6 @@
             <w:bottom w:val="single" w:sz="4" w:space="0" w:color="00000A"/>
             <w:right w:val="single" w:sz="4" w:space="0" w:color="00000A"/>
           </w:tcBorders>
-          <w:shd w:val="clear" w:color="auto" w:fill="auto"/>
           <w:tcMar>
             <w:left w:w="66" w:type="dxa"/>
           </w:tcMar>
@@ -6545,7 +10787,6 @@
             <w:top w:val="single" w:sz="6" w:space="0" w:color="00000A"/>
             <w:bottom w:val="single" w:sz="6" w:space="0" w:color="00000A"/>
           </w:tcBorders>
-          <w:shd w:val="clear" w:color="auto" w:fill="auto"/>
           <w:vAlign w:val="center"/>
         </w:tcPr>
         <w:p>
@@ -6570,7 +10811,6 @@
             <w:bottom w:val="single" w:sz="4" w:space="0" w:color="00000A"/>
             <w:right w:val="single" w:sz="4" w:space="0" w:color="00000A"/>
           </w:tcBorders>
-          <w:shd w:val="clear" w:color="auto" w:fill="auto"/>
           <w:tcMar>
             <w:left w:w="66" w:type="dxa"/>
           </w:tcMar>
@@ -6595,7 +10835,7 @@
 </file>
 
 <file path=word/numbering.xml><?xml version="1.0" encoding="utf-8"?>
-<w:numbering xmlns:wpc="http://schemas.microsoft.com/office/word/2010/wordprocessingCanvas" xmlns:cx="http://schemas.microsoft.com/office/drawing/2014/chartex" xmlns:cx1="http://schemas.microsoft.com/office/drawing/2015/9/8/chartex" xmlns:cx2="http://schemas.microsoft.com/office/drawing/2015/10/21/chartex" xmlns:cx3="http://schemas.microsoft.com/office/drawing/2016/5/9/chartex" xmlns:cx4="http://schemas.microsoft.com/office/drawing/2016/5/10/chartex" xmlns:cx5="http://schemas.microsoft.com/office/drawing/2016/5/11/chartex" xmlns:cx6="http://schemas.microsoft.com/office/drawing/2016/5/12/chartex" xmlns:cx7="http://schemas.microsoft.com/office/drawing/2016/5/13/chartex" xmlns:cx8="http://schemas.microsoft.com/office/drawing/2016/5/14/chartex" xmlns:mc="http://schemas.openxmlformats.org/markup-compatibility/2006" xmlns:aink="http://schemas.microsoft.com/office/drawing/2016/ink" xmlns:am3d="http://schemas.microsoft.com/office/drawing/2017/model3d" xmlns:o="urn:schemas-microsoft-com:office:office" xmlns:oel="http://schemas.microsoft.com/office/2019/extlst" xmlns:r="http://schemas.openxmlformats.org/officeDocument/2006/relationships" xmlns:m="http://schemas.openxmlformats.org/officeDocument/2006/math" xmlns:v="urn:schemas-microsoft-com:vml" xmlns:wp14="http://schemas.microsoft.com/office/word/2010/wordprocessingDrawing" xmlns:wp="http://schemas.openxmlformats.org/drawingml/2006/wordprocessingDrawing" xmlns:w10="urn:schemas-microsoft-com:office:word" xmlns:w="http://schemas.openxmlformats.org/wordprocessingml/2006/main" xmlns:w14="http://schemas.microsoft.com/office/word/2010/wordml" xmlns:w15="http://schemas.microsoft.com/office/word/2012/wordml" xmlns:w16cex="http://schemas.microsoft.com/office/word/2018/wordml/cex" xmlns:w16cid="http://schemas.microsoft.com/office/word/2016/wordml/cid" xmlns:w16="http://schemas.microsoft.com/office/word/2018/wordml" xmlns:w16sdtdh="http://schemas.microsoft.com/office/word/2020/wordml/sdtdatahash" xmlns:w16se="http://schemas.microsoft.com/office/word/2015/wordml/symex" xmlns:wpg="http://schemas.microsoft.com/office/word/2010/wordprocessingGroup" xmlns:wpi="http://schemas.microsoft.com/office/word/2010/wordprocessingInk" xmlns:wne="http://schemas.microsoft.com/office/word/2006/wordml" xmlns:wps="http://schemas.microsoft.com/office/word/2010/wordprocessingShape" mc:Ignorable="w14 w15 w16se w16cid w16 w16cex w16sdtdh wp14">
+<w:numbering xmlns:wpc="http://schemas.microsoft.com/office/word/2010/wordprocessingCanvas" xmlns:cx="http://schemas.microsoft.com/office/drawing/2014/chartex" xmlns:cx1="http://schemas.microsoft.com/office/drawing/2015/9/8/chartex" xmlns:cx2="http://schemas.microsoft.com/office/drawing/2015/10/21/chartex" xmlns:cx3="http://schemas.microsoft.com/office/drawing/2016/5/9/chartex" xmlns:cx4="http://schemas.microsoft.com/office/drawing/2016/5/10/chartex" xmlns:cx5="http://schemas.microsoft.com/office/drawing/2016/5/11/chartex" xmlns:cx6="http://schemas.microsoft.com/office/drawing/2016/5/12/chartex" xmlns:cx7="http://schemas.microsoft.com/office/drawing/2016/5/13/chartex" xmlns:cx8="http://schemas.microsoft.com/office/drawing/2016/5/14/chartex" xmlns:mc="http://schemas.openxmlformats.org/markup-compatibility/2006" xmlns:aink="http://schemas.microsoft.com/office/drawing/2016/ink" xmlns:am3d="http://schemas.microsoft.com/office/drawing/2017/model3d" xmlns:o="urn:schemas-microsoft-com:office:office" xmlns:oel="http://schemas.microsoft.com/office/2019/extlst" xmlns:r="http://schemas.openxmlformats.org/officeDocument/2006/relationships" xmlns:m="http://schemas.openxmlformats.org/officeDocument/2006/math" xmlns:v="urn:schemas-microsoft-com:vml" xmlns:wp14="http://schemas.microsoft.com/office/word/2010/wordprocessingDrawing" xmlns:wp="http://schemas.openxmlformats.org/drawingml/2006/wordprocessingDrawing" xmlns:w10="urn:schemas-microsoft-com:office:word" xmlns:w="http://schemas.openxmlformats.org/wordprocessingml/2006/main" xmlns:w14="http://schemas.microsoft.com/office/word/2010/wordml" xmlns:w15="http://schemas.microsoft.com/office/word/2012/wordml" xmlns:w16cex="http://schemas.microsoft.com/office/word/2018/wordml/cex" xmlns:w16cid="http://schemas.microsoft.com/office/word/2016/wordml/cid" xmlns:w16="http://schemas.microsoft.com/office/word/2018/wordml" xmlns:w16du="http://schemas.microsoft.com/office/word/2023/wordml/word16du" xmlns:w16sdtdh="http://schemas.microsoft.com/office/word/2020/wordml/sdtdatahash" xmlns:w16sdtfl="http://schemas.microsoft.com/office/word/2024/wordml/sdtformatlock" xmlns:w16se="http://schemas.microsoft.com/office/word/2015/wordml/symex" xmlns:wpg="http://schemas.microsoft.com/office/word/2010/wordprocessingGroup" xmlns:wpi="http://schemas.microsoft.com/office/word/2010/wordprocessingInk" xmlns:wne="http://schemas.microsoft.com/office/word/2006/wordml" xmlns:wps="http://schemas.microsoft.com/office/word/2010/wordprocessingShape" mc:Ignorable="w14 w15 w16se w16cid w16 w16cex w16sdtdh w16sdtfl w16du wp14">
   <w:numPicBullet w:numPicBulletId="0">
     <w:pict>
       <v:shapetype id="_x0000_t75" coordsize="21600,21600" o:spt="75" o:preferrelative="t" path="m@4@5l@4@11@9@11@9@5xe" filled="f" stroked="f">
@@ -6617,7 +10857,7 @@
         <v:path o:extrusionok="f" gradientshapeok="t" o:connecttype="rect"/>
         <o:lock v:ext="edit" aspectratio="t"/>
       </v:shapetype>
-      <v:shape id="_x0000_i1026" type="#_x0000_t75" style="width:11.4pt;height:11.4pt;visibility:visible;mso-wrap-style:square" o:bullet="t">
+      <v:shape id="_x0000_i1025" type="#_x0000_t75" style="width:11.4pt;height:11.4pt;visibility:visible;mso-wrap-style:square" o:bullet="t">
         <v:imagedata r:id="rId1" o:title=""/>
       </v:shape>
     </w:pict>
@@ -8685,6 +12925,155 @@
     </w:lvl>
   </w:abstractNum>
   <w:abstractNum w:abstractNumId="19" w15:restartNumberingAfterBreak="0">
+    <w:nsid w:val="4DF20B9E"/>
+    <w:multiLevelType w:val="multilevel"/>
+    <w:tmpl w:val="B1FA3282"/>
+    <w:lvl w:ilvl="0">
+      <w:start w:val="1"/>
+      <w:numFmt w:val="bullet"/>
+      <w:lvlText w:val=""/>
+      <w:lvlJc w:val="left"/>
+      <w:pPr>
+        <w:tabs>
+          <w:tab w:val="num" w:pos="720"/>
+        </w:tabs>
+        <w:ind w:left="720" w:hanging="360"/>
+      </w:pPr>
+      <w:rPr>
+        <w:rFonts w:ascii="Symbol" w:hAnsi="Symbol" w:hint="default"/>
+        <w:sz w:val="20"/>
+      </w:rPr>
+    </w:lvl>
+    <w:lvl w:ilvl="1" w:tentative="1">
+      <w:start w:val="1"/>
+      <w:numFmt w:val="bullet"/>
+      <w:lvlText w:val="o"/>
+      <w:lvlJc w:val="left"/>
+      <w:pPr>
+        <w:tabs>
+          <w:tab w:val="num" w:pos="1440"/>
+        </w:tabs>
+        <w:ind w:left="1440" w:hanging="360"/>
+      </w:pPr>
+      <w:rPr>
+        <w:rFonts w:ascii="Courier New" w:hAnsi="Courier New" w:hint="default"/>
+        <w:sz w:val="20"/>
+      </w:rPr>
+    </w:lvl>
+    <w:lvl w:ilvl="2" w:tentative="1">
+      <w:start w:val="1"/>
+      <w:numFmt w:val="bullet"/>
+      <w:lvlText w:val=""/>
+      <w:lvlJc w:val="left"/>
+      <w:pPr>
+        <w:tabs>
+          <w:tab w:val="num" w:pos="2160"/>
+        </w:tabs>
+        <w:ind w:left="2160" w:hanging="360"/>
+      </w:pPr>
+      <w:rPr>
+        <w:rFonts w:ascii="Wingdings" w:hAnsi="Wingdings" w:hint="default"/>
+        <w:sz w:val="20"/>
+      </w:rPr>
+    </w:lvl>
+    <w:lvl w:ilvl="3" w:tentative="1">
+      <w:start w:val="1"/>
+      <w:numFmt w:val="bullet"/>
+      <w:lvlText w:val=""/>
+      <w:lvlJc w:val="left"/>
+      <w:pPr>
+        <w:tabs>
+          <w:tab w:val="num" w:pos="2880"/>
+        </w:tabs>
+        <w:ind w:left="2880" w:hanging="360"/>
+      </w:pPr>
+      <w:rPr>
+        <w:rFonts w:ascii="Wingdings" w:hAnsi="Wingdings" w:hint="default"/>
+        <w:sz w:val="20"/>
+      </w:rPr>
+    </w:lvl>
+    <w:lvl w:ilvl="4" w:tentative="1">
+      <w:start w:val="1"/>
+      <w:numFmt w:val="bullet"/>
+      <w:lvlText w:val=""/>
+      <w:lvlJc w:val="left"/>
+      <w:pPr>
+        <w:tabs>
+          <w:tab w:val="num" w:pos="3600"/>
+        </w:tabs>
+        <w:ind w:left="3600" w:hanging="360"/>
+      </w:pPr>
+      <w:rPr>
+        <w:rFonts w:ascii="Wingdings" w:hAnsi="Wingdings" w:hint="default"/>
+        <w:sz w:val="20"/>
+      </w:rPr>
+    </w:lvl>
+    <w:lvl w:ilvl="5" w:tentative="1">
+      <w:start w:val="1"/>
+      <w:numFmt w:val="bullet"/>
+      <w:lvlText w:val=""/>
+      <w:lvlJc w:val="left"/>
+      <w:pPr>
+        <w:tabs>
+          <w:tab w:val="num" w:pos="4320"/>
+        </w:tabs>
+        <w:ind w:left="4320" w:hanging="360"/>
+      </w:pPr>
+      <w:rPr>
+        <w:rFonts w:ascii="Wingdings" w:hAnsi="Wingdings" w:hint="default"/>
+        <w:sz w:val="20"/>
+      </w:rPr>
+    </w:lvl>
+    <w:lvl w:ilvl="6" w:tentative="1">
+      <w:start w:val="1"/>
+      <w:numFmt w:val="bullet"/>
+      <w:lvlText w:val=""/>
+      <w:lvlJc w:val="left"/>
+      <w:pPr>
+        <w:tabs>
+          <w:tab w:val="num" w:pos="5040"/>
+        </w:tabs>
+        <w:ind w:left="5040" w:hanging="360"/>
+      </w:pPr>
+      <w:rPr>
+        <w:rFonts w:ascii="Wingdings" w:hAnsi="Wingdings" w:hint="default"/>
+        <w:sz w:val="20"/>
+      </w:rPr>
+    </w:lvl>
+    <w:lvl w:ilvl="7" w:tentative="1">
+      <w:start w:val="1"/>
+      <w:numFmt w:val="bullet"/>
+      <w:lvlText w:val=""/>
+      <w:lvlJc w:val="left"/>
+      <w:pPr>
+        <w:tabs>
+          <w:tab w:val="num" w:pos="5760"/>
+        </w:tabs>
+        <w:ind w:left="5760" w:hanging="360"/>
+      </w:pPr>
+      <w:rPr>
+        <w:rFonts w:ascii="Wingdings" w:hAnsi="Wingdings" w:hint="default"/>
+        <w:sz w:val="20"/>
+      </w:rPr>
+    </w:lvl>
+    <w:lvl w:ilvl="8" w:tentative="1">
+      <w:start w:val="1"/>
+      <w:numFmt w:val="bullet"/>
+      <w:lvlText w:val=""/>
+      <w:lvlJc w:val="left"/>
+      <w:pPr>
+        <w:tabs>
+          <w:tab w:val="num" w:pos="6480"/>
+        </w:tabs>
+        <w:ind w:left="6480" w:hanging="360"/>
+      </w:pPr>
+      <w:rPr>
+        <w:rFonts w:ascii="Wingdings" w:hAnsi="Wingdings" w:hint="default"/>
+        <w:sz w:val="20"/>
+      </w:rPr>
+    </w:lvl>
+  </w:abstractNum>
+  <w:abstractNum w:abstractNumId="20" w15:restartNumberingAfterBreak="0">
     <w:nsid w:val="54B32092"/>
     <w:multiLevelType w:val="hybridMultilevel"/>
     <w:tmpl w:val="97A4118C"/>
@@ -8797,7 +13186,7 @@
       </w:rPr>
     </w:lvl>
   </w:abstractNum>
-  <w:abstractNum w:abstractNumId="20" w15:restartNumberingAfterBreak="0">
+  <w:abstractNum w:abstractNumId="21" w15:restartNumberingAfterBreak="0">
     <w:nsid w:val="56AE0EF0"/>
     <w:multiLevelType w:val="hybridMultilevel"/>
     <w:tmpl w:val="7286F308"/>
@@ -8910,7 +13299,7 @@
       </w:rPr>
     </w:lvl>
   </w:abstractNum>
-  <w:abstractNum w:abstractNumId="21" w15:restartNumberingAfterBreak="0">
+  <w:abstractNum w:abstractNumId="22" w15:restartNumberingAfterBreak="0">
     <w:nsid w:val="56B06F7D"/>
     <w:multiLevelType w:val="multilevel"/>
     <w:tmpl w:val="D1B22FAC"/>
@@ -9023,7 +13412,7 @@
       </w:pPr>
     </w:lvl>
   </w:abstractNum>
-  <w:abstractNum w:abstractNumId="22" w15:restartNumberingAfterBreak="0">
+  <w:abstractNum w:abstractNumId="23" w15:restartNumberingAfterBreak="0">
     <w:nsid w:val="5B53498A"/>
     <w:multiLevelType w:val="hybridMultilevel"/>
     <w:tmpl w:val="F20C3EDE"/>
@@ -9136,7 +13525,7 @@
       </w:rPr>
     </w:lvl>
   </w:abstractNum>
-  <w:abstractNum w:abstractNumId="23" w15:restartNumberingAfterBreak="0">
+  <w:abstractNum w:abstractNumId="24" w15:restartNumberingAfterBreak="0">
     <w:nsid w:val="611120C7"/>
     <w:multiLevelType w:val="hybridMultilevel"/>
     <w:tmpl w:val="08DC53B0"/>
@@ -9249,7 +13638,7 @@
       </w:rPr>
     </w:lvl>
   </w:abstractNum>
-  <w:abstractNum w:abstractNumId="24" w15:restartNumberingAfterBreak="0">
+  <w:abstractNum w:abstractNumId="25" w15:restartNumberingAfterBreak="0">
     <w:nsid w:val="61C75E9A"/>
     <w:multiLevelType w:val="hybridMultilevel"/>
     <w:tmpl w:val="23AAB8EA"/>
@@ -9338,7 +13727,7 @@
       </w:pPr>
     </w:lvl>
   </w:abstractNum>
-  <w:abstractNum w:abstractNumId="25" w15:restartNumberingAfterBreak="0">
+  <w:abstractNum w:abstractNumId="26" w15:restartNumberingAfterBreak="0">
     <w:nsid w:val="62150AE6"/>
     <w:multiLevelType w:val="hybridMultilevel"/>
     <w:tmpl w:val="7F1E45FE"/>
@@ -9451,7 +13840,124 @@
       </w:rPr>
     </w:lvl>
   </w:abstractNum>
-  <w:abstractNum w:abstractNumId="26" w15:restartNumberingAfterBreak="0">
+  <w:abstractNum w:abstractNumId="27" w15:restartNumberingAfterBreak="0">
+    <w:nsid w:val="62970E74"/>
+    <w:multiLevelType w:val="multilevel"/>
+    <w:tmpl w:val="586A355E"/>
+    <w:lvl w:ilvl="0">
+      <w:start w:val="1"/>
+      <w:numFmt w:val="decimal"/>
+      <w:lvlText w:val="%1."/>
+      <w:lvlJc w:val="left"/>
+      <w:pPr>
+        <w:tabs>
+          <w:tab w:val="num" w:pos="720"/>
+        </w:tabs>
+        <w:ind w:left="720" w:hanging="360"/>
+      </w:pPr>
+    </w:lvl>
+    <w:lvl w:ilvl="1">
+      <w:start w:val="1"/>
+      <w:numFmt w:val="bullet"/>
+      <w:lvlText w:val="o"/>
+      <w:lvlJc w:val="left"/>
+      <w:pPr>
+        <w:tabs>
+          <w:tab w:val="num" w:pos="1440"/>
+        </w:tabs>
+        <w:ind w:left="1440" w:hanging="360"/>
+      </w:pPr>
+      <w:rPr>
+        <w:rFonts w:ascii="Courier New" w:hAnsi="Courier New" w:hint="default"/>
+        <w:sz w:val="20"/>
+      </w:rPr>
+    </w:lvl>
+    <w:lvl w:ilvl="2" w:tentative="1">
+      <w:start w:val="1"/>
+      <w:numFmt w:val="decimal"/>
+      <w:lvlText w:val="%3."/>
+      <w:lvlJc w:val="left"/>
+      <w:pPr>
+        <w:tabs>
+          <w:tab w:val="num" w:pos="2160"/>
+        </w:tabs>
+        <w:ind w:left="2160" w:hanging="360"/>
+      </w:pPr>
+    </w:lvl>
+    <w:lvl w:ilvl="3" w:tentative="1">
+      <w:start w:val="1"/>
+      <w:numFmt w:val="decimal"/>
+      <w:lvlText w:val="%4."/>
+      <w:lvlJc w:val="left"/>
+      <w:pPr>
+        <w:tabs>
+          <w:tab w:val="num" w:pos="2880"/>
+        </w:tabs>
+        <w:ind w:left="2880" w:hanging="360"/>
+      </w:pPr>
+    </w:lvl>
+    <w:lvl w:ilvl="4" w:tentative="1">
+      <w:start w:val="1"/>
+      <w:numFmt w:val="decimal"/>
+      <w:lvlText w:val="%5."/>
+      <w:lvlJc w:val="left"/>
+      <w:pPr>
+        <w:tabs>
+          <w:tab w:val="num" w:pos="3600"/>
+        </w:tabs>
+        <w:ind w:left="3600" w:hanging="360"/>
+      </w:pPr>
+    </w:lvl>
+    <w:lvl w:ilvl="5" w:tentative="1">
+      <w:start w:val="1"/>
+      <w:numFmt w:val="decimal"/>
+      <w:lvlText w:val="%6."/>
+      <w:lvlJc w:val="left"/>
+      <w:pPr>
+        <w:tabs>
+          <w:tab w:val="num" w:pos="4320"/>
+        </w:tabs>
+        <w:ind w:left="4320" w:hanging="360"/>
+      </w:pPr>
+    </w:lvl>
+    <w:lvl w:ilvl="6" w:tentative="1">
+      <w:start w:val="1"/>
+      <w:numFmt w:val="decimal"/>
+      <w:lvlText w:val="%7."/>
+      <w:lvlJc w:val="left"/>
+      <w:pPr>
+        <w:tabs>
+          <w:tab w:val="num" w:pos="5040"/>
+        </w:tabs>
+        <w:ind w:left="5040" w:hanging="360"/>
+      </w:pPr>
+    </w:lvl>
+    <w:lvl w:ilvl="7" w:tentative="1">
+      <w:start w:val="1"/>
+      <w:numFmt w:val="decimal"/>
+      <w:lvlText w:val="%8."/>
+      <w:lvlJc w:val="left"/>
+      <w:pPr>
+        <w:tabs>
+          <w:tab w:val="num" w:pos="5760"/>
+        </w:tabs>
+        <w:ind w:left="5760" w:hanging="360"/>
+      </w:pPr>
+    </w:lvl>
+    <w:lvl w:ilvl="8" w:tentative="1">
+      <w:start w:val="1"/>
+      <w:numFmt w:val="decimal"/>
+      <w:lvlText w:val="%9."/>
+      <w:lvlJc w:val="left"/>
+      <w:pPr>
+        <w:tabs>
+          <w:tab w:val="num" w:pos="6480"/>
+        </w:tabs>
+        <w:ind w:left="6480" w:hanging="360"/>
+      </w:pPr>
+    </w:lvl>
+  </w:abstractNum>
+  <w:abstractNum w:abstractNumId="28" w15:restartNumberingAfterBreak="0">
     <w:nsid w:val="6311444E"/>
     <w:multiLevelType w:val="hybridMultilevel"/>
     <w:tmpl w:val="4C98C500"/>
@@ -9540,7 +14046,7 @@
       </w:pPr>
     </w:lvl>
   </w:abstractNum>
-  <w:abstractNum w:abstractNumId="27" w15:restartNumberingAfterBreak="0">
+  <w:abstractNum w:abstractNumId="29" w15:restartNumberingAfterBreak="0">
     <w:nsid w:val="650950A4"/>
     <w:multiLevelType w:val="hybridMultilevel"/>
     <w:tmpl w:val="B896F754"/>
@@ -9629,7 +14135,7 @@
       </w:pPr>
     </w:lvl>
   </w:abstractNum>
-  <w:abstractNum w:abstractNumId="28" w15:restartNumberingAfterBreak="0">
+  <w:abstractNum w:abstractNumId="30" w15:restartNumberingAfterBreak="0">
     <w:nsid w:val="6CF00509"/>
     <w:multiLevelType w:val="hybridMultilevel"/>
     <w:tmpl w:val="A43053D2"/>
@@ -9742,7 +14248,7 @@
       </w:rPr>
     </w:lvl>
   </w:abstractNum>
-  <w:abstractNum w:abstractNumId="29" w15:restartNumberingAfterBreak="0">
+  <w:abstractNum w:abstractNumId="31" w15:restartNumberingAfterBreak="0">
     <w:nsid w:val="6FF84832"/>
     <w:multiLevelType w:val="multilevel"/>
     <w:tmpl w:val="AE2AFD3C"/>
@@ -9855,7 +14361,7 @@
       </w:pPr>
     </w:lvl>
   </w:abstractNum>
-  <w:abstractNum w:abstractNumId="30" w15:restartNumberingAfterBreak="0">
+  <w:abstractNum w:abstractNumId="32" w15:restartNumberingAfterBreak="0">
     <w:nsid w:val="73AD0958"/>
     <w:multiLevelType w:val="hybridMultilevel"/>
     <w:tmpl w:val="5E94E8EA"/>
@@ -9968,7 +14474,7 @@
       </w:rPr>
     </w:lvl>
   </w:abstractNum>
-  <w:abstractNum w:abstractNumId="31" w15:restartNumberingAfterBreak="0">
+  <w:abstractNum w:abstractNumId="33" w15:restartNumberingAfterBreak="0">
     <w:nsid w:val="741F2AB0"/>
     <w:multiLevelType w:val="hybridMultilevel"/>
     <w:tmpl w:val="9FF62AFC"/>
@@ -10081,7 +14587,7 @@
       </w:rPr>
     </w:lvl>
   </w:abstractNum>
-  <w:abstractNum w:abstractNumId="32" w15:restartNumberingAfterBreak="0">
+  <w:abstractNum w:abstractNumId="34" w15:restartNumberingAfterBreak="0">
     <w:nsid w:val="79631A6B"/>
     <w:multiLevelType w:val="hybridMultilevel"/>
     <w:tmpl w:val="F2B6CBC2"/>
@@ -10170,7 +14676,7 @@
       </w:pPr>
     </w:lvl>
   </w:abstractNum>
-  <w:abstractNum w:abstractNumId="33" w15:restartNumberingAfterBreak="0">
+  <w:abstractNum w:abstractNumId="35" w15:restartNumberingAfterBreak="0">
     <w:nsid w:val="79B032A7"/>
     <w:multiLevelType w:val="multilevel"/>
     <w:tmpl w:val="DA268EFE"/>
@@ -10293,7 +14799,7 @@
     <w:abstractNumId w:val="14"/>
   </w:num>
   <w:num w:numId="4" w16cid:durableId="1793160666">
-    <w:abstractNumId w:val="29"/>
+    <w:abstractNumId w:val="31"/>
   </w:num>
   <w:num w:numId="5" w16cid:durableId="1096368889">
     <w:abstractNumId w:val="16"/>
@@ -10302,13 +14808,13 @@
     <w:abstractNumId w:val="15"/>
   </w:num>
   <w:num w:numId="7" w16cid:durableId="542134041">
-    <w:abstractNumId w:val="24"/>
+    <w:abstractNumId w:val="25"/>
   </w:num>
   <w:num w:numId="8" w16cid:durableId="1481845823">
     <w:abstractNumId w:val="0"/>
   </w:num>
   <w:num w:numId="9" w16cid:durableId="1644385101">
-    <w:abstractNumId w:val="26"/>
+    <w:abstractNumId w:val="28"/>
   </w:num>
   <w:num w:numId="10" w16cid:durableId="304239447">
     <w:abstractNumId w:val="5"/>
@@ -10320,7 +14826,7 @@
     <w:abstractNumId w:val="1"/>
   </w:num>
   <w:num w:numId="13" w16cid:durableId="931472924">
-    <w:abstractNumId w:val="27"/>
+    <w:abstractNumId w:val="29"/>
   </w:num>
   <w:num w:numId="14" w16cid:durableId="649946659">
     <w:abstractNumId w:val="8"/>
@@ -10329,7 +14835,7 @@
     <w:abstractNumId w:val="6"/>
   </w:num>
   <w:num w:numId="16" w16cid:durableId="835808903">
-    <w:abstractNumId w:val="30"/>
+    <w:abstractNumId w:val="32"/>
   </w:num>
   <w:num w:numId="17" w16cid:durableId="233858902">
     <w:abstractNumId w:val="4"/>
@@ -10344,34 +14850,34 @@
     <w:abstractNumId w:val="13"/>
   </w:num>
   <w:num w:numId="21" w16cid:durableId="1846822641">
-    <w:abstractNumId w:val="19"/>
+    <w:abstractNumId w:val="20"/>
   </w:num>
   <w:num w:numId="22" w16cid:durableId="1736049930">
     <w:abstractNumId w:val="11"/>
   </w:num>
   <w:num w:numId="23" w16cid:durableId="380403138">
-    <w:abstractNumId w:val="23"/>
+    <w:abstractNumId w:val="24"/>
   </w:num>
   <w:num w:numId="24" w16cid:durableId="1169632846">
     <w:abstractNumId w:val="11"/>
   </w:num>
   <w:num w:numId="25" w16cid:durableId="1984851110">
-    <w:abstractNumId w:val="31"/>
+    <w:abstractNumId w:val="33"/>
   </w:num>
   <w:num w:numId="26" w16cid:durableId="698435670">
-    <w:abstractNumId w:val="20"/>
+    <w:abstractNumId w:val="21"/>
   </w:num>
   <w:num w:numId="27" w16cid:durableId="1139810176">
     <w:abstractNumId w:val="12"/>
   </w:num>
   <w:num w:numId="28" w16cid:durableId="1059983493">
-    <w:abstractNumId w:val="25"/>
+    <w:abstractNumId w:val="26"/>
   </w:num>
   <w:num w:numId="29" w16cid:durableId="1028139657">
-    <w:abstractNumId w:val="22"/>
+    <w:abstractNumId w:val="23"/>
   </w:num>
   <w:num w:numId="30" w16cid:durableId="820001833">
-    <w:abstractNumId w:val="32"/>
+    <w:abstractNumId w:val="34"/>
   </w:num>
   <w:num w:numId="31" w16cid:durableId="537354250">
     <w:abstractNumId w:val="2"/>
@@ -10380,19 +14886,25 @@
     <w:abstractNumId w:val="18"/>
   </w:num>
   <w:num w:numId="33" w16cid:durableId="24448987">
-    <w:abstractNumId w:val="28"/>
+    <w:abstractNumId w:val="30"/>
   </w:num>
   <w:num w:numId="34" w16cid:durableId="1638804495">
-    <w:abstractNumId w:val="33"/>
+    <w:abstractNumId w:val="35"/>
   </w:num>
   <w:num w:numId="35" w16cid:durableId="64953927">
-    <w:abstractNumId w:val="21"/>
+    <w:abstractNumId w:val="22"/>
+  </w:num>
+  <w:num w:numId="36" w16cid:durableId="1594776523">
+    <w:abstractNumId w:val="27"/>
+  </w:num>
+  <w:num w:numId="37" w16cid:durableId="333268756">
+    <w:abstractNumId w:val="19"/>
   </w:num>
 </w:numbering>
 </file>
 
 <file path=word/styles.xml><?xml version="1.0" encoding="utf-8"?>
-<w:styles xmlns:mc="http://schemas.openxmlformats.org/markup-compatibility/2006" xmlns:r="http://schemas.openxmlformats.org/officeDocument/2006/relationships" xmlns:w="http://schemas.openxmlformats.org/wordprocessingml/2006/main" xmlns:w14="http://schemas.microsoft.com/office/word/2010/wordml" xmlns:w15="http://schemas.microsoft.com/office/word/2012/wordml" xmlns:w16cex="http://schemas.microsoft.com/office/word/2018/wordml/cex" xmlns:w16cid="http://schemas.microsoft.com/office/word/2016/wordml/cid" xmlns:w16="http://schemas.microsoft.com/office/word/2018/wordml" xmlns:w16sdtdh="http://schemas.microsoft.com/office/word/2020/wordml/sdtdatahash" xmlns:w16se="http://schemas.microsoft.com/office/word/2015/wordml/symex" mc:Ignorable="w14 w15 w16se w16cid w16 w16cex w16sdtdh">
+<w:styles xmlns:mc="http://schemas.openxmlformats.org/markup-compatibility/2006" xmlns:r="http://schemas.openxmlformats.org/officeDocument/2006/relationships" xmlns:w="http://schemas.openxmlformats.org/wordprocessingml/2006/main" xmlns:w14="http://schemas.microsoft.com/office/word/2010/wordml" xmlns:w15="http://schemas.microsoft.com/office/word/2012/wordml" xmlns:w16cex="http://schemas.microsoft.com/office/word/2018/wordml/cex" xmlns:w16cid="http://schemas.microsoft.com/office/word/2016/wordml/cid" xmlns:w16="http://schemas.microsoft.com/office/word/2018/wordml" xmlns:w16du="http://schemas.microsoft.com/office/word/2023/wordml/word16du" xmlns:w16sdtdh="http://schemas.microsoft.com/office/word/2020/wordml/sdtdatahash" xmlns:w16sdtfl="http://schemas.microsoft.com/office/word/2024/wordml/sdtformatlock" xmlns:w16se="http://schemas.microsoft.com/office/word/2015/wordml/symex" mc:Ignorable="w14 w15 w16se w16cid w16 w16cex w16sdtdh w16sdtfl w16du">
   <w:docDefaults>
     <w:rPrDefault>
       <w:rPr>
@@ -10798,7 +15310,7 @@
     <w:name w:val="heading 1"/>
     <w:basedOn w:val="Normal"/>
     <w:next w:val="Normal"/>
-    <w:link w:val="Ttulo1Carter"/>
+    <w:link w:val="Ttulo1Char"/>
     <w:uiPriority w:val="99"/>
     <w:qFormat/>
     <w:rsid w:val="00665A54"/>
@@ -10820,7 +15332,7 @@
     <w:name w:val="heading 2"/>
     <w:basedOn w:val="Normal"/>
     <w:next w:val="Normal"/>
-    <w:link w:val="Ttulo2Carter"/>
+    <w:link w:val="Ttulo2Char"/>
     <w:uiPriority w:val="99"/>
     <w:qFormat/>
     <w:rsid w:val="00665A54"/>
@@ -10837,7 +15349,7 @@
     <w:name w:val="heading 3"/>
     <w:basedOn w:val="Normal"/>
     <w:next w:val="Normal"/>
-    <w:link w:val="Ttulo3Carter"/>
+    <w:link w:val="Ttulo3Char"/>
     <w:uiPriority w:val="99"/>
     <w:qFormat/>
     <w:rsid w:val="00665A54"/>
@@ -10858,7 +15370,7 @@
     <w:name w:val="heading 4"/>
     <w:basedOn w:val="Normal"/>
     <w:next w:val="Normal"/>
-    <w:link w:val="Ttulo4Carter"/>
+    <w:link w:val="Ttulo4Char"/>
     <w:uiPriority w:val="99"/>
     <w:qFormat/>
     <w:rsid w:val="00665A54"/>
@@ -10874,11 +15386,30 @@
       <w:color w:val="FF0000"/>
     </w:rPr>
   </w:style>
+  <w:style w:type="paragraph" w:styleId="Ttulo5">
+    <w:name w:val="heading 5"/>
+    <w:basedOn w:val="Normal"/>
+    <w:next w:val="Normal"/>
+    <w:link w:val="Ttulo5Char"/>
+    <w:unhideWhenUsed/>
+    <w:qFormat/>
+    <w:rsid w:val="00CF0DD6"/>
+    <w:pPr>
+      <w:keepNext/>
+      <w:keepLines/>
+      <w:spacing w:before="40"/>
+      <w:outlineLvl w:val="4"/>
+    </w:pPr>
+    <w:rPr>
+      <w:rFonts w:asciiTheme="majorHAnsi" w:eastAsiaTheme="majorEastAsia" w:hAnsiTheme="majorHAnsi" w:cstheme="majorBidi"/>
+      <w:color w:val="365F91" w:themeColor="accent1" w:themeShade="BF"/>
+    </w:rPr>
+  </w:style>
   <w:style w:type="paragraph" w:styleId="Ttulo8">
     <w:name w:val="heading 8"/>
     <w:basedOn w:val="Normal"/>
     <w:next w:val="Normal"/>
-    <w:link w:val="Ttulo8Carter"/>
+    <w:link w:val="Ttulo8Char"/>
     <w:uiPriority w:val="99"/>
     <w:qFormat/>
     <w:rsid w:val="00665A54"/>
@@ -10894,10 +15425,9 @@
       <w:szCs w:val="20"/>
     </w:rPr>
   </w:style>
-  <w:style w:type="character" w:default="1" w:styleId="Tipodeletrapredefinidodopargrafo">
+  <w:style w:type="character" w:default="1" w:styleId="Fontepargpadro">
     <w:name w:val="Default Paragraph Font"/>
     <w:uiPriority w:val="1"/>
-    <w:semiHidden/>
     <w:unhideWhenUsed/>
   </w:style>
   <w:style w:type="table" w:default="1" w:styleId="Tabelanormal">
@@ -10921,9 +15451,9 @@
     <w:semiHidden/>
     <w:unhideWhenUsed/>
   </w:style>
-  <w:style w:type="character" w:customStyle="1" w:styleId="Ttulo1Carter">
-    <w:name w:val="Título 1 Caráter"/>
-    <w:basedOn w:val="Tipodeletrapredefinidodopargrafo"/>
+  <w:style w:type="character" w:customStyle="1" w:styleId="Ttulo1Char">
+    <w:name w:val="Título 1 Char"/>
+    <w:basedOn w:val="Fontepargpadro"/>
     <w:link w:val="Ttulo1"/>
     <w:uiPriority w:val="99"/>
     <w:locked/>
@@ -10936,9 +15466,9 @@
       <w:szCs w:val="32"/>
     </w:rPr>
   </w:style>
-  <w:style w:type="character" w:customStyle="1" w:styleId="Ttulo2Carter">
-    <w:name w:val="Título 2 Caráter"/>
-    <w:basedOn w:val="Tipodeletrapredefinidodopargrafo"/>
+  <w:style w:type="character" w:customStyle="1" w:styleId="Ttulo2Char">
+    <w:name w:val="Título 2 Char"/>
+    <w:basedOn w:val="Fontepargpadro"/>
     <w:link w:val="Ttulo2"/>
     <w:uiPriority w:val="99"/>
     <w:semiHidden/>
@@ -10954,9 +15484,9 @@
       <w:szCs w:val="28"/>
     </w:rPr>
   </w:style>
-  <w:style w:type="character" w:customStyle="1" w:styleId="Ttulo3Carter">
-    <w:name w:val="Título 3 Caráter"/>
-    <w:basedOn w:val="Tipodeletrapredefinidodopargrafo"/>
+  <w:style w:type="character" w:customStyle="1" w:styleId="Ttulo3Char">
+    <w:name w:val="Título 3 Char"/>
+    <w:basedOn w:val="Fontepargpadro"/>
     <w:link w:val="Ttulo3"/>
     <w:uiPriority w:val="99"/>
     <w:semiHidden/>
@@ -10970,9 +15500,9 @@
       <w:szCs w:val="26"/>
     </w:rPr>
   </w:style>
-  <w:style w:type="character" w:customStyle="1" w:styleId="Ttulo4Carter">
-    <w:name w:val="Título 4 Caráter"/>
-    <w:basedOn w:val="Tipodeletrapredefinidodopargrafo"/>
+  <w:style w:type="character" w:customStyle="1" w:styleId="Ttulo4Char">
+    <w:name w:val="Título 4 Char"/>
+    <w:basedOn w:val="Fontepargpadro"/>
     <w:link w:val="Ttulo4"/>
     <w:uiPriority w:val="99"/>
     <w:semiHidden/>
@@ -10986,9 +15516,9 @@
       <w:szCs w:val="28"/>
     </w:rPr>
   </w:style>
-  <w:style w:type="character" w:customStyle="1" w:styleId="Ttulo8Carter">
-    <w:name w:val="Título 8 Caráter"/>
-    <w:basedOn w:val="Tipodeletrapredefinidodopargrafo"/>
+  <w:style w:type="character" w:customStyle="1" w:styleId="Ttulo8Char">
+    <w:name w:val="Título 8 Char"/>
+    <w:basedOn w:val="Fontepargpadro"/>
     <w:link w:val="Ttulo8"/>
     <w:uiPriority w:val="99"/>
     <w:semiHidden/>
@@ -11002,9 +15532,9 @@
       <w:szCs w:val="24"/>
     </w:rPr>
   </w:style>
-  <w:style w:type="character" w:customStyle="1" w:styleId="CabealhoCarter">
-    <w:name w:val="Cabeçalho Caráter"/>
-    <w:basedOn w:val="Tipodeletrapredefinidodopargrafo"/>
+  <w:style w:type="character" w:customStyle="1" w:styleId="CabealhoChar">
+    <w:name w:val="Cabeçalho Char"/>
+    <w:basedOn w:val="Fontepargpadro"/>
     <w:link w:val="Cabealho"/>
     <w:locked/>
     <w:rsid w:val="00553E06"/>
@@ -11014,9 +15544,9 @@
       <w:szCs w:val="24"/>
     </w:rPr>
   </w:style>
-  <w:style w:type="character" w:customStyle="1" w:styleId="RodapCarter">
-    <w:name w:val="Rodapé Caráter"/>
-    <w:basedOn w:val="Tipodeletrapredefinidodopargrafo"/>
+  <w:style w:type="character" w:customStyle="1" w:styleId="RodapChar">
+    <w:name w:val="Rodapé Char"/>
+    <w:basedOn w:val="Fontepargpadro"/>
     <w:link w:val="Rodap"/>
     <w:uiPriority w:val="99"/>
     <w:semiHidden/>
@@ -11028,9 +15558,9 @@
       <w:szCs w:val="24"/>
     </w:rPr>
   </w:style>
-  <w:style w:type="character" w:customStyle="1" w:styleId="TextodenotaderodapCarter">
-    <w:name w:val="Texto de nota de rodapé Caráter"/>
-    <w:basedOn w:val="Tipodeletrapredefinidodopargrafo"/>
+  <w:style w:type="character" w:customStyle="1" w:styleId="TextodenotaderodapChar">
+    <w:name w:val="Texto de nota de rodapé Char"/>
+    <w:basedOn w:val="Fontepargpadro"/>
     <w:link w:val="Textodenotaderodap"/>
     <w:uiPriority w:val="99"/>
     <w:semiHidden/>
@@ -11044,7 +15574,7 @@
   </w:style>
   <w:style w:type="character" w:customStyle="1" w:styleId="RecuodecorpodetextoChar">
     <w:name w:val="Recuo de corpo de texto Char"/>
-    <w:basedOn w:val="Tipodeletrapredefinidodopargrafo"/>
+    <w:basedOn w:val="Fontepargpadro"/>
     <w:link w:val="Corpodetextorecuado"/>
     <w:uiPriority w:val="99"/>
     <w:semiHidden/>
@@ -11056,10 +15586,10 @@
       <w:szCs w:val="24"/>
     </w:rPr>
   </w:style>
-  <w:style w:type="character" w:customStyle="1" w:styleId="Avanodecorpodetexto2Carter">
-    <w:name w:val="Avanço de corpo de texto 2 Caráter"/>
-    <w:basedOn w:val="Tipodeletrapredefinidodopargrafo"/>
-    <w:link w:val="Avanodecorpodetexto2"/>
+  <w:style w:type="character" w:customStyle="1" w:styleId="Recuodecorpodetexto2Char">
+    <w:name w:val="Recuo de corpo de texto 2 Char"/>
+    <w:basedOn w:val="Fontepargpadro"/>
+    <w:link w:val="Recuodecorpodetexto2"/>
     <w:uiPriority w:val="99"/>
     <w:semiHidden/>
     <w:locked/>
@@ -11070,10 +15600,10 @@
       <w:szCs w:val="24"/>
     </w:rPr>
   </w:style>
-  <w:style w:type="character" w:customStyle="1" w:styleId="Avanodecorpodetexto3Carter">
-    <w:name w:val="Avanço de corpo de texto 3 Caráter"/>
-    <w:basedOn w:val="Tipodeletrapredefinidodopargrafo"/>
-    <w:link w:val="Avanodecorpodetexto3"/>
+  <w:style w:type="character" w:customStyle="1" w:styleId="Recuodecorpodetexto3Char">
+    <w:name w:val="Recuo de corpo de texto 3 Char"/>
+    <w:basedOn w:val="Fontepargpadro"/>
+    <w:link w:val="Recuodecorpodetexto3"/>
     <w:uiPriority w:val="99"/>
     <w:semiHidden/>
     <w:locked/>
@@ -11086,7 +15616,7 @@
   </w:style>
   <w:style w:type="character" w:styleId="Nmerodepgina">
     <w:name w:val="page number"/>
-    <w:basedOn w:val="Tipodeletrapredefinidodopargrafo"/>
+    <w:basedOn w:val="Fontepargpadro"/>
     <w:uiPriority w:val="99"/>
     <w:rsid w:val="00665A54"/>
     <w:rPr>
@@ -11095,7 +15625,7 @@
   </w:style>
   <w:style w:type="character" w:customStyle="1" w:styleId="CorpodetextoChar">
     <w:name w:val="Corpo de texto Char"/>
-    <w:basedOn w:val="Tipodeletrapredefinidodopargrafo"/>
+    <w:basedOn w:val="Fontepargpadro"/>
     <w:link w:val="Corpodotexto"/>
     <w:uiPriority w:val="99"/>
     <w:semiHidden/>
@@ -11109,7 +15639,7 @@
   </w:style>
   <w:style w:type="character" w:customStyle="1" w:styleId="LinkdaInternet">
     <w:name w:val="Link da Internet"/>
-    <w:basedOn w:val="Tipodeletrapredefinidodopargrafo"/>
+    <w:basedOn w:val="Fontepargpadro"/>
     <w:uiPriority w:val="99"/>
     <w:rsid w:val="00155A93"/>
     <w:rPr>
@@ -11120,7 +15650,7 @@
   </w:style>
   <w:style w:type="character" w:styleId="Forte">
     <w:name w:val="Strong"/>
-    <w:basedOn w:val="Tipodeletrapredefinidodopargrafo"/>
+    <w:basedOn w:val="Fontepargpadro"/>
     <w:uiPriority w:val="99"/>
     <w:qFormat/>
     <w:rsid w:val="00155A93"/>
@@ -11206,7 +15736,7 @@
   </w:style>
   <w:style w:type="character" w:customStyle="1" w:styleId="PWCCharMenuArrow">
     <w:name w:val="PWC_Char_MenuArrow"/>
-    <w:basedOn w:val="Tipodeletrapredefinidodopargrafo"/>
+    <w:basedOn w:val="Fontepargpadro"/>
     <w:uiPriority w:val="99"/>
     <w:rsid w:val="009F5F3D"/>
     <w:rPr>
@@ -11216,9 +15746,9 @@
       <w:lang w:val="pt-BR"/>
     </w:rPr>
   </w:style>
-  <w:style w:type="character" w:customStyle="1" w:styleId="TtuloCarter">
-    <w:name w:val="Título Caráter"/>
-    <w:basedOn w:val="Tipodeletrapredefinidodopargrafo"/>
+  <w:style w:type="character" w:customStyle="1" w:styleId="TtuloChar">
+    <w:name w:val="Título Char"/>
+    <w:basedOn w:val="Fontepargpadro"/>
     <w:link w:val="Ttulo"/>
     <w:uiPriority w:val="99"/>
     <w:locked/>
@@ -11231,9 +15761,9 @@
       <w:lang w:val="en-US" w:eastAsia="pt-BR" w:bidi="ar-SA"/>
     </w:rPr>
   </w:style>
-  <w:style w:type="character" w:customStyle="1" w:styleId="TextodebaloCarter">
-    <w:name w:val="Texto de balão Caráter"/>
-    <w:basedOn w:val="Tipodeletrapredefinidodopargrafo"/>
+  <w:style w:type="character" w:customStyle="1" w:styleId="TextodebaloChar">
+    <w:name w:val="Texto de balão Char"/>
+    <w:basedOn w:val="Fontepargpadro"/>
     <w:link w:val="Textodebalo"/>
     <w:uiPriority w:val="99"/>
     <w:locked/>
@@ -11266,9 +15796,9 @@
       <w:shd w:val="clear" w:color="auto" w:fill="FFFFFF"/>
     </w:rPr>
   </w:style>
-  <w:style w:type="character" w:customStyle="1" w:styleId="CitaoIntensaCarter">
-    <w:name w:val="Citação Intensa Caráter"/>
-    <w:basedOn w:val="Tipodeletrapredefinidodopargrafo"/>
+  <w:style w:type="character" w:customStyle="1" w:styleId="CitaoIntensaChar">
+    <w:name w:val="Citação Intensa Char"/>
+    <w:basedOn w:val="Fontepargpadro"/>
     <w:link w:val="CitaoIntensa"/>
     <w:uiPriority w:val="30"/>
     <w:rsid w:val="00B7268B"/>
@@ -11283,7 +15813,7 @@
   </w:style>
   <w:style w:type="character" w:styleId="nfaseIntensa">
     <w:name w:val="Intense Emphasis"/>
-    <w:basedOn w:val="Tipodeletrapredefinidodopargrafo"/>
+    <w:basedOn w:val="Fontepargpadro"/>
     <w:uiPriority w:val="21"/>
     <w:qFormat/>
     <w:rsid w:val="00952330"/>
@@ -11336,7 +15866,7 @@
     <w:name w:val="Title"/>
     <w:basedOn w:val="Normal"/>
     <w:next w:val="Corpodotexto"/>
-    <w:link w:val="TtuloCarter"/>
+    <w:link w:val="TtuloChar"/>
     <w:pPr>
       <w:keepNext/>
       <w:spacing w:before="240" w:after="120"/>
@@ -11390,7 +15920,7 @@
   <w:style w:type="paragraph" w:styleId="Cabealho">
     <w:name w:val="header"/>
     <w:basedOn w:val="Normal"/>
-    <w:link w:val="CabealhoCarter"/>
+    <w:link w:val="CabealhoChar"/>
     <w:rsid w:val="00665A54"/>
     <w:pPr>
       <w:tabs>
@@ -11402,7 +15932,7 @@
   <w:style w:type="paragraph" w:styleId="Rodap">
     <w:name w:val="footer"/>
     <w:basedOn w:val="Normal"/>
-    <w:link w:val="RodapCarter"/>
+    <w:link w:val="RodapChar"/>
     <w:uiPriority w:val="99"/>
     <w:rsid w:val="00665A54"/>
     <w:pPr>
@@ -11415,7 +15945,7 @@
   <w:style w:type="paragraph" w:styleId="Textodenotaderodap">
     <w:name w:val="footnote text"/>
     <w:basedOn w:val="Normal"/>
-    <w:link w:val="TextodenotaderodapCarter"/>
+    <w:link w:val="TextodenotaderodapChar"/>
     <w:uiPriority w:val="99"/>
     <w:semiHidden/>
     <w:rsid w:val="00665A54"/>
@@ -11425,7 +15955,7 @@
       <w:szCs w:val="20"/>
     </w:rPr>
   </w:style>
-  <w:style w:type="paragraph" w:styleId="Listadecont2">
+  <w:style w:type="paragraph" w:styleId="Listadecontinuao2">
     <w:name w:val="List Continue 2"/>
     <w:uiPriority w:val="99"/>
     <w:rsid w:val="00665A54"/>
@@ -11442,7 +15972,7 @@
       <w:lang w:eastAsia="en-US"/>
     </w:rPr>
   </w:style>
-  <w:style w:type="paragraph" w:styleId="Listadecont">
+  <w:style w:type="paragraph" w:styleId="Listadecontinuao">
     <w:name w:val="List Continue"/>
     <w:basedOn w:val="Normal"/>
     <w:uiPriority w:val="99"/>
@@ -11467,10 +15997,10 @@
       <w:sz w:val="20"/>
     </w:rPr>
   </w:style>
-  <w:style w:type="paragraph" w:styleId="Avanodecorpodetexto2">
+  <w:style w:type="paragraph" w:styleId="Recuodecorpodetexto2">
     <w:name w:val="Body Text Indent 2"/>
     <w:basedOn w:val="Normal"/>
-    <w:link w:val="Avanodecorpodetexto2Carter"/>
+    <w:link w:val="Recuodecorpodetexto2Char"/>
     <w:uiPriority w:val="99"/>
     <w:rsid w:val="00665A54"/>
     <w:pPr>
@@ -11481,10 +16011,10 @@
       <w:sz w:val="20"/>
     </w:rPr>
   </w:style>
-  <w:style w:type="paragraph" w:styleId="Avanodecorpodetexto3">
+  <w:style w:type="paragraph" w:styleId="Recuodecorpodetexto3">
     <w:name w:val="Body Text Indent 3"/>
     <w:basedOn w:val="Normal"/>
-    <w:link w:val="Avanodecorpodetexto3Carter"/>
+    <w:link w:val="Recuodecorpodetexto3Char"/>
     <w:uiPriority w:val="99"/>
     <w:rsid w:val="00665A54"/>
     <w:pPr>
@@ -11551,7 +16081,7 @@
   <w:style w:type="paragraph" w:styleId="Textodebalo">
     <w:name w:val="Balloon Text"/>
     <w:basedOn w:val="Normal"/>
-    <w:link w:val="TextodebaloCarter"/>
+    <w:link w:val="TextodebaloChar"/>
     <w:uiPriority w:val="99"/>
     <w:rsid w:val="00137D63"/>
     <w:rPr>
@@ -11564,7 +16094,7 @@
     <w:name w:val="Intense Quote"/>
     <w:basedOn w:val="Normal"/>
     <w:next w:val="Normal"/>
-    <w:link w:val="CitaoIntensaCarter"/>
+    <w:link w:val="CitaoIntensaChar"/>
     <w:uiPriority w:val="30"/>
     <w:qFormat/>
     <w:rsid w:val="00B7268B"/>
@@ -11595,7 +16125,7 @@
     <w:name w:val="Título de tabela"/>
     <w:basedOn w:val="Contedodatabela"/>
   </w:style>
-  <w:style w:type="table" w:styleId="TabelacomGrelha">
+  <w:style w:type="table" w:styleId="Tabelacomgrade">
     <w:name w:val="Table Grid"/>
     <w:basedOn w:val="Tabelanormal"/>
     <w:uiPriority w:val="99"/>
@@ -11617,7 +16147,7 @@
   <w:style w:type="paragraph" w:styleId="Corpodetexto">
     <w:name w:val="Body Text"/>
     <w:basedOn w:val="Normal"/>
-    <w:link w:val="CorpodetextoCarter"/>
+    <w:link w:val="CorpodetextoChar1"/>
     <w:uiPriority w:val="99"/>
     <w:semiHidden/>
     <w:unhideWhenUsed/>
@@ -11627,15 +16157,41 @@
       <w:spacing w:after="120"/>
     </w:pPr>
   </w:style>
-  <w:style w:type="character" w:customStyle="1" w:styleId="CorpodetextoCarter">
-    <w:name w:val="Corpo de texto Caráter"/>
-    <w:basedOn w:val="Tipodeletrapredefinidodopargrafo"/>
+  <w:style w:type="character" w:customStyle="1" w:styleId="CorpodetextoChar1">
+    <w:name w:val="Corpo de texto Char1"/>
+    <w:basedOn w:val="Fontepargpadro"/>
     <w:link w:val="Corpodetexto"/>
     <w:uiPriority w:val="99"/>
     <w:semiHidden/>
     <w:rsid w:val="00CE4EE7"/>
     <w:rPr>
       <w:rFonts w:ascii="Arial" w:hAnsi="Arial" w:cs="Arial"/>
+      <w:sz w:val="24"/>
+      <w:szCs w:val="24"/>
+    </w:rPr>
+  </w:style>
+  <w:style w:type="paragraph" w:styleId="SemEspaamento">
+    <w:name w:val="No Spacing"/>
+    <w:uiPriority w:val="1"/>
+    <w:qFormat/>
+    <w:rsid w:val="00DC5B7B"/>
+    <w:pPr>
+      <w:suppressAutoHyphens/>
+    </w:pPr>
+    <w:rPr>
+      <w:rFonts w:ascii="Arial" w:hAnsi="Arial" w:cs="Arial"/>
+      <w:sz w:val="24"/>
+      <w:szCs w:val="24"/>
+    </w:rPr>
+  </w:style>
+  <w:style w:type="character" w:customStyle="1" w:styleId="Ttulo5Char">
+    <w:name w:val="Título 5 Char"/>
+    <w:basedOn w:val="Fontepargpadro"/>
+    <w:link w:val="Ttulo5"/>
+    <w:rsid w:val="00CF0DD6"/>
+    <w:rPr>
+      <w:rFonts w:asciiTheme="majorHAnsi" w:eastAsiaTheme="majorEastAsia" w:hAnsiTheme="majorHAnsi" w:cstheme="majorBidi"/>
+      <w:color w:val="365F91" w:themeColor="accent1" w:themeShade="BF"/>
       <w:sz w:val="24"/>
       <w:szCs w:val="24"/>
     </w:rPr>
